--- a/큐비즘_전시_견학_보고서.docx
+++ b/큐비즘_전시_견학_보고서.docx
@@ -190,6 +190,61 @@
     </w:p>
     <w:p>
       <w:pPr>
+        <w:spacing w:before="120" w:after="40"/>
+        <w:jc w:val="center"/>
+      </w:pPr>
+      <w:r>
+        <w:drawing>
+          <wp:inline xmlns:a="http://schemas.openxmlformats.org/drawingml/2006/main" xmlns:pic="http://schemas.openxmlformats.org/drawingml/2006/picture">
+            <wp:extent cx="2880000" cy="3840000"/>
+            <wp:docPr id="1" name="Picture 1"/>
+            <wp:cNvGraphicFramePr>
+              <a:graphicFrameLocks noChangeAspect="1"/>
+            </wp:cNvGraphicFramePr>
+            <a:graphic>
+              <a:graphicData uri="http://schemas.openxmlformats.org/drawingml/2006/picture">
+                <pic:pic>
+                  <pic:nvPicPr>
+                    <pic:cNvPr id="0" name="fig01_apollinaire.jpg"/>
+                    <pic:cNvPicPr/>
+                  </pic:nvPicPr>
+                  <pic:blipFill>
+                    <a:blip r:embed="rId9"/>
+                    <a:stretch>
+                      <a:fillRect/>
+                    </a:stretch>
+                  </pic:blipFill>
+                  <pic:spPr>
+                    <a:xfrm>
+                      <a:off x="0" y="0"/>
+                      <a:ext cx="2880000" cy="3840000"/>
+                    </a:xfrm>
+                    <a:prstGeom prst="rect"/>
+                  </pic:spPr>
+                </pic:pic>
+              </a:graphicData>
+            </a:graphic>
+          </wp:inline>
+        </w:drawing>
+      </w:r>
+    </w:p>
+    <w:p>
+      <w:pPr>
+        <w:spacing w:after="160"/>
+        <w:jc w:val="center"/>
+      </w:pPr>
+      <w:r>
+        <w:rPr>
+          <w:rFonts w:ascii="맑은 고딕" w:hAnsi="맑은 고딕" w:eastAsia="맑은 고딕"/>
+          <w:i/>
+          <w:color w:val="666666"/>
+          <w:sz w:val="18"/>
+        </w:rPr>
+        <w:t>[사진 1] 전시 도입부 텍스트 월 ― 아폴리네르의 큐비즘 정의</w:t>
+      </w:r>
+    </w:p>
+    <w:p>
+      <w:pPr>
         <w:spacing w:after="80"/>
       </w:pPr>
       <w:r>
@@ -229,6 +284,61 @@
     </w:p>
     <w:p>
       <w:pPr>
+        <w:spacing w:before="120" w:after="40"/>
+        <w:jc w:val="center"/>
+      </w:pPr>
+      <w:r>
+        <w:drawing>
+          <wp:inline xmlns:a="http://schemas.openxmlformats.org/drawingml/2006/main" xmlns:pic="http://schemas.openxmlformats.org/drawingml/2006/picture">
+            <wp:extent cx="2880000" cy="3840000"/>
+            <wp:docPr id="2" name="Picture 2"/>
+            <wp:cNvGraphicFramePr>
+              <a:graphicFrameLocks noChangeAspect="1"/>
+            </wp:cNvGraphicFramePr>
+            <a:graphic>
+              <a:graphicData uri="http://schemas.openxmlformats.org/drawingml/2006/picture">
+                <pic:pic>
+                  <pic:nvPicPr>
+                    <pic:cNvPr id="0" name="fig02_picasso_bust.jpg"/>
+                    <pic:cNvPicPr/>
+                  </pic:nvPicPr>
+                  <pic:blipFill>
+                    <a:blip r:embed="rId10"/>
+                    <a:stretch>
+                      <a:fillRect/>
+                    </a:stretch>
+                  </pic:blipFill>
+                  <pic:spPr>
+                    <a:xfrm>
+                      <a:off x="0" y="0"/>
+                      <a:ext cx="2880000" cy="3840000"/>
+                    </a:xfrm>
+                    <a:prstGeom prst="rect"/>
+                  </pic:spPr>
+                </pic:pic>
+              </a:graphicData>
+            </a:graphic>
+          </wp:inline>
+        </w:drawing>
+      </w:r>
+    </w:p>
+    <w:p>
+      <w:pPr>
+        <w:spacing w:after="160"/>
+        <w:jc w:val="center"/>
+      </w:pPr>
+      <w:r>
+        <w:rPr>
+          <w:rFonts w:ascii="맑은 고딕" w:hAnsi="맑은 고딕" w:eastAsia="맑은 고딕"/>
+          <w:i/>
+          <w:color w:val="666666"/>
+          <w:sz w:val="18"/>
+        </w:rPr>
+        <w:t>[사진 2] 파블로 피카소 〈여인의 두상(Bust of a Woman)〉, 1907</w:t>
+      </w:r>
+    </w:p>
+    <w:p>
+      <w:pPr>
         <w:pStyle w:val="ListBullet"/>
         <w:spacing w:after="80"/>
       </w:pPr>
@@ -238,6 +348,281 @@
           <w:sz w:val="21"/>
         </w:rPr>
         <w:t>분석적 큐비즘 ― 회색·갈색 톤의 다면 분할 회화: 대상을 여러 시점에서 잘게 쪼개 화면에 재배열. 형태가 거의 추상에 가깝게 분해됨.</w:t>
+      </w:r>
+    </w:p>
+    <w:p>
+      <w:pPr>
+        <w:spacing w:before="120" w:after="40"/>
+        <w:jc w:val="center"/>
+      </w:pPr>
+      <w:r>
+        <w:drawing>
+          <wp:inline xmlns:a="http://schemas.openxmlformats.org/drawingml/2006/main" xmlns:pic="http://schemas.openxmlformats.org/drawingml/2006/picture">
+            <wp:extent cx="2880000" cy="3840000"/>
+            <wp:docPr id="3" name="Picture 3"/>
+            <wp:cNvGraphicFramePr>
+              <a:graphicFrameLocks noChangeAspect="1"/>
+            </wp:cNvGraphicFramePr>
+            <a:graphic>
+              <a:graphicData uri="http://schemas.openxmlformats.org/drawingml/2006/picture">
+                <pic:pic>
+                  <pic:nvPicPr>
+                    <pic:cNvPr id="0" name="fig03_head_of_woman.jpg"/>
+                    <pic:cNvPicPr/>
+                  </pic:nvPicPr>
+                  <pic:blipFill>
+                    <a:blip r:embed="rId11"/>
+                    <a:stretch>
+                      <a:fillRect/>
+                    </a:stretch>
+                  </pic:blipFill>
+                  <pic:spPr>
+                    <a:xfrm>
+                      <a:off x="0" y="0"/>
+                      <a:ext cx="2880000" cy="3840000"/>
+                    </a:xfrm>
+                    <a:prstGeom prst="rect"/>
+                  </pic:spPr>
+                </pic:pic>
+              </a:graphicData>
+            </a:graphic>
+          </wp:inline>
+        </w:drawing>
+      </w:r>
+    </w:p>
+    <w:p>
+      <w:pPr>
+        <w:spacing w:after="160"/>
+        <w:jc w:val="center"/>
+      </w:pPr>
+      <w:r>
+        <w:rPr>
+          <w:rFonts w:ascii="맑은 고딕" w:hAnsi="맑은 고딕" w:eastAsia="맑은 고딕"/>
+          <w:i/>
+          <w:color w:val="666666"/>
+          <w:sz w:val="18"/>
+        </w:rPr>
+        <w:t>[사진 3] 피카소 〈여인 두상(Head of a Woman)〉 ― 분석적 큐비즘</w:t>
+      </w:r>
+    </w:p>
+    <w:p>
+      <w:pPr>
+        <w:spacing w:before="120" w:after="40"/>
+        <w:jc w:val="center"/>
+      </w:pPr>
+      <w:r>
+        <w:drawing>
+          <wp:inline xmlns:a="http://schemas.openxmlformats.org/drawingml/2006/main" xmlns:pic="http://schemas.openxmlformats.org/drawingml/2006/picture">
+            <wp:extent cx="2880000" cy="3840000"/>
+            <wp:docPr id="4" name="Picture 4"/>
+            <wp:cNvGraphicFramePr>
+              <a:graphicFrameLocks noChangeAspect="1"/>
+            </wp:cNvGraphicFramePr>
+            <a:graphic>
+              <a:graphicData uri="http://schemas.openxmlformats.org/drawingml/2006/picture">
+                <pic:pic>
+                  <pic:nvPicPr>
+                    <pic:cNvPr id="0" name="fig04_reclining_nude.jpg"/>
+                    <pic:cNvPicPr/>
+                  </pic:nvPicPr>
+                  <pic:blipFill>
+                    <a:blip r:embed="rId12"/>
+                    <a:stretch>
+                      <a:fillRect/>
+                    </a:stretch>
+                  </pic:blipFill>
+                  <pic:spPr>
+                    <a:xfrm>
+                      <a:off x="0" y="0"/>
+                      <a:ext cx="2880000" cy="3840000"/>
+                    </a:xfrm>
+                    <a:prstGeom prst="rect"/>
+                  </pic:spPr>
+                </pic:pic>
+              </a:graphicData>
+            </a:graphic>
+          </wp:inline>
+        </w:drawing>
+      </w:r>
+    </w:p>
+    <w:p>
+      <w:pPr>
+        <w:spacing w:after="160"/>
+        <w:jc w:val="center"/>
+      </w:pPr>
+      <w:r>
+        <w:rPr>
+          <w:rFonts w:ascii="맑은 고딕" w:hAnsi="맑은 고딕" w:eastAsia="맑은 고딕"/>
+          <w:i/>
+          <w:color w:val="666666"/>
+          <w:sz w:val="18"/>
+        </w:rPr>
+        <w:t>[사진 4] 누워 있는 인물 ― 형태의 단순화·해체</w:t>
+      </w:r>
+    </w:p>
+    <w:p>
+      <w:pPr>
+        <w:spacing w:before="120" w:after="40"/>
+        <w:jc w:val="center"/>
+      </w:pPr>
+      <w:r>
+        <w:drawing>
+          <wp:inline xmlns:a="http://schemas.openxmlformats.org/drawingml/2006/main" xmlns:pic="http://schemas.openxmlformats.org/drawingml/2006/picture">
+            <wp:extent cx="2880000" cy="3840000"/>
+            <wp:docPr id="5" name="Picture 5"/>
+            <wp:cNvGraphicFramePr>
+              <a:graphicFrameLocks noChangeAspect="1"/>
+            </wp:cNvGraphicFramePr>
+            <a:graphic>
+              <a:graphicData uri="http://schemas.openxmlformats.org/drawingml/2006/picture">
+                <pic:pic>
+                  <pic:nvPicPr>
+                    <pic:cNvPr id="0" name="fig05_analytic.jpg"/>
+                    <pic:cNvPicPr/>
+                  </pic:nvPicPr>
+                  <pic:blipFill>
+                    <a:blip r:embed="rId13"/>
+                    <a:stretch>
+                      <a:fillRect/>
+                    </a:stretch>
+                  </pic:blipFill>
+                  <pic:spPr>
+                    <a:xfrm>
+                      <a:off x="0" y="0"/>
+                      <a:ext cx="2880000" cy="3840000"/>
+                    </a:xfrm>
+                    <a:prstGeom prst="rect"/>
+                  </pic:spPr>
+                </pic:pic>
+              </a:graphicData>
+            </a:graphic>
+          </wp:inline>
+        </w:drawing>
+      </w:r>
+    </w:p>
+    <w:p>
+      <w:pPr>
+        <w:spacing w:after="160"/>
+        <w:jc w:val="center"/>
+      </w:pPr>
+      <w:r>
+        <w:rPr>
+          <w:rFonts w:ascii="맑은 고딕" w:hAnsi="맑은 고딕" w:eastAsia="맑은 고딕"/>
+          <w:i/>
+          <w:color w:val="666666"/>
+          <w:sz w:val="18"/>
+        </w:rPr>
+        <w:t>[사진 5] 다면 분할로 거의 추상에 이른 분석적 큐비즘 회화</w:t>
+      </w:r>
+    </w:p>
+    <w:p>
+      <w:pPr>
+        <w:spacing w:before="120" w:after="40"/>
+        <w:jc w:val="center"/>
+      </w:pPr>
+      <w:r>
+        <w:drawing>
+          <wp:inline xmlns:a="http://schemas.openxmlformats.org/drawingml/2006/main" xmlns:pic="http://schemas.openxmlformats.org/drawingml/2006/picture">
+            <wp:extent cx="2880000" cy="3840000"/>
+            <wp:docPr id="6" name="Picture 6"/>
+            <wp:cNvGraphicFramePr>
+              <a:graphicFrameLocks noChangeAspect="1"/>
+            </wp:cNvGraphicFramePr>
+            <a:graphic>
+              <a:graphicData uri="http://schemas.openxmlformats.org/drawingml/2006/picture">
+                <pic:pic>
+                  <pic:nvPicPr>
+                    <pic:cNvPr id="0" name="fig06_large_cubist.jpg"/>
+                    <pic:cNvPicPr/>
+                  </pic:nvPicPr>
+                  <pic:blipFill>
+                    <a:blip r:embed="rId14"/>
+                    <a:stretch>
+                      <a:fillRect/>
+                    </a:stretch>
+                  </pic:blipFill>
+                  <pic:spPr>
+                    <a:xfrm>
+                      <a:off x="0" y="0"/>
+                      <a:ext cx="2880000" cy="3840000"/>
+                    </a:xfrm>
+                    <a:prstGeom prst="rect"/>
+                  </pic:spPr>
+                </pic:pic>
+              </a:graphicData>
+            </a:graphic>
+          </wp:inline>
+        </w:drawing>
+      </w:r>
+    </w:p>
+    <w:p>
+      <w:pPr>
+        <w:spacing w:after="160"/>
+        <w:jc w:val="center"/>
+      </w:pPr>
+      <w:r>
+        <w:rPr>
+          <w:rFonts w:ascii="맑은 고딕" w:hAnsi="맑은 고딕" w:eastAsia="맑은 고딕"/>
+          <w:i/>
+          <w:color w:val="666666"/>
+          <w:sz w:val="18"/>
+        </w:rPr>
+        <w:t>[사진 6] 여러 인물·형태가 중첩된 대형 큐비즘 회화</w:t>
+      </w:r>
+    </w:p>
+    <w:p>
+      <w:pPr>
+        <w:spacing w:before="120" w:after="40"/>
+        <w:jc w:val="center"/>
+      </w:pPr>
+      <w:r>
+        <w:drawing>
+          <wp:inline xmlns:a="http://schemas.openxmlformats.org/drawingml/2006/main" xmlns:pic="http://schemas.openxmlformats.org/drawingml/2006/picture">
+            <wp:extent cx="4320000" cy="5760000"/>
+            <wp:docPr id="7" name="Picture 7"/>
+            <wp:cNvGraphicFramePr>
+              <a:graphicFrameLocks noChangeAspect="1"/>
+            </wp:cNvGraphicFramePr>
+            <a:graphic>
+              <a:graphicData uri="http://schemas.openxmlformats.org/drawingml/2006/picture">
+                <pic:pic>
+                  <pic:nvPicPr>
+                    <pic:cNvPr id="0" name="fig07_green_work.jpg"/>
+                    <pic:cNvPicPr/>
+                  </pic:nvPicPr>
+                  <pic:blipFill>
+                    <a:blip r:embed="rId15"/>
+                    <a:stretch>
+                      <a:fillRect/>
+                    </a:stretch>
+                  </pic:blipFill>
+                  <pic:spPr>
+                    <a:xfrm>
+                      <a:off x="0" y="0"/>
+                      <a:ext cx="4320000" cy="5760000"/>
+                    </a:xfrm>
+                    <a:prstGeom prst="rect"/>
+                  </pic:spPr>
+                </pic:pic>
+              </a:graphicData>
+            </a:graphic>
+          </wp:inline>
+        </w:drawing>
+      </w:r>
+    </w:p>
+    <w:p>
+      <w:pPr>
+        <w:spacing w:after="160"/>
+        <w:jc w:val="center"/>
+      </w:pPr>
+      <w:r>
+        <w:rPr>
+          <w:rFonts w:ascii="맑은 고딕" w:hAnsi="맑은 고딕" w:eastAsia="맑은 고딕"/>
+          <w:i/>
+          <w:color w:val="666666"/>
+          <w:sz w:val="18"/>
+        </w:rPr>
+        <w:t>[사진 7] 점묘·패턴이 결합된 종합적 큐비즘 회화</w:t>
       </w:r>
     </w:p>
     <w:p>
@@ -255,6 +640,116 @@
     </w:p>
     <w:p>
       <w:pPr>
+        <w:spacing w:before="120" w:after="40"/>
+        <w:jc w:val="center"/>
+      </w:pPr>
+      <w:r>
+        <w:drawing>
+          <wp:inline xmlns:a="http://schemas.openxmlformats.org/drawingml/2006/main" xmlns:pic="http://schemas.openxmlformats.org/drawingml/2006/picture">
+            <wp:extent cx="3960000" cy="5280000"/>
+            <wp:docPr id="8" name="Picture 8"/>
+            <wp:cNvGraphicFramePr>
+              <a:graphicFrameLocks noChangeAspect="1"/>
+            </wp:cNvGraphicFramePr>
+            <a:graphic>
+              <a:graphicData uri="http://schemas.openxmlformats.org/drawingml/2006/picture">
+                <pic:pic>
+                  <pic:nvPicPr>
+                    <pic:cNvPr id="0" name="fig08_delaunay_single.jpg"/>
+                    <pic:cNvPicPr/>
+                  </pic:nvPicPr>
+                  <pic:blipFill>
+                    <a:blip r:embed="rId16"/>
+                    <a:stretch>
+                      <a:fillRect/>
+                    </a:stretch>
+                  </pic:blipFill>
+                  <pic:spPr>
+                    <a:xfrm>
+                      <a:off x="0" y="0"/>
+                      <a:ext cx="3960000" cy="5280000"/>
+                    </a:xfrm>
+                    <a:prstGeom prst="rect"/>
+                  </pic:spPr>
+                </pic:pic>
+              </a:graphicData>
+            </a:graphic>
+          </wp:inline>
+        </w:drawing>
+      </w:r>
+    </w:p>
+    <w:p>
+      <w:pPr>
+        <w:spacing w:after="160"/>
+        <w:jc w:val="center"/>
+      </w:pPr>
+      <w:r>
+        <w:rPr>
+          <w:rFonts w:ascii="맑은 고딕" w:hAnsi="맑은 고딕" w:eastAsia="맑은 고딕"/>
+          <w:i/>
+          <w:color w:val="666666"/>
+          <w:sz w:val="18"/>
+        </w:rPr>
+        <w:t>[사진 8] 소니아 들로네 ― 원형 색채 추상(오르피즘)</w:t>
+      </w:r>
+    </w:p>
+    <w:p>
+      <w:pPr>
+        <w:spacing w:before="120" w:after="40"/>
+        <w:jc w:val="center"/>
+      </w:pPr>
+      <w:r>
+        <w:drawing>
+          <wp:inline xmlns:a="http://schemas.openxmlformats.org/drawingml/2006/main" xmlns:pic="http://schemas.openxmlformats.org/drawingml/2006/picture">
+            <wp:extent cx="4680000" cy="3510000"/>
+            <wp:docPr id="9" name="Picture 9"/>
+            <wp:cNvGraphicFramePr>
+              <a:graphicFrameLocks noChangeAspect="1"/>
+            </wp:cNvGraphicFramePr>
+            <a:graphic>
+              <a:graphicData uri="http://schemas.openxmlformats.org/drawingml/2006/picture">
+                <pic:pic>
+                  <pic:nvPicPr>
+                    <pic:cNvPr id="0" name="fig09_delaunay_wall.jpg"/>
+                    <pic:cNvPicPr/>
+                  </pic:nvPicPr>
+                  <pic:blipFill>
+                    <a:blip r:embed="rId17"/>
+                    <a:stretch>
+                      <a:fillRect/>
+                    </a:stretch>
+                  </pic:blipFill>
+                  <pic:spPr>
+                    <a:xfrm>
+                      <a:off x="0" y="0"/>
+                      <a:ext cx="4680000" cy="3510000"/>
+                    </a:xfrm>
+                    <a:prstGeom prst="rect"/>
+                  </pic:spPr>
+                </pic:pic>
+              </a:graphicData>
+            </a:graphic>
+          </wp:inline>
+        </w:drawing>
+      </w:r>
+    </w:p>
+    <w:p>
+      <w:pPr>
+        <w:spacing w:after="160"/>
+        <w:jc w:val="center"/>
+      </w:pPr>
+      <w:r>
+        <w:rPr>
+          <w:rFonts w:ascii="맑은 고딕" w:hAnsi="맑은 고딕" w:eastAsia="맑은 고딕"/>
+          <w:i/>
+          <w:color w:val="666666"/>
+          <w:sz w:val="18"/>
+        </w:rPr>
+        <w:t>[사진 9] 들로네 작품의 전시 벽면 전경 ― 색채 구간 연출</w:t>
+      </w:r>
+    </w:p>
+    <w:p>
+      <w:pPr>
         <w:pStyle w:val="ListBullet"/>
         <w:spacing w:after="80"/>
       </w:pPr>
@@ -264,6 +759,61 @@
           <w:sz w:val="21"/>
         </w:rPr>
         <w:t>큐비즘의 응용·확장 ― 조르주 야쿨로프 〈Bull〉, 대형 무대막 등: 회화를 넘어 무대·디자인으로 번진 큐비즘의 영향력.</w:t>
+      </w:r>
+    </w:p>
+    <w:p>
+      <w:pPr>
+        <w:spacing w:before="120" w:after="40"/>
+        <w:jc w:val="center"/>
+      </w:pPr>
+      <w:r>
+        <w:drawing>
+          <wp:inline xmlns:a="http://schemas.openxmlformats.org/drawingml/2006/main" xmlns:pic="http://schemas.openxmlformats.org/drawingml/2006/picture">
+            <wp:extent cx="4680000" cy="3510000"/>
+            <wp:docPr id="10" name="Picture 10"/>
+            <wp:cNvGraphicFramePr>
+              <a:graphicFrameLocks noChangeAspect="1"/>
+            </wp:cNvGraphicFramePr>
+            <a:graphic>
+              <a:graphicData uri="http://schemas.openxmlformats.org/drawingml/2006/picture">
+                <pic:pic>
+                  <pic:nvPicPr>
+                    <pic:cNvPr id="0" name="fig10_yakulov_bull.jpg"/>
+                    <pic:cNvPicPr/>
+                  </pic:nvPicPr>
+                  <pic:blipFill>
+                    <a:blip r:embed="rId18"/>
+                    <a:stretch>
+                      <a:fillRect/>
+                    </a:stretch>
+                  </pic:blipFill>
+                  <pic:spPr>
+                    <a:xfrm>
+                      <a:off x="0" y="0"/>
+                      <a:ext cx="4680000" cy="3510000"/>
+                    </a:xfrm>
+                    <a:prstGeom prst="rect"/>
+                  </pic:spPr>
+                </pic:pic>
+              </a:graphicData>
+            </a:graphic>
+          </wp:inline>
+        </w:drawing>
+      </w:r>
+    </w:p>
+    <w:p>
+      <w:pPr>
+        <w:spacing w:after="160"/>
+        <w:jc w:val="center"/>
+      </w:pPr>
+      <w:r>
+        <w:rPr>
+          <w:rFonts w:ascii="맑은 고딕" w:hAnsi="맑은 고딕" w:eastAsia="맑은 고딕"/>
+          <w:i/>
+          <w:color w:val="666666"/>
+          <w:sz w:val="18"/>
+        </w:rPr>
+        <w:t>[사진 10] 조르주 야쿨로프 〈Bull〉</w:t>
       </w:r>
     </w:p>
     <w:p>
@@ -303,6 +853,61 @@
           <w:sz w:val="21"/>
         </w:rPr>
         <w:t>건축가 장 미셸 빌모트가 63빌딩 별관을 리모델링했다. 황금빛 본관과 대비되는 흰색 '빛의 상자' 콘셉트로, 대형 작품을 아트리움 중앙에 배치해 압도적 첫인상을 연출한다.</w:t>
+      </w:r>
+    </w:p>
+    <w:p>
+      <w:pPr>
+        <w:spacing w:before="120" w:after="40"/>
+        <w:jc w:val="center"/>
+      </w:pPr>
+      <w:r>
+        <w:drawing>
+          <wp:inline xmlns:a="http://schemas.openxmlformats.org/drawingml/2006/main" xmlns:pic="http://schemas.openxmlformats.org/drawingml/2006/picture">
+            <wp:extent cx="4680000" cy="3510000"/>
+            <wp:docPr id="11" name="Picture 11"/>
+            <wp:cNvGraphicFramePr>
+              <a:graphicFrameLocks noChangeAspect="1"/>
+            </wp:cNvGraphicFramePr>
+            <a:graphic>
+              <a:graphicData uri="http://schemas.openxmlformats.org/drawingml/2006/picture">
+                <pic:pic>
+                  <pic:nvPicPr>
+                    <pic:cNvPr id="0" name="fig11_atrium.jpg"/>
+                    <pic:cNvPicPr/>
+                  </pic:nvPicPr>
+                  <pic:blipFill>
+                    <a:blip r:embed="rId19"/>
+                    <a:stretch>
+                      <a:fillRect/>
+                    </a:stretch>
+                  </pic:blipFill>
+                  <pic:spPr>
+                    <a:xfrm>
+                      <a:off x="0" y="0"/>
+                      <a:ext cx="4680000" cy="3510000"/>
+                    </a:xfrm>
+                    <a:prstGeom prst="rect"/>
+                  </pic:spPr>
+                </pic:pic>
+              </a:graphicData>
+            </a:graphic>
+          </wp:inline>
+        </w:drawing>
+      </w:r>
+    </w:p>
+    <w:p>
+      <w:pPr>
+        <w:spacing w:after="160"/>
+        <w:jc w:val="center"/>
+      </w:pPr>
+      <w:r>
+        <w:rPr>
+          <w:rFonts w:ascii="맑은 고딕" w:hAnsi="맑은 고딕" w:eastAsia="맑은 고딕"/>
+          <w:i/>
+          <w:color w:val="666666"/>
+          <w:sz w:val="18"/>
+        </w:rPr>
+        <w:t>[사진 11] 아트리움 중앙의 대형 무대막 작품 ― '한 방' 공간 연출</w:t>
       </w:r>
     </w:p>
     <w:p>
@@ -527,7 +1132,19 @@
           <w:color w:val="1F3764"/>
           <w:sz w:val="28"/>
         </w:rPr>
-        <w:t>5. 부록 ― 현장 사진</w:t>
+        <w:t>5. 부록 ― 현장 사진 목록</w:t>
+      </w:r>
+    </w:p>
+    <w:p>
+      <w:pPr>
+        <w:spacing w:after="80"/>
+      </w:pPr>
+      <w:r>
+        <w:rPr>
+          <w:rFonts w:ascii="맑은 고딕" w:hAnsi="맑은 고딕" w:eastAsia="맑은 고딕"/>
+          <w:sz w:val="21"/>
+        </w:rPr>
+        <w:t>현장 사진(총 11장)은 본문 각 항목에 삽입했으며, 도판 목록은 다음과 같다.</w:t>
       </w:r>
     </w:p>
     <w:p>
@@ -540,7 +1157,7 @@
           <w:rFonts w:ascii="맑은 고딕" w:hAnsi="맑은 고딕" w:eastAsia="맑은 고딕"/>
           <w:sz w:val="21"/>
         </w:rPr>
-        <w:t>1. 아폴리네르 인용문 (전시 도입부 텍스트 월)</w:t>
+        <w:t>사진 1: 전시 도입부 아폴리네르 인용문</w:t>
       </w:r>
     </w:p>
     <w:p>
@@ -553,7 +1170,7 @@
           <w:rFonts w:ascii="맑은 고딕" w:hAnsi="맑은 고딕" w:eastAsia="맑은 고딕"/>
           <w:sz w:val="21"/>
         </w:rPr>
-        <w:t>2. 피카소 〈여인의 두상〉(1907)</w:t>
+        <w:t>사진 2: 피카소 〈여인의 두상〉(1907)</w:t>
       </w:r>
     </w:p>
     <w:p>
@@ -566,7 +1183,7 @@
           <w:rFonts w:ascii="맑은 고딕" w:hAnsi="맑은 고딕" w:eastAsia="맑은 고딕"/>
           <w:sz w:val="21"/>
         </w:rPr>
-        <w:t>3. 분석적 큐비즘 회화 (회색조 다면 분할) 외 3점</w:t>
+        <w:t>사진 3: 피카소 〈여인 두상(Head of a Woman)〉</w:t>
       </w:r>
     </w:p>
     <w:p>
@@ -579,7 +1196,7 @@
           <w:rFonts w:ascii="맑은 고딕" w:hAnsi="맑은 고딕" w:eastAsia="맑은 고딕"/>
           <w:sz w:val="21"/>
         </w:rPr>
-        <w:t>4. 소니아 들로네 원형 색채 추상 (단독 / 전시 벽면 전경)</w:t>
+        <w:t>사진 4: 누워 있는 인물 (분석적 큐비즘)</w:t>
       </w:r>
     </w:p>
     <w:p>
@@ -592,7 +1209,7 @@
           <w:rFonts w:ascii="맑은 고딕" w:hAnsi="맑은 고딕" w:eastAsia="맑은 고딕"/>
           <w:sz w:val="21"/>
         </w:rPr>
-        <w:t>5. 조르주 야쿨로프 〈Bull〉</w:t>
+        <w:t>사진 5: 다면 분할 분석적 큐비즘 회화</w:t>
       </w:r>
     </w:p>
     <w:p>
@@ -605,19 +1222,72 @@
           <w:rFonts w:ascii="맑은 고딕" w:hAnsi="맑은 고딕" w:eastAsia="맑은 고딕"/>
           <w:sz w:val="21"/>
         </w:rPr>
-        <w:t>6. 아트리움 대형 무대막 작품 (공간 연출 전경)</w:t>
+        <w:t>사진 6: 인물·형태가 중첩된 대형 큐비즘 회화</w:t>
       </w:r>
     </w:p>
     <w:p>
       <w:pPr>
         <w:spacing w:after="80"/>
+        <w:ind w:left="280"/>
       </w:pPr>
       <w:r>
         <w:rPr>
           <w:rFonts w:ascii="맑은 고딕" w:hAnsi="맑은 고딕" w:eastAsia="맑은 고딕"/>
           <w:sz w:val="21"/>
         </w:rPr>
-        <w:t>※ 사진 11장 별첨.</w:t>
+        <w:t>사진 7: 점묘·패턴이 결합된 종합적 큐비즘 회화</w:t>
+      </w:r>
+    </w:p>
+    <w:p>
+      <w:pPr>
+        <w:spacing w:after="80"/>
+        <w:ind w:left="280"/>
+      </w:pPr>
+      <w:r>
+        <w:rPr>
+          <w:rFonts w:ascii="맑은 고딕" w:hAnsi="맑은 고딕" w:eastAsia="맑은 고딕"/>
+          <w:sz w:val="21"/>
+        </w:rPr>
+        <w:t>사진 8: 소니아 들로네 원형 색채 추상 (단독)</w:t>
+      </w:r>
+    </w:p>
+    <w:p>
+      <w:pPr>
+        <w:spacing w:after="80"/>
+        <w:ind w:left="280"/>
+      </w:pPr>
+      <w:r>
+        <w:rPr>
+          <w:rFonts w:ascii="맑은 고딕" w:hAnsi="맑은 고딕" w:eastAsia="맑은 고딕"/>
+          <w:sz w:val="21"/>
+        </w:rPr>
+        <w:t>사진 9: 들로네 작품 전시 벽면 전경</w:t>
+      </w:r>
+    </w:p>
+    <w:p>
+      <w:pPr>
+        <w:spacing w:after="80"/>
+        <w:ind w:left="280"/>
+      </w:pPr>
+      <w:r>
+        <w:rPr>
+          <w:rFonts w:ascii="맑은 고딕" w:hAnsi="맑은 고딕" w:eastAsia="맑은 고딕"/>
+          <w:sz w:val="21"/>
+        </w:rPr>
+        <w:t>사진 10: 조르주 야쿨로프 〈Bull〉</w:t>
+      </w:r>
+    </w:p>
+    <w:p>
+      <w:pPr>
+        <w:spacing w:after="80"/>
+        <w:ind w:left="280"/>
+      </w:pPr>
+      <w:r>
+        <w:rPr>
+          <w:rFonts w:ascii="맑은 고딕" w:hAnsi="맑은 고딕" w:eastAsia="맑은 고딕"/>
+          <w:sz w:val="21"/>
+        </w:rPr>
+        <w:t>사진 11: 아트리움 대형 무대막 (공간 연출 전경)</w:t>
       </w:r>
     </w:p>
     <w:p>

--- a/큐비즘_전시_견학_보고서.docx
+++ b/큐비즘_전시_견학_보고서.docx
@@ -11,7 +11,7 @@
           <w:rFonts w:ascii="맑은 고딕" w:hAnsi="맑은 고딕" w:eastAsia="맑은 고딕"/>
           <w:b/>
           <w:color w:val="1F3764"/>
-          <w:sz w:val="40"/>
+          <w:sz w:val="44"/>
         </w:rPr>
         <w:t>큐비즘 전시 견학 보고서</w:t>
       </w:r>
@@ -24,10 +24,10 @@
         <w:rPr>
           <w:rFonts w:ascii="맑은 고딕" w:hAnsi="맑은 고딕" w:eastAsia="맑은 고딕"/>
           <w:b/>
-          <w:color w:val="555555"/>
+          <w:color w:val="333333"/>
           <w:sz w:val="24"/>
         </w:rPr>
-        <w:t>― 퐁피두센터 한화 개관전 〈큐비스트: 시각의 혁신가들〉 관람 ―</w:t>
+        <w:t>― 퐁피두센터 한화 개관전 〈큐비스트: 시각의 혁신가들〉 관람 분석 ―</w:t>
       </w:r>
     </w:p>
     <w:p>
@@ -45,7 +45,110 @@
     <w:p/>
     <w:p>
       <w:pPr>
-        <w:spacing w:before="240" w:after="120"/>
+        <w:spacing w:before="280" w:after="120"/>
+      </w:pPr>
+      <w:r>
+        <w:rPr>
+          <w:rFonts w:ascii="맑은 고딕" w:hAnsi="맑은 고딕" w:eastAsia="맑은 고딕"/>
+          <w:b/>
+          <w:color w:val="1F3764"/>
+          <w:sz w:val="28"/>
+        </w:rPr>
+        <w:t>핵심 요약 (Executive Summary)</w:t>
+      </w:r>
+    </w:p>
+    <w:p>
+      <w:pPr>
+        <w:spacing w:after="80" w:line="276" w:lineRule="auto"/>
+      </w:pPr>
+      <w:r>
+        <w:rPr>
+          <w:rFonts w:ascii="맑은 고딕" w:hAnsi="맑은 고딕" w:eastAsia="맑은 고딕"/>
+          <w:sz w:val="21"/>
+        </w:rPr>
+        <w:t>2026년 6월 4일 여의도 63빌딩에 문을 연 '퐁피두센터 한화'는 프랑스 파리 퐁피두센터가 한화문화재단과 맺은 4년 파트너십을 기반으로 운영되는 국내 첫 상설 거점으로, 향후 4년간 매년 2회 기획전을 선보인다. 그 개관전이 바로 이번에 관람한 〈큐비스트: 시각의 혁신가들〉이다. 본 전시는 단순한 명화전이 아니라, 글로벌 미술관 브랜드의 국내 진출·랜드마크 재생·현지화 콘텐츠가 결합된 사례로, 전시 기획과 브랜드 운영 양 측면에서 참고할 지점이 많았다. 견학에서 도출한 핵심 시사점은 다음과 같다.</w:t>
+      </w:r>
+    </w:p>
+    <w:tbl>
+      <w:tblPr>
+        <w:tblStyle w:val="LightShading-Accent1"/>
+        <w:tblW w:type="auto" w:w="0"/>
+        <w:tblLook w:firstColumn="1" w:firstRow="1" w:lastColumn="0" w:lastRow="0" w:noHBand="0" w:noVBand="1" w:val="04A0"/>
+      </w:tblPr>
+      <w:tblGrid>
+        <w:gridCol w:w="8640"/>
+      </w:tblGrid>
+      <w:tr>
+        <w:tc>
+          <w:tcPr>
+            <w:tcW w:type="dxa" w:w="8640"/>
+          </w:tcPr>
+          <w:p>
+            <w:r>
+              <w:rPr>
+                <w:rFonts w:ascii="맑은 고딕" w:hAnsi="맑은 고딕" w:eastAsia="맑은 고딕"/>
+                <w:b/>
+                <w:color w:val="1F3764"/>
+                <w:sz w:val="22"/>
+              </w:rPr>
+              <w:t>관람을 통해 도출한 핵심 시사점</w:t>
+            </w:r>
+          </w:p>
+          <w:p>
+            <w:pPr>
+              <w:spacing w:after="40"/>
+            </w:pPr>
+            <w:r>
+              <w:rPr>
+                <w:rFonts w:ascii="맑은 고딕" w:hAnsi="맑은 고딕" w:eastAsia="맑은 고딕"/>
+                <w:sz w:val="20"/>
+              </w:rPr>
+              <w:t>· 내러티브 큐레이션: 8개 주제 섹션이 '개념 제시 → 형태 해체 → 색채 확장 → 전후 변주'로 이어지며 관람객을 단계적으로 몰입시킨다. 메시지를 먼저 세우고 사례를 점층적으로 배치하는 구성은 우리 기획·발표물에 직접 응용 가능.</w:t>
+            </w:r>
+          </w:p>
+          <w:p>
+            <w:pPr>
+              <w:spacing w:after="40"/>
+            </w:pPr>
+            <w:r>
+              <w:rPr>
+                <w:rFonts w:ascii="맑은 고딕" w:hAnsi="맑은 고딕" w:eastAsia="맑은 고딕"/>
+                <w:sz w:val="20"/>
+              </w:rPr>
+              <w:t>· 고객 경험(여정) 설계: 대형 작품을 활용한 강한 첫인상, 색채 구간의 포토 스폿, QR 기반 심화 정보 등 '도입–몰입–절정–공유'의 흐름이 의도적으로 설계돼 있어 오프라인 체험 공간 기획에 시사점이 크다.</w:t>
+            </w:r>
+          </w:p>
+          <w:p>
+            <w:pPr>
+              <w:spacing w:after="40"/>
+            </w:pPr>
+            <w:r>
+              <w:rPr>
+                <w:rFonts w:ascii="맑은 고딕" w:hAnsi="맑은 고딕" w:eastAsia="맑은 고딕"/>
+                <w:sz w:val="20"/>
+              </w:rPr>
+              <w:t>· 글로컬(글로벌+로컬) 전략: '퐁피두'라는 글로벌 브랜드에 '코리아 포커스' 특별 섹션을 결합해 외부 IP를 현지 맥락과 연결한 점은 외부 콘텐츠·브랜드 협업 시 참고할 모범 사례.</w:t>
+            </w:r>
+          </w:p>
+          <w:p>
+            <w:pPr>
+              <w:spacing w:after="40"/>
+            </w:pPr>
+            <w:r>
+              <w:rPr>
+                <w:rFonts w:ascii="맑은 고딕" w:hAnsi="맑은 고딕" w:eastAsia="맑은 고딕"/>
+                <w:sz w:val="20"/>
+              </w:rPr>
+              <w:t>· 랜드마크 자산의 재해석: 노후 아쿠아리움 공간을 '빛의 상자' 미술관으로 전환해 63빌딩에 새로운 방문 동기와 화제성을 부여한 공간 리브랜딩 사례.</w:t>
+            </w:r>
+          </w:p>
+        </w:tc>
+      </w:tr>
+    </w:tbl>
+    <w:p/>
+    <w:p>
+      <w:pPr>
+        <w:spacing w:before="280" w:after="120"/>
       </w:pPr>
       <w:r>
         <w:rPr>
@@ -57,86 +160,258 @@
         <w:t>1. 견학 개요</w:t>
       </w:r>
     </w:p>
+    <w:tbl>
+      <w:tblPr>
+        <w:tblStyle w:val="LightGrid-Accent1"/>
+        <w:tblW w:type="auto" w:w="0"/>
+        <w:jc w:val="center"/>
+        <w:tblLook w:firstColumn="1" w:firstRow="1" w:lastColumn="0" w:lastRow="0" w:noHBand="0" w:noVBand="1" w:val="04A0"/>
+      </w:tblPr>
+      <w:tblGrid>
+        <w:gridCol w:w="4320"/>
+        <w:gridCol w:w="4320"/>
+      </w:tblGrid>
+      <w:tr>
+        <w:tc>
+          <w:tcPr>
+            <w:tcW w:type="dxa" w:w="1417"/>
+          </w:tcPr>
+          <w:p>
+            <w:pPr>
+              <w:jc w:val="center"/>
+            </w:pPr>
+            <w:r>
+              <w:rPr>
+                <w:rFonts w:ascii="맑은 고딕" w:hAnsi="맑은 고딕" w:eastAsia="맑은 고딕"/>
+                <w:b/>
+                <w:color w:val="FFFFFF"/>
+                <w:sz w:val="19"/>
+              </w:rPr>
+              <w:t>구분</w:t>
+            </w:r>
+          </w:p>
+        </w:tc>
+        <w:tc>
+          <w:tcPr>
+            <w:tcW w:type="dxa" w:w="7654"/>
+          </w:tcPr>
+          <w:p>
+            <w:pPr>
+              <w:jc w:val="center"/>
+            </w:pPr>
+            <w:r>
+              <w:rPr>
+                <w:rFonts w:ascii="맑은 고딕" w:hAnsi="맑은 고딕" w:eastAsia="맑은 고딕"/>
+                <w:b/>
+                <w:color w:val="FFFFFF"/>
+                <w:sz w:val="19"/>
+              </w:rPr>
+              <w:t>내용</w:t>
+            </w:r>
+          </w:p>
+        </w:tc>
+      </w:tr>
+      <w:tr>
+        <w:tc>
+          <w:tcPr>
+            <w:tcW w:type="dxa" w:w="1417"/>
+          </w:tcPr>
+          <w:p>
+            <w:r>
+              <w:rPr>
+                <w:rFonts w:ascii="맑은 고딕" w:hAnsi="맑은 고딕" w:eastAsia="맑은 고딕"/>
+                <w:sz w:val="19"/>
+              </w:rPr>
+              <w:t>전시명</w:t>
+            </w:r>
+          </w:p>
+        </w:tc>
+        <w:tc>
+          <w:tcPr>
+            <w:tcW w:type="dxa" w:w="7654"/>
+          </w:tcPr>
+          <w:p>
+            <w:r>
+              <w:rPr>
+                <w:rFonts w:ascii="맑은 고딕" w:hAnsi="맑은 고딕" w:eastAsia="맑은 고딕"/>
+                <w:sz w:val="19"/>
+              </w:rPr>
+              <w:t>퐁피두센터 한화 개관전 〈큐비스트: 시각의 혁신가들〉 (The Cubists: Inventing Modern Vision)</w:t>
+            </w:r>
+          </w:p>
+        </w:tc>
+      </w:tr>
+      <w:tr>
+        <w:tc>
+          <w:tcPr>
+            <w:tcW w:type="dxa" w:w="1417"/>
+          </w:tcPr>
+          <w:p>
+            <w:r>
+              <w:rPr>
+                <w:rFonts w:ascii="맑은 고딕" w:hAnsi="맑은 고딕" w:eastAsia="맑은 고딕"/>
+                <w:sz w:val="19"/>
+              </w:rPr>
+              <w:t>장소</w:t>
+            </w:r>
+          </w:p>
+        </w:tc>
+        <w:tc>
+          <w:tcPr>
+            <w:tcW w:type="dxa" w:w="7654"/>
+          </w:tcPr>
+          <w:p>
+            <w:r>
+              <w:rPr>
+                <w:rFonts w:ascii="맑은 고딕" w:hAnsi="맑은 고딕" w:eastAsia="맑은 고딕"/>
+                <w:sz w:val="19"/>
+              </w:rPr>
+              <w:t>퐁피두센터 한화 (서울 영등포구 여의도 63빌딩 별관, 4개 층·연면적 약 10,000㎡)</w:t>
+            </w:r>
+          </w:p>
+        </w:tc>
+      </w:tr>
+      <w:tr>
+        <w:tc>
+          <w:tcPr>
+            <w:tcW w:type="dxa" w:w="1417"/>
+          </w:tcPr>
+          <w:p>
+            <w:r>
+              <w:rPr>
+                <w:rFonts w:ascii="맑은 고딕" w:hAnsi="맑은 고딕" w:eastAsia="맑은 고딕"/>
+                <w:sz w:val="19"/>
+              </w:rPr>
+              <w:t>전시 기간</w:t>
+            </w:r>
+          </w:p>
+        </w:tc>
+        <w:tc>
+          <w:tcPr>
+            <w:tcW w:type="dxa" w:w="7654"/>
+          </w:tcPr>
+          <w:p>
+            <w:r>
+              <w:rPr>
+                <w:rFonts w:ascii="맑은 고딕" w:hAnsi="맑은 고딕" w:eastAsia="맑은 고딕"/>
+                <w:sz w:val="19"/>
+              </w:rPr>
+              <w:t>2026. 6. 4 ~ 10. 4 (개관전)</w:t>
+            </w:r>
+          </w:p>
+        </w:tc>
+      </w:tr>
+      <w:tr>
+        <w:tc>
+          <w:tcPr>
+            <w:tcW w:type="dxa" w:w="1417"/>
+          </w:tcPr>
+          <w:p>
+            <w:r>
+              <w:rPr>
+                <w:rFonts w:ascii="맑은 고딕" w:hAnsi="맑은 고딕" w:eastAsia="맑은 고딕"/>
+                <w:sz w:val="19"/>
+              </w:rPr>
+              <w:t>관람일</w:t>
+            </w:r>
+          </w:p>
+        </w:tc>
+        <w:tc>
+          <w:tcPr>
+            <w:tcW w:type="dxa" w:w="7654"/>
+          </w:tcPr>
+          <w:p>
+            <w:r>
+              <w:rPr>
+                <w:rFonts w:ascii="맑은 고딕" w:hAnsi="맑은 고딕" w:eastAsia="맑은 고딕"/>
+                <w:sz w:val="19"/>
+              </w:rPr>
+              <w:t>2026. 6. 18.</w:t>
+            </w:r>
+          </w:p>
+        </w:tc>
+      </w:tr>
+      <w:tr>
+        <w:tc>
+          <w:tcPr>
+            <w:tcW w:type="dxa" w:w="1417"/>
+          </w:tcPr>
+          <w:p>
+            <w:r>
+              <w:rPr>
+                <w:rFonts w:ascii="맑은 고딕" w:hAnsi="맑은 고딕" w:eastAsia="맑은 고딕"/>
+                <w:sz w:val="19"/>
+              </w:rPr>
+              <w:t>관람료</w:t>
+            </w:r>
+          </w:p>
+        </w:tc>
+        <w:tc>
+          <w:tcPr>
+            <w:tcW w:type="dxa" w:w="7654"/>
+          </w:tcPr>
+          <w:p>
+            <w:r>
+              <w:rPr>
+                <w:rFonts w:ascii="맑은 고딕" w:hAnsi="맑은 고딕" w:eastAsia="맑은 고딕"/>
+                <w:sz w:val="19"/>
+              </w:rPr>
+              <w:t>성인 28,000원 / 청소년 19,600원 / 어린이 16,800원 / 65세 이상 19,600원</w:t>
+            </w:r>
+          </w:p>
+        </w:tc>
+      </w:tr>
+      <w:tr>
+        <w:tc>
+          <w:tcPr>
+            <w:tcW w:type="dxa" w:w="1417"/>
+          </w:tcPr>
+          <w:p>
+            <w:r>
+              <w:rPr>
+                <w:rFonts w:ascii="맑은 고딕" w:hAnsi="맑은 고딕" w:eastAsia="맑은 고딕"/>
+                <w:sz w:val="19"/>
+              </w:rPr>
+              <w:t>견학 목적</w:t>
+            </w:r>
+          </w:p>
+        </w:tc>
+        <w:tc>
+          <w:tcPr>
+            <w:tcW w:type="dxa" w:w="7654"/>
+          </w:tcPr>
+          <w:p>
+            <w:r>
+              <w:rPr>
+                <w:rFonts w:ascii="맑은 고딕" w:hAnsi="맑은 고딕" w:eastAsia="맑은 고딕"/>
+                <w:sz w:val="19"/>
+              </w:rPr>
+              <w:t>글로벌 미술관 브랜드의 국내 진출 사례를 직접 확인하고, 전시 기획·공간 연출·관람 경험 설계와 브랜드 운영 방식을 업무 관점의 시사점 중심으로 정리</w:t>
+            </w:r>
+          </w:p>
+        </w:tc>
+      </w:tr>
+    </w:tbl>
     <w:p>
       <w:pPr>
-        <w:pStyle w:val="ListBullet"/>
-        <w:spacing w:after="80"/>
+        <w:spacing w:after="40"/>
+      </w:pPr>
+    </w:p>
+    <w:p>
+      <w:pPr>
+        <w:spacing w:after="80" w:line="276" w:lineRule="auto"/>
       </w:pPr>
       <w:r>
         <w:rPr>
           <w:rFonts w:ascii="맑은 고딕" w:hAnsi="맑은 고딕" w:eastAsia="맑은 고딕"/>
           <w:sz w:val="21"/>
         </w:rPr>
-        <w:t>전시명: 퐁피두센터 한화 개관전 〈큐비스트: 시각의 혁신가들〉</w:t>
+        <w:t>참고로 이번 견학은 '명화 감상'이 아니라 전시를 하나의 콘텐츠·공간 운영 사례로 본다는 관점에서 진행했으며, 본 보고서도 작품 해설보다 기획·연출·브랜드 측면의 관찰과 적용 가능성에 무게를 두었다.</w:t>
       </w:r>
     </w:p>
     <w:p>
       <w:pPr>
-        <w:pStyle w:val="ListBullet"/>
-        <w:spacing w:after="80"/>
-      </w:pPr>
-      <w:r>
-        <w:rPr>
-          <w:rFonts w:ascii="맑은 고딕" w:hAnsi="맑은 고딕" w:eastAsia="맑은 고딕"/>
-          <w:sz w:val="21"/>
-        </w:rPr>
-        <w:t>장소: 퐁피두센터 한화 (서울 영등포구 여의도 63빌딩 별관)</w:t>
-      </w:r>
-    </w:p>
-    <w:p>
-      <w:pPr>
-        <w:pStyle w:val="ListBullet"/>
-        <w:spacing w:after="80"/>
-      </w:pPr>
-      <w:r>
-        <w:rPr>
-          <w:rFonts w:ascii="맑은 고딕" w:hAnsi="맑은 고딕" w:eastAsia="맑은 고딕"/>
-          <w:sz w:val="21"/>
-        </w:rPr>
-        <w:t>관람일: 2026년 6월 18일</w:t>
-      </w:r>
-    </w:p>
-    <w:p>
-      <w:pPr>
-        <w:pStyle w:val="ListBullet"/>
-        <w:spacing w:after="80"/>
-      </w:pPr>
-      <w:r>
-        <w:rPr>
-          <w:rFonts w:ascii="맑은 고딕" w:hAnsi="맑은 고딕" w:eastAsia="맑은 고딕"/>
-          <w:sz w:val="21"/>
-        </w:rPr>
-        <w:t>전시 기간: 2026. 6. 4 ~ 10. 4</w:t>
-      </w:r>
-    </w:p>
-    <w:p>
-      <w:pPr>
-        <w:pStyle w:val="ListBullet"/>
-        <w:spacing w:after="80"/>
-      </w:pPr>
-      <w:r>
-        <w:rPr>
-          <w:rFonts w:ascii="맑은 고딕" w:hAnsi="맑은 고딕" w:eastAsia="맑은 고딕"/>
-          <w:sz w:val="21"/>
-        </w:rPr>
-        <w:t>견학 목적: 글로벌 미술관 브랜드의 국내 진출 사례를 직접 살펴보고, 관람객을 끌어들이는 전시 기획·공간 연출과 시각 표현 방식을 우리 업무에 참고할 만한 시사점 중심으로 정리하기 위함.</w:t>
-      </w:r>
-    </w:p>
-    <w:p>
-      <w:pPr>
-        <w:spacing w:after="80"/>
-      </w:pPr>
-      <w:r>
-        <w:rPr>
-          <w:rFonts w:ascii="맑은 고딕" w:hAnsi="맑은 고딕" w:eastAsia="맑은 고딕"/>
-          <w:sz w:val="21"/>
-        </w:rPr>
-        <w:t>한 줄 요약: 프랑스 파리 퐁피두센터가 여의도 63빌딩에 문을 연 첫 전시로, 1907~1927년 큐비즘 20년의 흐름을 9개 섹션·작가 54인·작품 112점으로 조망하며, 한국 근대미술과의 연결까지 엮어낸 대형 기획전이다. 글로벌 브랜드의 국내 안착과 관람 경험 설계라는 측면에서 참고할 지점이 많았다.</w:t>
-      </w:r>
-    </w:p>
-    <w:p>
-      <w:pPr>
-        <w:spacing w:before="240" w:after="120"/>
+        <w:spacing w:before="280" w:after="120"/>
       </w:pPr>
       <w:r>
         <w:rPr>
@@ -145,12 +420,12 @@
           <w:color w:val="1F3764"/>
           <w:sz w:val="28"/>
         </w:rPr>
-        <w:t>2. 전시 핵심 내용 요약</w:t>
+        <w:t>2. 전시 분석</w:t>
       </w:r>
     </w:p>
     <w:p>
       <w:pPr>
-        <w:spacing w:before="120" w:after="120"/>
+        <w:spacing w:before="160" w:after="80"/>
       </w:pPr>
       <w:r>
         <w:rPr>
@@ -159,12 +434,101 @@
           <w:color w:val="333333"/>
           <w:sz w:val="23"/>
         </w:rPr>
-        <w:t>(1) 전시를 관통하는 메시지</w:t>
+        <w:t>2.1 운영·사업 구조 ― 글로벌 미술관 IP의 국내 거점화</w:t>
       </w:r>
     </w:p>
     <w:p>
       <w:pPr>
-        <w:spacing w:after="80"/>
+        <w:spacing w:after="80" w:line="276" w:lineRule="auto"/>
+      </w:pPr>
+      <w:r>
+        <w:rPr>
+          <w:rFonts w:ascii="맑은 고딕" w:hAnsi="맑은 고딕" w:eastAsia="맑은 고딕"/>
+          <w:sz w:val="21"/>
+        </w:rPr>
+        <w:t>퐁피두센터 한화는 2023년 3월 한화문화재단과 파리 퐁피두센터가 체결한 4년 파트너십을 토대로 한다. 한화가 공간의 리모델링과 운영을 맡고, 퐁피두는 큐레이션 방향과 소장품 대여를 담당하는 역할 분담 구조다. 향후 4년간 매년 2회, 1,500㎡ 규모의 전시실 2개를 활용해 기획전을 이어간다는 점에서, 일회성 블록버스터가 아니라 '브랜드 거점의 지속 운영' 모델이라는 점이 핵심이다.</w:t>
+      </w:r>
+    </w:p>
+    <w:p>
+      <w:pPr>
+        <w:pStyle w:val="ListBullet"/>
+        <w:spacing w:after="80" w:line="276" w:lineRule="auto"/>
+      </w:pPr>
+      <w:r>
+        <w:rPr>
+          <w:rFonts w:ascii="맑은 고딕" w:hAnsi="맑은 고딕" w:eastAsia="맑은 고딕"/>
+          <w:b/>
+          <w:sz w:val="21"/>
+        </w:rPr>
+        <w:t xml:space="preserve">앵커 IP 전략 — </w:t>
+      </w:r>
+      <w:r>
+        <w:rPr>
+          <w:rFonts w:ascii="맑은 고딕" w:hAnsi="맑은 고딕" w:eastAsia="맑은 고딕"/>
+          <w:sz w:val="21"/>
+        </w:rPr>
+        <w:t>글로벌 인지도가 확립된 브랜드(퐁피두)를 끌어와 공간 전체의 격(格)과 방문 동기를 단숨에 끌어올리는 구조. 강력한 외부 IP가 자산의 가치와 집객을 견인하는 전형적 사례다.</w:t>
+      </w:r>
+    </w:p>
+    <w:p>
+      <w:pPr>
+        <w:pStyle w:val="ListBullet"/>
+        <w:spacing w:after="80" w:line="276" w:lineRule="auto"/>
+      </w:pPr>
+      <w:r>
+        <w:rPr>
+          <w:rFonts w:ascii="맑은 고딕" w:hAnsi="맑은 고딕" w:eastAsia="맑은 고딕"/>
+          <w:b/>
+          <w:sz w:val="21"/>
+        </w:rPr>
+        <w:t xml:space="preserve">지속 운영형 콘텐츠 — </w:t>
+      </w:r>
+      <w:r>
+        <w:rPr>
+          <w:rFonts w:ascii="맑은 고딕" w:hAnsi="맑은 고딕" w:eastAsia="맑은 고딕"/>
+          <w:sz w:val="21"/>
+        </w:rPr>
+        <w:t>연 2회 전시 교체로 재방문 동기를 설계. 단발성 이벤트가 아니라 '시즌제 콘텐츠'로 고객을 묶는 방식.</w:t>
+      </w:r>
+    </w:p>
+    <w:p>
+      <w:pPr>
+        <w:pStyle w:val="ListBullet"/>
+        <w:spacing w:after="80" w:line="276" w:lineRule="auto"/>
+      </w:pPr>
+      <w:r>
+        <w:rPr>
+          <w:rFonts w:ascii="맑은 고딕" w:hAnsi="맑은 고딕" w:eastAsia="맑은 고딕"/>
+          <w:b/>
+          <w:sz w:val="21"/>
+        </w:rPr>
+        <w:t xml:space="preserve">프리미엄 가격 정책 — </w:t>
+      </w:r>
+      <w:r>
+        <w:rPr>
+          <w:rFonts w:ascii="맑은 고딕" w:hAnsi="맑은 고딕" w:eastAsia="맑은 고딕"/>
+          <w:sz w:val="21"/>
+        </w:rPr>
+        <w:t>성인 28,000원의 객단가는 일반 기획전 대비 높은 편으로, 브랜드 가치와 작품 희소성을 가격에 반영한 포지셔닝. 가격 자체가 '특별한 경험'이라는 메시지를 전달한다.</w:t>
+      </w:r>
+    </w:p>
+    <w:p>
+      <w:pPr>
+        <w:spacing w:before="160" w:after="80"/>
+      </w:pPr>
+      <w:r>
+        <w:rPr>
+          <w:rFonts w:ascii="맑은 고딕" w:hAnsi="맑은 고딕" w:eastAsia="맑은 고딕"/>
+          <w:b/>
+          <w:color w:val="333333"/>
+          <w:sz w:val="23"/>
+        </w:rPr>
+        <w:t>2.2 기획 콘셉트와 내러티브 ― 8개 섹션의 점층 구성</w:t>
+      </w:r>
+    </w:p>
+    <w:p>
+      <w:pPr>
+        <w:spacing w:after="80" w:line="276" w:lineRule="auto"/>
       </w:pPr>
       <w:r>
         <w:rPr>
@@ -245,19 +609,19 @@
     </w:p>
     <w:p>
       <w:pPr>
-        <w:spacing w:after="80"/>
+        <w:spacing w:after="80" w:line="276" w:lineRule="auto"/>
       </w:pPr>
       <w:r>
         <w:rPr>
           <w:rFonts w:ascii="맑은 고딕" w:hAnsi="맑은 고딕" w:eastAsia="맑은 고딕"/>
           <w:sz w:val="21"/>
         </w:rPr>
-        <w:t>즉 큐비즘은 '보이는 대로 재현'하는 미술에서 '대상을 분해해 하나의 메시지로 재구성'하는 미술로의 전환을 선언한 사조다. 이 '재현에서 개념으로'라는 관점이 보고서 전체의 키워드다.</w:t>
+        <w:t>전시는 파리 시기(1907~1927) 큐비즘을 8개 주제 섹션으로 나누어 '세잔의 영향과 초기 실험 → 분석적 큐비즘과 형태 해체 → 살롱으로 진출한 큐비즘 → 오르피즘과 빛의 리듬 → 전후의 양식적 변주'로 전개한다. 관람객이 큐비즘이라는 다소 난해한 사조를 '한 개의 개념에서 출발해 점차 확장되는 이야기'로 자연스럽게 따라가도록 설계한 점이 돋보인다. 이는 복잡한 주제를 청중에게 전달할 때 메시지를 먼저 제시하고 사례를 단계적으로 심화시키는 구성 원리와 정확히 일치한다.</w:t>
       </w:r>
     </w:p>
     <w:p>
       <w:pPr>
-        <w:spacing w:before="120" w:after="120"/>
+        <w:spacing w:before="160" w:after="80"/>
       </w:pPr>
       <w:r>
         <w:rPr>
@@ -266,20 +630,40 @@
           <w:color w:val="333333"/>
           <w:sz w:val="23"/>
         </w:rPr>
-        <w:t>(2) 전시 구성과 대표 작품 (관람 동선 기준)</w:t>
+        <w:t>2.3 대표 작품과 관람 포인트</w:t>
       </w:r>
     </w:p>
     <w:p>
       <w:pPr>
-        <w:pStyle w:val="ListBullet"/>
-        <w:spacing w:after="80"/>
+        <w:spacing w:after="80" w:line="276" w:lineRule="auto"/>
       </w:pPr>
       <w:r>
         <w:rPr>
           <w:rFonts w:ascii="맑은 고딕" w:hAnsi="맑은 고딕" w:eastAsia="맑은 고딕"/>
           <w:sz w:val="21"/>
         </w:rPr>
-        <w:t>큐비즘의 출발 ― 피카소 〈여인의 두상〉(1907) 등: 인체를 단순화·해체하기 시작한 초기 실험.</w:t>
+        <w:t>관람 동선에서 인상적이었던 작품과 구간을 사진과 함께 정리한다.</w:t>
+      </w:r>
+    </w:p>
+    <w:p>
+      <w:pPr>
+        <w:pStyle w:val="ListBullet"/>
+        <w:spacing w:after="80" w:line="276" w:lineRule="auto"/>
+      </w:pPr>
+      <w:r>
+        <w:rPr>
+          <w:rFonts w:ascii="맑은 고딕" w:hAnsi="맑은 고딕" w:eastAsia="맑은 고딕"/>
+          <w:b/>
+          <w:sz w:val="21"/>
+        </w:rPr>
+        <w:t xml:space="preserve">큐비즘의 출발 — </w:t>
+      </w:r>
+      <w:r>
+        <w:rPr>
+          <w:rFonts w:ascii="맑은 고딕" w:hAnsi="맑은 고딕" w:eastAsia="맑은 고딕"/>
+          <w:sz w:val="21"/>
+        </w:rPr>
+        <w:t>피카소 〈여인의 두상〉(1907) 등 초기 실험. 인체를 단순화·해체하며 '재현에서 개념으로'의 전환을 보여준다.</w:t>
       </w:r>
     </w:p>
     <w:p>
@@ -340,14 +724,22 @@
     <w:p>
       <w:pPr>
         <w:pStyle w:val="ListBullet"/>
-        <w:spacing w:after="80"/>
+        <w:spacing w:after="80" w:line="276" w:lineRule="auto"/>
       </w:pPr>
+      <w:r>
+        <w:rPr>
+          <w:rFonts w:ascii="맑은 고딕" w:hAnsi="맑은 고딕" w:eastAsia="맑은 고딕"/>
+          <w:b/>
+          <w:sz w:val="21"/>
+        </w:rPr>
+        <w:t xml:space="preserve">분석적 큐비즘 — </w:t>
+      </w:r>
       <w:r>
         <w:rPr>
           <w:rFonts w:ascii="맑은 고딕" w:hAnsi="맑은 고딕" w:eastAsia="맑은 고딕"/>
           <w:sz w:val="21"/>
         </w:rPr>
-        <w:t>분석적 큐비즘 ― 회색·갈색 톤의 다면 분할 회화: 대상을 여러 시점에서 잘게 쪼개 화면에 재배열. 형태가 거의 추상에 가깝게 분해됨.</w:t>
+        <w:t>회색·갈색의 절제된 색조 속에서 대상을 여러 시점으로 쪼개 재배열. 형태가 거의 추상에 가깝게 분해된다.</w:t>
       </w:r>
     </w:p>
     <w:p>
@@ -457,7 +849,7 @@
           <w:color w:val="666666"/>
           <w:sz w:val="18"/>
         </w:rPr>
-        <w:t>[사진 4] 누워 있는 인물 ― 형태의 단순화·해체</w:t>
+        <w:t>[사진 4] 누워 있는 인물 ― 양감의 단순화와 해체</w:t>
       </w:r>
     </w:p>
     <w:p>
@@ -512,7 +904,7 @@
           <w:color w:val="666666"/>
           <w:sz w:val="18"/>
         </w:rPr>
-        <w:t>[사진 5] 다면 분할로 거의 추상에 이른 분석적 큐비즘 회화</w:t>
+        <w:t>[사진 5] 다면 분할로 추상에 근접한 분석적 큐비즘 회화</w:t>
       </w:r>
     </w:p>
     <w:p>
@@ -567,7 +959,7 @@
           <w:color w:val="666666"/>
           <w:sz w:val="18"/>
         </w:rPr>
-        <w:t>[사진 6] 여러 인물·형태가 중첩된 대형 큐비즘 회화</w:t>
+        <w:t>[사진 6] 다수 인물·형태가 중첩된 대형 큐비즘 회화</w:t>
       </w:r>
     </w:p>
     <w:p>
@@ -628,14 +1020,22 @@
     <w:p>
       <w:pPr>
         <w:pStyle w:val="ListBullet"/>
-        <w:spacing w:after="80"/>
+        <w:spacing w:after="80" w:line="276" w:lineRule="auto"/>
       </w:pPr>
+      <w:r>
+        <w:rPr>
+          <w:rFonts w:ascii="맑은 고딕" w:hAnsi="맑은 고딕" w:eastAsia="맑은 고딕"/>
+          <w:b/>
+          <w:sz w:val="21"/>
+        </w:rPr>
+        <w:t xml:space="preserve">색채로의 확장(오르피즘) — </w:t>
+      </w:r>
       <w:r>
         <w:rPr>
           <w:rFonts w:ascii="맑은 고딕" w:hAnsi="맑은 고딕" w:eastAsia="맑은 고딕"/>
           <w:sz w:val="21"/>
         </w:rPr>
-        <w:t>색채로의 확장(오르피즘) ― 소니아 들로네의 원형 색채 추상: 큐비즘의 형태 실험에 강렬한 색채와 리듬을 결합. 전시에서 가장 시각적으로 강한 구간이자, 관람객의 발길이 가장 오래 머무는 '포토 스폿'.</w:t>
+        <w:t>소니아 들로네의 원형 색채 추상. 절제된 분석적 큐비즘과 대비되는 강렬한 색채와 리듬으로, 전시에서 시각적 임팩트가 가장 큰 구간이자 관람객의 체류·촬영이 집중되는 사실상의 '포토 스폿'이다.</w:t>
       </w:r>
     </w:p>
     <w:p>
@@ -751,14 +1151,22 @@
     <w:p>
       <w:pPr>
         <w:pStyle w:val="ListBullet"/>
-        <w:spacing w:after="80"/>
+        <w:spacing w:after="80" w:line="276" w:lineRule="auto"/>
       </w:pPr>
+      <w:r>
+        <w:rPr>
+          <w:rFonts w:ascii="맑은 고딕" w:hAnsi="맑은 고딕" w:eastAsia="맑은 고딕"/>
+          <w:b/>
+          <w:sz w:val="21"/>
+        </w:rPr>
+        <w:t xml:space="preserve">응용·확장 — </w:t>
+      </w:r>
       <w:r>
         <w:rPr>
           <w:rFonts w:ascii="맑은 고딕" w:hAnsi="맑은 고딕" w:eastAsia="맑은 고딕"/>
           <w:sz w:val="21"/>
         </w:rPr>
-        <w:t>큐비즘의 응용·확장 ― 조르주 야쿨로프 〈Bull〉, 대형 무대막 등: 회화를 넘어 무대·디자인으로 번진 큐비즘의 영향력.</w:t>
+        <w:t>조르주 야쿨로프 〈Bull〉, 대형 무대막 등. 큐비즘이 회화를 넘어 무대·디자인으로 번져 나간 영향력을 보여준다.</w:t>
       </w:r>
     </w:p>
     <w:p>
@@ -818,20 +1226,7 @@
     </w:p>
     <w:p>
       <w:pPr>
-        <w:pStyle w:val="ListBullet"/>
-        <w:spacing w:after="80"/>
-      </w:pPr>
-      <w:r>
-        <w:rPr>
-          <w:rFonts w:ascii="맑은 고딕" w:hAnsi="맑은 고딕" w:eastAsia="맑은 고딕"/>
-          <w:sz w:val="21"/>
-        </w:rPr>
-        <w:t>코리아 포커스: 모던 아방가르드를 향한 꿈의 지도 ― 김환기·유영국·박래현 등 한국 작가 11인, 작품 21점. 서구 아방가르드가 한국적 현실에서 어떻게 수용·변주됐는지 조명한 특별 섹션.</w:t>
-      </w:r>
-    </w:p>
-    <w:p>
-      <w:pPr>
-        <w:spacing w:before="120" w:after="120"/>
+        <w:spacing w:before="160" w:after="80"/>
       </w:pPr>
       <w:r>
         <w:rPr>
@@ -840,19 +1235,19 @@
           <w:color w:val="333333"/>
           <w:sz w:val="23"/>
         </w:rPr>
-        <w:t>(3) 공간·건축</w:t>
+        <w:t>2.4 공간·건축 연출 ― '빛의 상자'</w:t>
       </w:r>
     </w:p>
     <w:p>
       <w:pPr>
-        <w:spacing w:after="80"/>
+        <w:spacing w:after="80" w:line="276" w:lineRule="auto"/>
       </w:pPr>
       <w:r>
         <w:rPr>
           <w:rFonts w:ascii="맑은 고딕" w:hAnsi="맑은 고딕" w:eastAsia="맑은 고딕"/>
           <w:sz w:val="21"/>
         </w:rPr>
-        <w:t>건축가 장 미셸 빌모트가 63빌딩 별관을 리모델링했다. 황금빛 본관과 대비되는 흰색 '빛의 상자' 콘셉트로, 대형 작품을 아트리움 중앙에 배치해 압도적 첫인상을 연출한다.</w:t>
+        <w:t>건축가 장 미셸 빌모트가 과거 아쿠아리움이 있던 63빌딩 별관을 리모델링했다. 반투명 이중 유리 외피로 낮에는 자연광을 끌어들이고 밤에는 도시를 향해 빛나는 '빛의 상자'를 구현했으며, 외피의 곡선은 한국 전통 기와의 선을 차용했다. 황금빛 본관과 대비되는 흰색 매스(mass)가 그 자체로 강한 시각적 상징이 된다. 내부에서는 대형 작품을 아트리움 중앙·고천장에 배치해 압도적 첫인상을 만들고, 흰 벽·여백·조명으로 작품에 시선을 집중시켜 관람객의 동선과 체류 시간을 의도적으로 설계한 점이 인상적이었다.</w:t>
       </w:r>
     </w:p>
     <w:p>
@@ -912,7 +1307,33 @@
     </w:p>
     <w:p>
       <w:pPr>
-        <w:spacing w:before="240" w:after="120"/>
+        <w:spacing w:before="160" w:after="80"/>
+      </w:pPr>
+      <w:r>
+        <w:rPr>
+          <w:rFonts w:ascii="맑은 고딕" w:hAnsi="맑은 고딕" w:eastAsia="맑은 고딕"/>
+          <w:b/>
+          <w:color w:val="333333"/>
+          <w:sz w:val="23"/>
+        </w:rPr>
+        <w:t>2.5 현지화 전략 ― 코리아 포커스</w:t>
+      </w:r>
+    </w:p>
+    <w:p>
+      <w:pPr>
+        <w:spacing w:after="80" w:line="276" w:lineRule="auto"/>
+      </w:pPr>
+      <w:r>
+        <w:rPr>
+          <w:rFonts w:ascii="맑은 고딕" w:hAnsi="맑은 고딕" w:eastAsia="맑은 고딕"/>
+          <w:sz w:val="21"/>
+        </w:rPr>
+        <w:t>갤러리2 메자닌에 마련된 특별 섹션 '코리아 포커스: 모던 아방가르드를 향한 꿈의 지도'는 김환기·유영국·박래현 등 한국 근대 작가 11인의 21점을 통해, 서구 아방가르드가 한국적 현실에서 어떻게 수용·변주됐는지 조명한다. 이로써 본 전시는 파리 시기 큐비즘 40여 작가·90여 점에 한국 섹션을 더해 총 작가 54인·작품 112점 규모가 됐다. 해외 IP를 그대로 들여오는 데 그치지 않고 한국 미술사라는 현지 맥락과 연결함으로써, 국내 관객에게 '우리 이야기'라는 접점을 만들어 준 점이 전략적으로 가장 영리한 대목이다.</w:t>
+      </w:r>
+    </w:p>
+    <w:p>
+      <w:pPr>
+        <w:spacing w:before="280" w:after="120"/>
       </w:pPr>
       <w:r>
         <w:rPr>
@@ -921,12 +1342,12 @@
           <w:color w:val="1F3764"/>
           <w:sz w:val="28"/>
         </w:rPr>
-        <w:t>3. 관람을 통해 얻은 시사점 (핵심)</w:t>
+        <w:t>3. 업무 관점 심층 시사점</w:t>
       </w:r>
     </w:p>
     <w:p>
       <w:pPr>
-        <w:spacing w:before="120" w:after="120"/>
+        <w:spacing w:before="160" w:after="80"/>
       </w:pPr>
       <w:r>
         <w:rPr>
@@ -935,64 +1356,96 @@
           <w:color w:val="333333"/>
           <w:sz w:val="23"/>
         </w:rPr>
-        <w:t>(A) 기획 · 공간 연출 측면</w:t>
+        <w:t>(A) 전시·공간 기획 및 고객 경험 설계</w:t>
       </w:r>
     </w:p>
     <w:p>
       <w:pPr>
         <w:pStyle w:val="ListBullet"/>
-        <w:spacing w:after="80"/>
+        <w:spacing w:after="80" w:line="276" w:lineRule="auto"/>
       </w:pPr>
+      <w:r>
+        <w:rPr>
+          <w:rFonts w:ascii="맑은 고딕" w:hAnsi="맑은 고딕" w:eastAsia="맑은 고딕"/>
+          <w:b/>
+          <w:sz w:val="21"/>
+        </w:rPr>
+        <w:t xml:space="preserve">내러티브 큐레이션 — </w:t>
+      </w:r>
       <w:r>
         <w:rPr>
           <w:rFonts w:ascii="맑은 고딕" w:hAnsi="맑은 고딕" w:eastAsia="맑은 고딕"/>
           <w:sz w:val="21"/>
         </w:rPr>
-        <w:t>내러티브형 구성: '개념 선언 → 형태 해체(분석) → 색채 확장 → 응용 → 현지(한국) 연결'로 이어지는 9개 섹션 구조가 관람객을 자연스럽게 몰입시킨다. 콘텐츠를 '메시지 먼저, 사례는 단계적 심화'로 풀어내는 구성은 우리 기획·발표물에도 그대로 옮겨올 수 있다.</w:t>
+        <w:t>'개념 선언 → 단계적 심화 → 확장'으로 이어지는 8개 섹션 구조는 어려운 주제도 관객이 따라오게 만든다. 기획안·제안서·발표 자료를 '핵심 메시지 → 근거의 점층적 전개'로 구성하는 틀로 차용할 수 있다.</w:t>
       </w:r>
     </w:p>
     <w:p>
       <w:pPr>
         <w:pStyle w:val="ListBullet"/>
-        <w:spacing w:after="80"/>
+        <w:spacing w:after="80" w:line="276" w:lineRule="auto"/>
       </w:pPr>
+      <w:r>
+        <w:rPr>
+          <w:rFonts w:ascii="맑은 고딕" w:hAnsi="맑은 고딕" w:eastAsia="맑은 고딕"/>
+          <w:b/>
+          <w:sz w:val="21"/>
+        </w:rPr>
+        <w:t xml:space="preserve">고객 경험 여정 설계 — </w:t>
+      </w:r>
       <w:r>
         <w:rPr>
           <w:rFonts w:ascii="맑은 고딕" w:hAnsi="맑은 고딕" w:eastAsia="맑은 고딕"/>
           <w:sz w:val="21"/>
         </w:rPr>
-        <w:t>랜드마크 재생: 노후한 63빌딩 별관을 글로벌 미술관으로 탈바꿈시킨 사례. 기존 자산을 새로운 콘셉트로 재해석해 화제성과 방문 동기를 만들어낸 점이 인상적이다.</w:t>
+        <w:t>도입(아폴리네르 텍스트 월) → 몰입(분석적 큐비즘) → 절정(들로네 색채/포토 스폿) → 공유(촬영·SNS) → 전환(굿즈·재방문)으로 이어지는 흐름이 의도적으로 설계돼 있다. 오프라인 체험 공간을 기획할 때 '어디서 멈추고, 어디서 찍고, 어디서 사게 할 것인가'를 동선 위에 설계하는 관점이 그대로 적용된다.</w:t>
       </w:r>
     </w:p>
     <w:p>
       <w:pPr>
         <w:pStyle w:val="ListBullet"/>
-        <w:spacing w:after="80"/>
+        <w:spacing w:after="80" w:line="276" w:lineRule="auto"/>
       </w:pPr>
+      <w:r>
+        <w:rPr>
+          <w:rFonts w:ascii="맑은 고딕" w:hAnsi="맑은 고딕" w:eastAsia="맑은 고딕"/>
+          <w:b/>
+          <w:sz w:val="21"/>
+        </w:rPr>
+        <w:t xml:space="preserve">포토 스폿과 자발적 확산 — </w:t>
+      </w:r>
       <w:r>
         <w:rPr>
           <w:rFonts w:ascii="맑은 고딕" w:hAnsi="맑은 고딕" w:eastAsia="맑은 고딕"/>
           <w:sz w:val="21"/>
         </w:rPr>
-        <w:t>첫인상 동선 설계: 대형 작품을 중앙·고천장 공간에 배치한 '한 방' 연출, 흰 벽·여백·조명으로 작품을 부각하는 방식은 관람객의 시선과 체류 시간을 의도적으로 설계한 결과다. 전시·쇼룸·행사 부스 등 오프라인 체험 공간 연출에 직접 참고할 만하다.</w:t>
+        <w:t>색채 구간처럼 시각적으로 강한 한 장면을 의도적으로 배치하면 관람객의 촬영·공유(UGC)가 자연 발생한다. 콘텐츠·행사 기획 시 '공유를 부르는 한 장면'을 명시적으로 설계할 필요가 있다.</w:t>
       </w:r>
     </w:p>
     <w:p>
       <w:pPr>
         <w:pStyle w:val="ListBullet"/>
-        <w:spacing w:after="80"/>
+        <w:spacing w:after="80" w:line="276" w:lineRule="auto"/>
       </w:pPr>
+      <w:r>
+        <w:rPr>
+          <w:rFonts w:ascii="맑은 고딕" w:hAnsi="맑은 고딕" w:eastAsia="맑은 고딕"/>
+          <w:b/>
+          <w:sz w:val="21"/>
+        </w:rPr>
+        <w:t xml:space="preserve">정보 전달의 디지털 보완 — </w:t>
+      </w:r>
       <w:r>
         <w:rPr>
           <w:rFonts w:ascii="맑은 고딕" w:hAnsi="맑은 고딕" w:eastAsia="맑은 고딕"/>
           <w:sz w:val="21"/>
         </w:rPr>
-        <w:t>정보 전달 방식: 작품 캡션과 QR 코드를 통해 다국어·심화 정보를 제공 ― 오프라인 현장에 디지털 콘텐츠를 자연스럽게 얹어 관람 경험을 확장하는 방식이 돋보였다.</w:t>
+        <w:t>캡션 옆 QR로 다국어·심화 정보를 제공해 오프라인 경험에 디지털 레이어를 얹는다. 현장 콘텐츠에 확장 정보(영상·해설·구매 링크)를 연결하는 방식으로 응용 가능.</w:t>
       </w:r>
     </w:p>
     <w:p>
       <w:pPr>
-        <w:spacing w:before="120" w:after="120"/>
+        <w:spacing w:before="160" w:after="80"/>
       </w:pPr>
       <w:r>
         <w:rPr>
@@ -1001,64 +1454,472 @@
           <w:color w:val="333333"/>
           <w:sz w:val="23"/>
         </w:rPr>
-        <w:t>(B) 브랜드 · 비주얼 측면</w:t>
+        <w:t>(B) 브랜드·콘텐츠·커뮤니케이션</w:t>
       </w:r>
     </w:p>
     <w:p>
       <w:pPr>
         <w:pStyle w:val="ListBullet"/>
-        <w:spacing w:after="80"/>
+        <w:spacing w:after="80" w:line="276" w:lineRule="auto"/>
       </w:pPr>
+      <w:r>
+        <w:rPr>
+          <w:rFonts w:ascii="맑은 고딕" w:hAnsi="맑은 고딕" w:eastAsia="맑은 고딕"/>
+          <w:b/>
+          <w:sz w:val="21"/>
+        </w:rPr>
+        <w:t xml:space="preserve">앵커 IP를 통한 가치 제고 — </w:t>
+      </w:r>
       <w:r>
         <w:rPr>
           <w:rFonts w:ascii="맑은 고딕" w:hAnsi="맑은 고딕" w:eastAsia="맑은 고딕"/>
           <w:sz w:val="21"/>
         </w:rPr>
-        <w:t>글로벌 브랜드의 현지화: '퐁피두'라는 강력한 글로벌 브랜드를 들여오되, '코리아 포커스'로 한국 미술사를 결합한 글로컬(글로벌+로컬) 접근. 외부 브랜드·콘텐츠와 협업할 때 현지 정서와 어떻게 연결할지에 대한 좋은 본보기다.</w:t>
+        <w:t>강력한 외부 브랜드와의 제휴가 공간·콘텐츠 전체의 신뢰도와 집객을 끌어올린다. 협업 파트너 선정이 곧 포지셔닝 전략임을 보여준다.</w:t>
       </w:r>
     </w:p>
     <w:p>
       <w:pPr>
         <w:pStyle w:val="ListBullet"/>
-        <w:spacing w:after="80"/>
+        <w:spacing w:after="80" w:line="276" w:lineRule="auto"/>
       </w:pPr>
+      <w:r>
+        <w:rPr>
+          <w:rFonts w:ascii="맑은 고딕" w:hAnsi="맑은 고딕" w:eastAsia="맑은 고딕"/>
+          <w:b/>
+          <w:sz w:val="21"/>
+        </w:rPr>
+        <w:t xml:space="preserve">글로컬 현지화 — </w:t>
+      </w:r>
       <w:r>
         <w:rPr>
           <w:rFonts w:ascii="맑은 고딕" w:hAnsi="맑은 고딕" w:eastAsia="맑은 고딕"/>
           <w:sz w:val="21"/>
         </w:rPr>
-        <w:t>시각 언어로서의 큐비즘: 형태 해체·재구성, 다시점 동시 표현은 '하나의 화면에 여러 메시지를 압축'하는 구성 원리로, 비주얼·레이아웃 작업에 응용 가능하다.</w:t>
+        <w:t>글로벌 IP에 '코리아 포커스'라는 로컬 레이어를 더해 관객과의 정서적 접점을 만든 구성. 외부 콘텐츠 도입 시 '현지 관객에게 어떤 우리 이야기로 연결할 것인가'를 반드시 함께 설계해야 함을 시사한다.</w:t>
       </w:r>
     </w:p>
     <w:p>
       <w:pPr>
         <w:pStyle w:val="ListBullet"/>
-        <w:spacing w:after="80"/>
+        <w:spacing w:after="80" w:line="276" w:lineRule="auto"/>
       </w:pPr>
+      <w:r>
+        <w:rPr>
+          <w:rFonts w:ascii="맑은 고딕" w:hAnsi="맑은 고딕" w:eastAsia="맑은 고딕"/>
+          <w:b/>
+          <w:sz w:val="21"/>
+        </w:rPr>
+        <w:t xml:space="preserve">시각 언어로서의 큐비즘 — </w:t>
+      </w:r>
       <w:r>
         <w:rPr>
           <w:rFonts w:ascii="맑은 고딕" w:hAnsi="맑은 고딕" w:eastAsia="맑은 고딕"/>
           <w:sz w:val="21"/>
         </w:rPr>
-        <w:t>색채·기하 모티프: 소니아 들로네식의 대담한 색 대비와 원형·기하 리듬은 강한 인상을 남기는 비주얼 아이덴티티와 그래픽 모티프 개발에 영감을 준다. 실제로 이 구간이 관람객 반응(촬영·체류)이 가장 컸다.</w:t>
+        <w:t>형태 해체·재구성과 다시점 동시 표현은 '하나의 화면에 여러 메시지를 압축'하는 구성 원리로, 비주얼·레이아웃·키 비주얼 개발에 응용 가능하다.</w:t>
       </w:r>
     </w:p>
     <w:p>
       <w:pPr>
         <w:pStyle w:val="ListBullet"/>
-        <w:spacing w:after="80"/>
+        <w:spacing w:after="80" w:line="276" w:lineRule="auto"/>
       </w:pPr>
+      <w:r>
+        <w:rPr>
+          <w:rFonts w:ascii="맑은 고딕" w:hAnsi="맑은 고딕" w:eastAsia="맑은 고딕"/>
+          <w:b/>
+          <w:sz w:val="21"/>
+        </w:rPr>
+        <w:t xml:space="preserve">색채·기하 모티프 — </w:t>
+      </w:r>
       <w:r>
         <w:rPr>
           <w:rFonts w:ascii="맑은 고딕" w:hAnsi="맑은 고딕" w:eastAsia="맑은 고딕"/>
           <w:sz w:val="21"/>
         </w:rPr>
-        <w:t>핵심 원칙 ― “재현이 아닌 개념 전달”: 보이는 그대로가 아니라 전하려는 메시지를 시각적으로 재구성한다는 큐비즘의 태도는, '무엇을 말할지'를 먼저 정하고 표현은 그 다음이라는 우리 작업 원칙과 정확히 맞닿는다.</w:t>
+        <w:t>들로네식의 대담한 색 대비와 원형·기하 리듬은 강한 인상을 남기는 비주얼 아이덴티티 개발에 영감을 준다.</w:t>
       </w:r>
     </w:p>
     <w:p>
       <w:pPr>
-        <w:spacing w:before="240" w:after="120"/>
+        <w:pStyle w:val="ListBullet"/>
+        <w:spacing w:after="80" w:line="276" w:lineRule="auto"/>
+      </w:pPr>
+      <w:r>
+        <w:rPr>
+          <w:rFonts w:ascii="맑은 고딕" w:hAnsi="맑은 고딕" w:eastAsia="맑은 고딕"/>
+          <w:b/>
+          <w:sz w:val="21"/>
+        </w:rPr>
+        <w:t xml:space="preserve">핵심 원칙, '재현이 아닌 개념 전달' — </w:t>
+      </w:r>
+      <w:r>
+        <w:rPr>
+          <w:rFonts w:ascii="맑은 고딕" w:hAnsi="맑은 고딕" w:eastAsia="맑은 고딕"/>
+          <w:sz w:val="21"/>
+        </w:rPr>
+        <w:t>보이는 그대로가 아니라 전하려는 메시지를 시각적으로 재구성한다는 큐비즘의 태도는, '무엇을 말할지'를 먼저 정하고 표현은 그 다음이라는 작업 원칙과 정확히 맞닿는다.</w:t>
+      </w:r>
+    </w:p>
+    <w:p>
+      <w:pPr>
+        <w:spacing w:before="160" w:after="80"/>
+      </w:pPr>
+      <w:r>
+        <w:rPr>
+          <w:rFonts w:ascii="맑은 고딕" w:hAnsi="맑은 고딕" w:eastAsia="맑은 고딕"/>
+          <w:b/>
+          <w:color w:val="333333"/>
+          <w:sz w:val="23"/>
+        </w:rPr>
+        <w:t>시사점 요약</w:t>
+      </w:r>
+    </w:p>
+    <w:tbl>
+      <w:tblPr>
+        <w:tblStyle w:val="LightGrid-Accent1"/>
+        <w:tblW w:type="auto" w:w="0"/>
+        <w:jc w:val="center"/>
+        <w:tblLook w:firstColumn="1" w:firstRow="1" w:lastColumn="0" w:lastRow="0" w:noHBand="0" w:noVBand="1" w:val="04A0"/>
+      </w:tblPr>
+      <w:tblGrid>
+        <w:gridCol w:w="2880"/>
+        <w:gridCol w:w="2880"/>
+        <w:gridCol w:w="2880"/>
+      </w:tblGrid>
+      <w:tr>
+        <w:tc>
+          <w:tcPr>
+            <w:tcW w:type="dxa" w:w="1984"/>
+          </w:tcPr>
+          <w:p>
+            <w:pPr>
+              <w:jc w:val="center"/>
+            </w:pPr>
+            <w:r>
+              <w:rPr>
+                <w:rFonts w:ascii="맑은 고딕" w:hAnsi="맑은 고딕" w:eastAsia="맑은 고딕"/>
+                <w:b/>
+                <w:color w:val="FFFFFF"/>
+                <w:sz w:val="19"/>
+              </w:rPr>
+              <w:t>관찰 포인트</w:t>
+            </w:r>
+          </w:p>
+        </w:tc>
+        <w:tc>
+          <w:tcPr>
+            <w:tcW w:type="dxa" w:w="3402"/>
+          </w:tcPr>
+          <w:p>
+            <w:pPr>
+              <w:jc w:val="center"/>
+            </w:pPr>
+            <w:r>
+              <w:rPr>
+                <w:rFonts w:ascii="맑은 고딕" w:hAnsi="맑은 고딕" w:eastAsia="맑은 고딕"/>
+                <w:b/>
+                <w:color w:val="FFFFFF"/>
+                <w:sz w:val="19"/>
+              </w:rPr>
+              <w:t>전시에서의 구현</w:t>
+            </w:r>
+          </w:p>
+        </w:tc>
+        <w:tc>
+          <w:tcPr>
+            <w:tcW w:type="dxa" w:w="3685"/>
+          </w:tcPr>
+          <w:p>
+            <w:pPr>
+              <w:jc w:val="center"/>
+            </w:pPr>
+            <w:r>
+              <w:rPr>
+                <w:rFonts w:ascii="맑은 고딕" w:hAnsi="맑은 고딕" w:eastAsia="맑은 고딕"/>
+                <w:b/>
+                <w:color w:val="FFFFFF"/>
+                <w:sz w:val="19"/>
+              </w:rPr>
+              <w:t>업무 적용 방향</w:t>
+            </w:r>
+          </w:p>
+        </w:tc>
+      </w:tr>
+      <w:tr>
+        <w:tc>
+          <w:tcPr>
+            <w:tcW w:type="dxa" w:w="1984"/>
+          </w:tcPr>
+          <w:p>
+            <w:r>
+              <w:rPr>
+                <w:rFonts w:ascii="맑은 고딕" w:hAnsi="맑은 고딕" w:eastAsia="맑은 고딕"/>
+                <w:sz w:val="19"/>
+              </w:rPr>
+              <w:t>내러티브 구성</w:t>
+            </w:r>
+          </w:p>
+        </w:tc>
+        <w:tc>
+          <w:tcPr>
+            <w:tcW w:type="dxa" w:w="3402"/>
+          </w:tcPr>
+          <w:p>
+            <w:r>
+              <w:rPr>
+                <w:rFonts w:ascii="맑은 고딕" w:hAnsi="맑은 고딕" w:eastAsia="맑은 고딕"/>
+                <w:sz w:val="19"/>
+              </w:rPr>
+              <w:t>8개 섹션의 점층적 전개</w:t>
+            </w:r>
+          </w:p>
+        </w:tc>
+        <w:tc>
+          <w:tcPr>
+            <w:tcW w:type="dxa" w:w="3685"/>
+          </w:tcPr>
+          <w:p>
+            <w:r>
+              <w:rPr>
+                <w:rFonts w:ascii="맑은 고딕" w:hAnsi="맑은 고딕" w:eastAsia="맑은 고딕"/>
+                <w:sz w:val="19"/>
+              </w:rPr>
+              <w:t>기획·발표물을 '메시지→점층 근거' 구조로 설계</w:t>
+            </w:r>
+          </w:p>
+        </w:tc>
+      </w:tr>
+      <w:tr>
+        <w:tc>
+          <w:tcPr>
+            <w:tcW w:type="dxa" w:w="1984"/>
+          </w:tcPr>
+          <w:p>
+            <w:r>
+              <w:rPr>
+                <w:rFonts w:ascii="맑은 고딕" w:hAnsi="맑은 고딕" w:eastAsia="맑은 고딕"/>
+                <w:sz w:val="19"/>
+              </w:rPr>
+              <w:t>고객 경험 여정</w:t>
+            </w:r>
+          </w:p>
+        </w:tc>
+        <w:tc>
+          <w:tcPr>
+            <w:tcW w:type="dxa" w:w="3402"/>
+          </w:tcPr>
+          <w:p>
+            <w:r>
+              <w:rPr>
+                <w:rFonts w:ascii="맑은 고딕" w:hAnsi="맑은 고딕" w:eastAsia="맑은 고딕"/>
+                <w:sz w:val="19"/>
+              </w:rPr>
+              <w:t>도입–몰입–절정–공유–전환 동선</w:t>
+            </w:r>
+          </w:p>
+        </w:tc>
+        <w:tc>
+          <w:tcPr>
+            <w:tcW w:type="dxa" w:w="3685"/>
+          </w:tcPr>
+          <w:p>
+            <w:r>
+              <w:rPr>
+                <w:rFonts w:ascii="맑은 고딕" w:hAnsi="맑은 고딕" w:eastAsia="맑은 고딕"/>
+                <w:sz w:val="19"/>
+              </w:rPr>
+              <w:t>체험 공간을 정지·촬영·구매 지점 기준으로 설계</w:t>
+            </w:r>
+          </w:p>
+        </w:tc>
+      </w:tr>
+      <w:tr>
+        <w:tc>
+          <w:tcPr>
+            <w:tcW w:type="dxa" w:w="1984"/>
+          </w:tcPr>
+          <w:p>
+            <w:r>
+              <w:rPr>
+                <w:rFonts w:ascii="맑은 고딕" w:hAnsi="맑은 고딕" w:eastAsia="맑은 고딕"/>
+                <w:sz w:val="19"/>
+              </w:rPr>
+              <w:t>포토 스폿/UGC</w:t>
+            </w:r>
+          </w:p>
+        </w:tc>
+        <w:tc>
+          <w:tcPr>
+            <w:tcW w:type="dxa" w:w="3402"/>
+          </w:tcPr>
+          <w:p>
+            <w:r>
+              <w:rPr>
+                <w:rFonts w:ascii="맑은 고딕" w:hAnsi="맑은 고딕" w:eastAsia="맑은 고딕"/>
+                <w:sz w:val="19"/>
+              </w:rPr>
+              <w:t>들로네 색채 구간의 촬영 집중</w:t>
+            </w:r>
+          </w:p>
+        </w:tc>
+        <w:tc>
+          <w:tcPr>
+            <w:tcW w:type="dxa" w:w="3685"/>
+          </w:tcPr>
+          <w:p>
+            <w:r>
+              <w:rPr>
+                <w:rFonts w:ascii="맑은 고딕" w:hAnsi="맑은 고딕" w:eastAsia="맑은 고딕"/>
+                <w:sz w:val="19"/>
+              </w:rPr>
+              <w:t>공유를 부르는 '한 장면'을 의도적으로 배치</w:t>
+            </w:r>
+          </w:p>
+        </w:tc>
+      </w:tr>
+      <w:tr>
+        <w:tc>
+          <w:tcPr>
+            <w:tcW w:type="dxa" w:w="1984"/>
+          </w:tcPr>
+          <w:p>
+            <w:r>
+              <w:rPr>
+                <w:rFonts w:ascii="맑은 고딕" w:hAnsi="맑은 고딕" w:eastAsia="맑은 고딕"/>
+                <w:sz w:val="19"/>
+              </w:rPr>
+              <w:t>앵커 IP·제휴</w:t>
+            </w:r>
+          </w:p>
+        </w:tc>
+        <w:tc>
+          <w:tcPr>
+            <w:tcW w:type="dxa" w:w="3402"/>
+          </w:tcPr>
+          <w:p>
+            <w:r>
+              <w:rPr>
+                <w:rFonts w:ascii="맑은 고딕" w:hAnsi="맑은 고딕" w:eastAsia="맑은 고딕"/>
+                <w:sz w:val="19"/>
+              </w:rPr>
+              <w:t>퐁피두 브랜드의 집객·격 제고</w:t>
+            </w:r>
+          </w:p>
+        </w:tc>
+        <w:tc>
+          <w:tcPr>
+            <w:tcW w:type="dxa" w:w="3685"/>
+          </w:tcPr>
+          <w:p>
+            <w:r>
+              <w:rPr>
+                <w:rFonts w:ascii="맑은 고딕" w:hAnsi="맑은 고딕" w:eastAsia="맑은 고딕"/>
+                <w:sz w:val="19"/>
+              </w:rPr>
+              <w:t>파트너 선정을 포지셔닝 전략으로 접근</w:t>
+            </w:r>
+          </w:p>
+        </w:tc>
+      </w:tr>
+      <w:tr>
+        <w:tc>
+          <w:tcPr>
+            <w:tcW w:type="dxa" w:w="1984"/>
+          </w:tcPr>
+          <w:p>
+            <w:r>
+              <w:rPr>
+                <w:rFonts w:ascii="맑은 고딕" w:hAnsi="맑은 고딕" w:eastAsia="맑은 고딕"/>
+                <w:sz w:val="19"/>
+              </w:rPr>
+              <w:t>글로컬 현지화</w:t>
+            </w:r>
+          </w:p>
+        </w:tc>
+        <w:tc>
+          <w:tcPr>
+            <w:tcW w:type="dxa" w:w="3402"/>
+          </w:tcPr>
+          <w:p>
+            <w:r>
+              <w:rPr>
+                <w:rFonts w:ascii="맑은 고딕" w:hAnsi="맑은 고딕" w:eastAsia="맑은 고딕"/>
+                <w:sz w:val="19"/>
+              </w:rPr>
+              <w:t>코리아 포커스 특별 섹션</w:t>
+            </w:r>
+          </w:p>
+        </w:tc>
+        <w:tc>
+          <w:tcPr>
+            <w:tcW w:type="dxa" w:w="3685"/>
+          </w:tcPr>
+          <w:p>
+            <w:r>
+              <w:rPr>
+                <w:rFonts w:ascii="맑은 고딕" w:hAnsi="맑은 고딕" w:eastAsia="맑은 고딕"/>
+                <w:sz w:val="19"/>
+              </w:rPr>
+              <w:t>외부 IP에 '우리 이야기' 로컬 레이어 결합</w:t>
+            </w:r>
+          </w:p>
+        </w:tc>
+      </w:tr>
+      <w:tr>
+        <w:tc>
+          <w:tcPr>
+            <w:tcW w:type="dxa" w:w="1984"/>
+          </w:tcPr>
+          <w:p>
+            <w:r>
+              <w:rPr>
+                <w:rFonts w:ascii="맑은 고딕" w:hAnsi="맑은 고딕" w:eastAsia="맑은 고딕"/>
+                <w:sz w:val="19"/>
+              </w:rPr>
+              <w:t>공간 리브랜딩</w:t>
+            </w:r>
+          </w:p>
+        </w:tc>
+        <w:tc>
+          <w:tcPr>
+            <w:tcW w:type="dxa" w:w="3402"/>
+          </w:tcPr>
+          <w:p>
+            <w:r>
+              <w:rPr>
+                <w:rFonts w:ascii="맑은 고딕" w:hAnsi="맑은 고딕" w:eastAsia="맑은 고딕"/>
+                <w:sz w:val="19"/>
+              </w:rPr>
+              <w:t>아쿠아리움→'빛의 상자' 전환</w:t>
+            </w:r>
+          </w:p>
+        </w:tc>
+        <w:tc>
+          <w:tcPr>
+            <w:tcW w:type="dxa" w:w="3685"/>
+          </w:tcPr>
+          <w:p>
+            <w:r>
+              <w:rPr>
+                <w:rFonts w:ascii="맑은 고딕" w:hAnsi="맑은 고딕" w:eastAsia="맑은 고딕"/>
+                <w:sz w:val="19"/>
+              </w:rPr>
+              <w:t>기존 자산의 재해석으로 방문 동기 창출</w:t>
+            </w:r>
+          </w:p>
+        </w:tc>
+      </w:tr>
+    </w:tbl>
+    <w:p>
+      <w:pPr>
+        <w:spacing w:after="40"/>
+      </w:pPr>
+    </w:p>
+    <w:p>
+      <w:pPr>
+        <w:spacing w:before="280" w:after="120"/>
       </w:pPr>
       <w:r>
         <w:rPr>
@@ -1067,63 +1928,265 @@
           <w:color w:val="1F3764"/>
           <w:sz w:val="28"/>
         </w:rPr>
-        <w:t>4. 결론 및 적용 제안</w:t>
+        <w:t>4. 적용 제안</w:t>
       </w:r>
+    </w:p>
+    <w:tbl>
+      <w:tblPr>
+        <w:tblStyle w:val="LightGrid-Accent1"/>
+        <w:tblW w:type="auto" w:w="0"/>
+        <w:jc w:val="center"/>
+        <w:tblLook w:firstColumn="1" w:firstRow="1" w:lastColumn="0" w:lastRow="0" w:noHBand="0" w:noVBand="1" w:val="04A0"/>
+      </w:tblPr>
+      <w:tblGrid>
+        <w:gridCol w:w="2880"/>
+        <w:gridCol w:w="2880"/>
+        <w:gridCol w:w="2880"/>
+      </w:tblGrid>
+      <w:tr>
+        <w:tc>
+          <w:tcPr>
+            <w:tcW w:type="dxa" w:w="1984"/>
+          </w:tcPr>
+          <w:p>
+            <w:pPr>
+              <w:jc w:val="center"/>
+            </w:pPr>
+            <w:r>
+              <w:rPr>
+                <w:rFonts w:ascii="맑은 고딕" w:hAnsi="맑은 고딕" w:eastAsia="맑은 고딕"/>
+                <w:b/>
+                <w:color w:val="FFFFFF"/>
+                <w:sz w:val="19"/>
+              </w:rPr>
+              <w:t>제안 과제</w:t>
+            </w:r>
+          </w:p>
+        </w:tc>
+        <w:tc>
+          <w:tcPr>
+            <w:tcW w:type="dxa" w:w="3969"/>
+          </w:tcPr>
+          <w:p>
+            <w:pPr>
+              <w:jc w:val="center"/>
+            </w:pPr>
+            <w:r>
+              <w:rPr>
+                <w:rFonts w:ascii="맑은 고딕" w:hAnsi="맑은 고딕" w:eastAsia="맑은 고딕"/>
+                <w:b/>
+                <w:color w:val="FFFFFF"/>
+                <w:sz w:val="19"/>
+              </w:rPr>
+              <w:t>실행 아이디어</w:t>
+            </w:r>
+          </w:p>
+        </w:tc>
+        <w:tc>
+          <w:tcPr>
+            <w:tcW w:type="dxa" w:w="3118"/>
+          </w:tcPr>
+          <w:p>
+            <w:pPr>
+              <w:jc w:val="center"/>
+            </w:pPr>
+            <w:r>
+              <w:rPr>
+                <w:rFonts w:ascii="맑은 고딕" w:hAnsi="맑은 고딕" w:eastAsia="맑은 고딕"/>
+                <w:b/>
+                <w:color w:val="FFFFFF"/>
+                <w:sz w:val="19"/>
+              </w:rPr>
+              <w:t>기대 효과 / 검토 지표</w:t>
+            </w:r>
+          </w:p>
+        </w:tc>
+      </w:tr>
+      <w:tr>
+        <w:tc>
+          <w:tcPr>
+            <w:tcW w:type="dxa" w:w="1984"/>
+          </w:tcPr>
+          <w:p>
+            <w:r>
+              <w:rPr>
+                <w:rFonts w:ascii="맑은 고딕" w:hAnsi="맑은 고딕" w:eastAsia="맑은 고딕"/>
+                <w:sz w:val="19"/>
+              </w:rPr>
+              <w:t>기획 구성 템플릿화</w:t>
+            </w:r>
+          </w:p>
+        </w:tc>
+        <w:tc>
+          <w:tcPr>
+            <w:tcW w:type="dxa" w:w="3969"/>
+          </w:tcPr>
+          <w:p>
+            <w:r>
+              <w:rPr>
+                <w:rFonts w:ascii="맑은 고딕" w:hAnsi="맑은 고딕" w:eastAsia="맑은 고딕"/>
+                <w:sz w:val="19"/>
+              </w:rPr>
+              <w:t>'개념 선언 → 단계적 심화 → 로컬 연결'의 내러티브 틀을 표준 제안서 템플릿으로 정립</w:t>
+            </w:r>
+          </w:p>
+        </w:tc>
+        <w:tc>
+          <w:tcPr>
+            <w:tcW w:type="dxa" w:w="3118"/>
+          </w:tcPr>
+          <w:p>
+            <w:r>
+              <w:rPr>
+                <w:rFonts w:ascii="맑은 고딕" w:hAnsi="맑은 고딕" w:eastAsia="맑은 고딕"/>
+                <w:sz w:val="19"/>
+              </w:rPr>
+              <w:t>메시지 전달력 향상 / 제안 채택률·이해도</w:t>
+            </w:r>
+          </w:p>
+        </w:tc>
+      </w:tr>
+      <w:tr>
+        <w:tc>
+          <w:tcPr>
+            <w:tcW w:type="dxa" w:w="1984"/>
+          </w:tcPr>
+          <w:p>
+            <w:r>
+              <w:rPr>
+                <w:rFonts w:ascii="맑은 고딕" w:hAnsi="맑은 고딕" w:eastAsia="맑은 고딕"/>
+                <w:sz w:val="19"/>
+              </w:rPr>
+              <w:t>체험 동선 설계 가이드</w:t>
+            </w:r>
+          </w:p>
+        </w:tc>
+        <w:tc>
+          <w:tcPr>
+            <w:tcW w:type="dxa" w:w="3969"/>
+          </w:tcPr>
+          <w:p>
+            <w:r>
+              <w:rPr>
+                <w:rFonts w:ascii="맑은 고딕" w:hAnsi="맑은 고딕" w:eastAsia="맑은 고딕"/>
+                <w:sz w:val="19"/>
+              </w:rPr>
+              <w:t>오프라인 행사·부스에 '정지–촬영–전환' 포인트를 사전 설계하는 체크리스트 도입</w:t>
+            </w:r>
+          </w:p>
+        </w:tc>
+        <w:tc>
+          <w:tcPr>
+            <w:tcW w:type="dxa" w:w="3118"/>
+          </w:tcPr>
+          <w:p>
+            <w:r>
+              <w:rPr>
+                <w:rFonts w:ascii="맑은 고딕" w:hAnsi="맑은 고딕" w:eastAsia="맑은 고딕"/>
+                <w:sz w:val="19"/>
+              </w:rPr>
+              <w:t>체류시간·UGC 발생량·전환율</w:t>
+            </w:r>
+          </w:p>
+        </w:tc>
+      </w:tr>
+      <w:tr>
+        <w:tc>
+          <w:tcPr>
+            <w:tcW w:type="dxa" w:w="1984"/>
+          </w:tcPr>
+          <w:p>
+            <w:r>
+              <w:rPr>
+                <w:rFonts w:ascii="맑은 고딕" w:hAnsi="맑은 고딕" w:eastAsia="맑은 고딕"/>
+                <w:sz w:val="19"/>
+              </w:rPr>
+              <w:t>비주얼 레퍼런스 보강</w:t>
+            </w:r>
+          </w:p>
+        </w:tc>
+        <w:tc>
+          <w:tcPr>
+            <w:tcW w:type="dxa" w:w="3969"/>
+          </w:tcPr>
+          <w:p>
+            <w:r>
+              <w:rPr>
+                <w:rFonts w:ascii="맑은 고딕" w:hAnsi="맑은 고딕" w:eastAsia="맑은 고딕"/>
+                <w:sz w:val="19"/>
+              </w:rPr>
+              <w:t>큐비즘/오르피즘의 색채·기하 모티프를 무드보드에 추가, '메시지 우선' 원칙 명문화</w:t>
+            </w:r>
+          </w:p>
+        </w:tc>
+        <w:tc>
+          <w:tcPr>
+            <w:tcW w:type="dxa" w:w="3118"/>
+          </w:tcPr>
+          <w:p>
+            <w:r>
+              <w:rPr>
+                <w:rFonts w:ascii="맑은 고딕" w:hAnsi="맑은 고딕" w:eastAsia="맑은 고딕"/>
+                <w:sz w:val="19"/>
+              </w:rPr>
+              <w:t>비주얼 일관성·차별성</w:t>
+            </w:r>
+          </w:p>
+        </w:tc>
+      </w:tr>
+      <w:tr>
+        <w:tc>
+          <w:tcPr>
+            <w:tcW w:type="dxa" w:w="1984"/>
+          </w:tcPr>
+          <w:p>
+            <w:r>
+              <w:rPr>
+                <w:rFonts w:ascii="맑은 고딕" w:hAnsi="맑은 고딕" w:eastAsia="맑은 고딕"/>
+                <w:sz w:val="19"/>
+              </w:rPr>
+              <w:t>단체 견학 추진</w:t>
+            </w:r>
+          </w:p>
+        </w:tc>
+        <w:tc>
+          <w:tcPr>
+            <w:tcW w:type="dxa" w:w="3969"/>
+          </w:tcPr>
+          <w:p>
+            <w:r>
+              <w:rPr>
+                <w:rFonts w:ascii="맑은 고딕" w:hAnsi="맑은 고딕" w:eastAsia="맑은 고딕"/>
+                <w:sz w:val="19"/>
+              </w:rPr>
+              <w:t>전시 종료(10/4) 전 부서 단체 관람 ― 공간 연출·동선을 직접 체험</w:t>
+            </w:r>
+          </w:p>
+        </w:tc>
+        <w:tc>
+          <w:tcPr>
+            <w:tcW w:type="dxa" w:w="3118"/>
+          </w:tcPr>
+          <w:p>
+            <w:r>
+              <w:rPr>
+                <w:rFonts w:ascii="맑은 고딕" w:hAnsi="맑은 고딕" w:eastAsia="맑은 고딕"/>
+                <w:sz w:val="19"/>
+              </w:rPr>
+              <w:t>벤치마킹 내재화 / 후속 아이디어 도출</w:t>
+            </w:r>
+          </w:p>
+        </w:tc>
+      </w:tr>
+    </w:tbl>
+    <w:p>
+      <w:pPr>
+        <w:spacing w:after="40"/>
+      </w:pPr>
     </w:p>
     <w:p>
       <w:pPr>
-        <w:spacing w:after="80"/>
-      </w:pPr>
-      <w:r>
-        <w:rPr>
-          <w:rFonts w:ascii="맑은 고딕" w:hAnsi="맑은 고딕" w:eastAsia="맑은 고딕"/>
-          <w:sz w:val="21"/>
-        </w:rPr>
-        <w:t>큐비즘은 100년 전 미술이지만, 이번 전시는 '글로벌 콘텐츠의 국내 안착 + 공간 리브랜딩 + 현지화'라는, 오늘날 우리 업무에 그대로 시사점을 주는 사례였다. 참고할 만한 적용 지점은 다음과 같다.</w:t>
-      </w:r>
-    </w:p>
-    <w:p>
-      <w:pPr>
-        <w:pStyle w:val="ListBullet"/>
-        <w:spacing w:after="80"/>
-      </w:pPr>
-      <w:r>
-        <w:rPr>
-          <w:rFonts w:ascii="맑은 고딕" w:hAnsi="맑은 고딕" w:eastAsia="맑은 고딕"/>
-          <w:sz w:val="21"/>
-        </w:rPr>
-        <w:t>구성 틀 차용: 차기 기획·발표·캠페인에서 “개념 선언 → 단계적 심화 → 로컬 연결”의 내러티브 틀을 템플릿으로 시험 적용.</w:t>
-      </w:r>
-    </w:p>
-    <w:p>
-      <w:pPr>
-        <w:pStyle w:val="ListBullet"/>
-        <w:spacing w:after="80"/>
-      </w:pPr>
-      <w:r>
-        <w:rPr>
-          <w:rFonts w:ascii="맑은 고딕" w:hAnsi="맑은 고딕" w:eastAsia="맑은 고딕"/>
-          <w:sz w:val="21"/>
-        </w:rPr>
-        <w:t>비주얼 레퍼런스 보강: 큐비즘/오르피즘의 색채 대비·기하 모티프를 참고 무드보드에 추가하고, '메시지 우선' 원칙을 작업 체크리스트에 반영.</w:t>
-      </w:r>
-    </w:p>
-    <w:p>
-      <w:pPr>
-        <w:pStyle w:val="ListBullet"/>
-        <w:spacing w:after="80"/>
-      </w:pPr>
-      <w:r>
-        <w:rPr>
-          <w:rFonts w:ascii="맑은 고딕" w:hAnsi="맑은 고딕" w:eastAsia="맑은 고딕"/>
-          <w:sz w:val="21"/>
-        </w:rPr>
-        <w:t>단체 견학 제안: 전시 기간이 10월 4일까지이므로 부서 단체 관람을 검토 ― 공간 연출·관람 동선을 직접 경험하는 것이 자료보다 효과적이다.</w:t>
-      </w:r>
-    </w:p>
-    <w:p>
-      <w:pPr>
-        <w:spacing w:before="240" w:after="120"/>
+        <w:spacing w:before="280" w:after="120"/>
       </w:pPr>
       <w:r>
         <w:rPr>
@@ -1132,12 +2195,128 @@
           <w:color w:val="1F3764"/>
           <w:sz w:val="28"/>
         </w:rPr>
-        <w:t>5. 부록 ― 현장 사진 목록</w:t>
+        <w:t>5. 관찰된 한계 및 유의점</w:t>
       </w:r>
     </w:p>
     <w:p>
       <w:pPr>
-        <w:spacing w:after="80"/>
+        <w:spacing w:after="80" w:line="276" w:lineRule="auto"/>
+      </w:pPr>
+      <w:r>
+        <w:rPr>
+          <w:rFonts w:ascii="맑은 고딕" w:hAnsi="맑은 고딕" w:eastAsia="맑은 고딕"/>
+          <w:color w:val="666666"/>
+          <w:sz w:val="21"/>
+        </w:rPr>
+        <w:t>균형 잡힌 참고를 위해 한계점도 함께 기록한다.</w:t>
+      </w:r>
+    </w:p>
+    <w:p>
+      <w:pPr>
+        <w:pStyle w:val="ListBullet"/>
+        <w:spacing w:after="80" w:line="276" w:lineRule="auto"/>
+      </w:pPr>
+      <w:r>
+        <w:rPr>
+          <w:rFonts w:ascii="맑은 고딕" w:hAnsi="맑은 고딕" w:eastAsia="맑은 고딕"/>
+          <w:b/>
+          <w:sz w:val="21"/>
+        </w:rPr>
+        <w:t xml:space="preserve">높은 객단가 — </w:t>
+      </w:r>
+      <w:r>
+        <w:rPr>
+          <w:rFonts w:ascii="맑은 고딕" w:hAnsi="맑은 고딕" w:eastAsia="맑은 고딕"/>
+          <w:sz w:val="21"/>
+        </w:rPr>
+        <w:t>성인 28,000원의 가격은 진입 장벽으로 작용할 수 있어, 가격 대비 경험 가치(전시 밀도·체류시간·부대 콘텐츠)에 대한 기대 관리가 필요하다.</w:t>
+      </w:r>
+    </w:p>
+    <w:p>
+      <w:pPr>
+        <w:pStyle w:val="ListBullet"/>
+        <w:spacing w:after="80" w:line="276" w:lineRule="auto"/>
+      </w:pPr>
+      <w:r>
+        <w:rPr>
+          <w:rFonts w:ascii="맑은 고딕" w:hAnsi="맑은 고딕" w:eastAsia="맑은 고딕"/>
+          <w:b/>
+          <w:sz w:val="21"/>
+        </w:rPr>
+        <w:t xml:space="preserve">주제의 난도 — </w:t>
+      </w:r>
+      <w:r>
+        <w:rPr>
+          <w:rFonts w:ascii="맑은 고딕" w:hAnsi="맑은 고딕" w:eastAsia="맑은 고딕"/>
+          <w:sz w:val="21"/>
+        </w:rPr>
+        <w:t>큐비즘은 대중적으로 다소 어려운 사조로, 내러티브 설계에도 불구하고 사전 지식이 없으면 몰입이 떨어질 수 있다. 도슨트·디지털 해설 등 보조 장치의 중요성을 시사한다.</w:t>
+      </w:r>
+    </w:p>
+    <w:p>
+      <w:pPr>
+        <w:pStyle w:val="ListBullet"/>
+        <w:spacing w:after="80" w:line="276" w:lineRule="auto"/>
+      </w:pPr>
+      <w:r>
+        <w:rPr>
+          <w:rFonts w:ascii="맑은 고딕" w:hAnsi="맑은 고딕" w:eastAsia="맑은 고딕"/>
+          <w:b/>
+          <w:sz w:val="21"/>
+        </w:rPr>
+        <w:t xml:space="preserve">IP 의존도 — </w:t>
+      </w:r>
+      <w:r>
+        <w:rPr>
+          <w:rFonts w:ascii="맑은 고딕" w:hAnsi="맑은 고딕" w:eastAsia="맑은 고딕"/>
+          <w:sz w:val="21"/>
+        </w:rPr>
+        <w:t>브랜드 파워에 기댄 집객은 강력하지만, 콘텐츠 자체의 차별성과 현지화 깊이가 뒷받침되지 않으면 지속성에 한계가 있을 수 있다.</w:t>
+      </w:r>
+    </w:p>
+    <w:p>
+      <w:pPr>
+        <w:spacing w:before="280" w:after="120"/>
+      </w:pPr>
+      <w:r>
+        <w:rPr>
+          <w:rFonts w:ascii="맑은 고딕" w:hAnsi="맑은 고딕" w:eastAsia="맑은 고딕"/>
+          <w:b/>
+          <w:color w:val="1F3764"/>
+          <w:sz w:val="28"/>
+        </w:rPr>
+        <w:t>6. 결론</w:t>
+      </w:r>
+    </w:p>
+    <w:p>
+      <w:pPr>
+        <w:spacing w:after="80" w:line="276" w:lineRule="auto"/>
+      </w:pPr>
+      <w:r>
+        <w:rPr>
+          <w:rFonts w:ascii="맑은 고딕" w:hAnsi="맑은 고딕" w:eastAsia="맑은 고딕"/>
+          <w:sz w:val="21"/>
+        </w:rPr>
+        <w:t>〈큐비스트: 시각의 혁신가들〉은 100년 전 미술 사조를 다루지만, 그 운영과 연출 방식은 '글로벌 콘텐츠의 국내 안착 + 공간 리브랜딩 + 현지화'라는, 오늘날 우리 업무에 그대로 시사점을 주는 사례였다. 특히 어려운 주제를 단계적 내러티브로 풀어내고, 관람객의 경험 여정을 동선 위에 설계하며, 글로벌 브랜드에 로컬 맥락을 결합한 세 가지 지점은 향후 기획·콘텐츠 업무에 구체적으로 차용할 가치가 있다. 전시는 10월 4일까지 이어지는 만큼, 부서 차원의 단체 견학을 통해 현장 경험을 공유하고 후속 아이디어로 발전시킬 것을 제안한다.</w:t>
+      </w:r>
+    </w:p>
+    <w:p>
+      <w:pPr>
+        <w:spacing w:before="280" w:after="120"/>
+      </w:pPr>
+      <w:r>
+        <w:rPr>
+          <w:rFonts w:ascii="맑은 고딕" w:hAnsi="맑은 고딕" w:eastAsia="맑은 고딕"/>
+          <w:b/>
+          <w:color w:val="1F3764"/>
+          <w:sz w:val="28"/>
+        </w:rPr>
+        <w:t>부록 1. 현장 사진 목록</w:t>
+      </w:r>
+    </w:p>
+    <w:p>
+      <w:pPr>
+        <w:spacing w:after="80" w:line="276" w:lineRule="auto"/>
       </w:pPr>
       <w:r>
         <w:rPr>
@@ -1149,165 +2328,191 @@
     </w:p>
     <w:p>
       <w:pPr>
-        <w:spacing w:after="80"/>
+        <w:spacing w:after="80" w:line="276" w:lineRule="auto"/>
         <w:ind w:left="280"/>
       </w:pPr>
       <w:r>
         <w:rPr>
           <w:rFonts w:ascii="맑은 고딕" w:hAnsi="맑은 고딕" w:eastAsia="맑은 고딕"/>
-          <w:sz w:val="21"/>
+          <w:sz w:val="20"/>
         </w:rPr>
-        <w:t>사진 1: 전시 도입부 아폴리네르 인용문</w:t>
+        <w:t>사진 1: 전시 도입부 아폴리네르 인용문 (텍스트 월)</w:t>
       </w:r>
     </w:p>
     <w:p>
       <w:pPr>
-        <w:spacing w:after="80"/>
+        <w:spacing w:after="80" w:line="276" w:lineRule="auto"/>
         <w:ind w:left="280"/>
       </w:pPr>
       <w:r>
         <w:rPr>
           <w:rFonts w:ascii="맑은 고딕" w:hAnsi="맑은 고딕" w:eastAsia="맑은 고딕"/>
-          <w:sz w:val="21"/>
+          <w:sz w:val="20"/>
         </w:rPr>
         <w:t>사진 2: 피카소 〈여인의 두상〉(1907)</w:t>
       </w:r>
     </w:p>
     <w:p>
       <w:pPr>
-        <w:spacing w:after="80"/>
+        <w:spacing w:after="80" w:line="276" w:lineRule="auto"/>
         <w:ind w:left="280"/>
       </w:pPr>
       <w:r>
         <w:rPr>
           <w:rFonts w:ascii="맑은 고딕" w:hAnsi="맑은 고딕" w:eastAsia="맑은 고딕"/>
-          <w:sz w:val="21"/>
+          <w:sz w:val="20"/>
         </w:rPr>
         <w:t>사진 3: 피카소 〈여인 두상(Head of a Woman)〉</w:t>
       </w:r>
     </w:p>
     <w:p>
       <w:pPr>
-        <w:spacing w:after="80"/>
+        <w:spacing w:after="80" w:line="276" w:lineRule="auto"/>
         <w:ind w:left="280"/>
       </w:pPr>
       <w:r>
         <w:rPr>
           <w:rFonts w:ascii="맑은 고딕" w:hAnsi="맑은 고딕" w:eastAsia="맑은 고딕"/>
-          <w:sz w:val="21"/>
+          <w:sz w:val="20"/>
         </w:rPr>
         <w:t>사진 4: 누워 있는 인물 (분석적 큐비즘)</w:t>
       </w:r>
     </w:p>
     <w:p>
       <w:pPr>
-        <w:spacing w:after="80"/>
+        <w:spacing w:after="80" w:line="276" w:lineRule="auto"/>
         <w:ind w:left="280"/>
       </w:pPr>
       <w:r>
         <w:rPr>
           <w:rFonts w:ascii="맑은 고딕" w:hAnsi="맑은 고딕" w:eastAsia="맑은 고딕"/>
-          <w:sz w:val="21"/>
+          <w:sz w:val="20"/>
         </w:rPr>
         <w:t>사진 5: 다면 분할 분석적 큐비즘 회화</w:t>
       </w:r>
     </w:p>
     <w:p>
       <w:pPr>
-        <w:spacing w:after="80"/>
+        <w:spacing w:after="80" w:line="276" w:lineRule="auto"/>
         <w:ind w:left="280"/>
       </w:pPr>
       <w:r>
         <w:rPr>
           <w:rFonts w:ascii="맑은 고딕" w:hAnsi="맑은 고딕" w:eastAsia="맑은 고딕"/>
-          <w:sz w:val="21"/>
+          <w:sz w:val="20"/>
         </w:rPr>
         <w:t>사진 6: 인물·형태가 중첩된 대형 큐비즘 회화</w:t>
       </w:r>
     </w:p>
     <w:p>
       <w:pPr>
-        <w:spacing w:after="80"/>
+        <w:spacing w:after="80" w:line="276" w:lineRule="auto"/>
         <w:ind w:left="280"/>
       </w:pPr>
       <w:r>
         <w:rPr>
           <w:rFonts w:ascii="맑은 고딕" w:hAnsi="맑은 고딕" w:eastAsia="맑은 고딕"/>
-          <w:sz w:val="21"/>
+          <w:sz w:val="20"/>
         </w:rPr>
         <w:t>사진 7: 점묘·패턴이 결합된 종합적 큐비즘 회화</w:t>
       </w:r>
     </w:p>
     <w:p>
       <w:pPr>
-        <w:spacing w:after="80"/>
+        <w:spacing w:after="80" w:line="276" w:lineRule="auto"/>
         <w:ind w:left="280"/>
       </w:pPr>
       <w:r>
         <w:rPr>
           <w:rFonts w:ascii="맑은 고딕" w:hAnsi="맑은 고딕" w:eastAsia="맑은 고딕"/>
-          <w:sz w:val="21"/>
+          <w:sz w:val="20"/>
         </w:rPr>
         <w:t>사진 8: 소니아 들로네 원형 색채 추상 (단독)</w:t>
       </w:r>
     </w:p>
     <w:p>
       <w:pPr>
-        <w:spacing w:after="80"/>
+        <w:spacing w:after="80" w:line="276" w:lineRule="auto"/>
         <w:ind w:left="280"/>
       </w:pPr>
       <w:r>
         <w:rPr>
           <w:rFonts w:ascii="맑은 고딕" w:hAnsi="맑은 고딕" w:eastAsia="맑은 고딕"/>
-          <w:sz w:val="21"/>
+          <w:sz w:val="20"/>
         </w:rPr>
         <w:t>사진 9: 들로네 작품 전시 벽면 전경</w:t>
       </w:r>
     </w:p>
     <w:p>
       <w:pPr>
-        <w:spacing w:after="80"/>
+        <w:spacing w:after="80" w:line="276" w:lineRule="auto"/>
         <w:ind w:left="280"/>
       </w:pPr>
       <w:r>
         <w:rPr>
           <w:rFonts w:ascii="맑은 고딕" w:hAnsi="맑은 고딕" w:eastAsia="맑은 고딕"/>
-          <w:sz w:val="21"/>
+          <w:sz w:val="20"/>
         </w:rPr>
         <w:t>사진 10: 조르주 야쿨로프 〈Bull〉</w:t>
       </w:r>
     </w:p>
     <w:p>
       <w:pPr>
-        <w:spacing w:after="80"/>
+        <w:spacing w:after="80" w:line="276" w:lineRule="auto"/>
         <w:ind w:left="280"/>
       </w:pPr>
       <w:r>
         <w:rPr>
           <w:rFonts w:ascii="맑은 고딕" w:hAnsi="맑은 고딕" w:eastAsia="맑은 고딕"/>
-          <w:sz w:val="21"/>
+          <w:sz w:val="20"/>
         </w:rPr>
         <w:t>사진 11: 아트리움 대형 무대막 (공간 연출 전경)</w:t>
       </w:r>
     </w:p>
     <w:p>
       <w:pPr>
-        <w:spacing w:before="240" w:after="120"/>
+        <w:spacing w:before="280" w:after="120"/>
       </w:pPr>
       <w:r>
         <w:rPr>
           <w:rFonts w:ascii="맑은 고딕" w:hAnsi="맑은 고딕" w:eastAsia="맑은 고딕"/>
           <w:b/>
-          <w:color w:val="333333"/>
-          <w:sz w:val="23"/>
+          <w:color w:val="1F3764"/>
+          <w:sz w:val="28"/>
         </w:rPr>
-        <w:t>참고 출처</w:t>
+        <w:t>부록 2. 참고 출처</w:t>
       </w:r>
     </w:p>
     <w:p>
       <w:pPr>
-        <w:pStyle w:val="ListBullet"/>
-        <w:spacing w:after="80"/>
+        <w:spacing w:after="80" w:line="276" w:lineRule="auto"/>
+        <w:ind w:left="280"/>
+      </w:pPr>
+      <w:r>
+        <w:rPr>
+          <w:rFonts w:ascii="맑은 고딕" w:hAnsi="맑은 고딕" w:eastAsia="맑은 고딕"/>
+          <w:sz w:val="18"/>
+        </w:rPr>
+        <w:t>퐁피두센터 한화 — 한화문화재단 공식 (hanwhafoundation.org/business/pompidou)</w:t>
+      </w:r>
+    </w:p>
+    <w:p>
+      <w:pPr>
+        <w:spacing w:after="80" w:line="276" w:lineRule="auto"/>
+        <w:ind w:left="280"/>
+      </w:pPr>
+      <w:r>
+        <w:rPr>
+          <w:rFonts w:ascii="맑은 고딕" w:hAnsi="맑은 고딕" w:eastAsia="맑은 고딕"/>
+          <w:sz w:val="18"/>
+        </w:rPr>
+        <w:t>Centre Pompidou Hanwha — Centre Pompidou 공식 (centrepompidou.fr)</w:t>
+      </w:r>
+    </w:p>
+    <w:p>
+      <w:pPr>
+        <w:spacing w:after="80" w:line="276" w:lineRule="auto"/>
+        <w:ind w:left="280"/>
       </w:pPr>
       <w:r>
         <w:rPr>
@@ -1319,41 +2524,41 @@
     </w:p>
     <w:p>
       <w:pPr>
-        <w:pStyle w:val="ListBullet"/>
-        <w:spacing w:after="80"/>
+        <w:spacing w:after="80" w:line="276" w:lineRule="auto"/>
+        <w:ind w:left="280"/>
       </w:pPr>
       <w:r>
         <w:rPr>
           <w:rFonts w:ascii="맑은 고딕" w:hAnsi="맑은 고딕" w:eastAsia="맑은 고딕"/>
           <w:sz w:val="18"/>
         </w:rPr>
-        <w:t>63빌딩에 온 퐁피두, '큐비즘'으로 눈도장 — 경향신문 (khan.co.kr/article/202605192038005)</w:t>
+        <w:t>퐁피두센터 한화 개관, 첫 전시 《큐비스트: 시각의 혁신가들》 — 데일리아트 (d-art.co.kr)</w:t>
       </w:r>
     </w:p>
     <w:p>
       <w:pPr>
-        <w:pStyle w:val="ListBullet"/>
-        <w:spacing w:after="80"/>
+        <w:spacing w:after="80" w:line="276" w:lineRule="auto"/>
+        <w:ind w:left="280"/>
       </w:pPr>
       <w:r>
         <w:rPr>
           <w:rFonts w:ascii="맑은 고딕" w:hAnsi="맑은 고딕" w:eastAsia="맑은 고딕"/>
           <w:sz w:val="18"/>
         </w:rPr>
-        <w:t>퐁피두센터 한화 — 한화문화재단 공식 (hanwhafoundation.org/business/pompidou)</w:t>
+        <w:t>Centre Pompidou Hanwha unveils Cubist masterpieces in Seoul — The Korea Herald</w:t>
       </w:r>
     </w:p>
     <w:p>
       <w:pPr>
-        <w:pStyle w:val="ListBullet"/>
-        <w:spacing w:after="80"/>
+        <w:spacing w:after="80" w:line="276" w:lineRule="auto"/>
+        <w:ind w:left="280"/>
       </w:pPr>
       <w:r>
         <w:rPr>
           <w:rFonts w:ascii="맑은 고딕" w:hAnsi="맑은 고딕" w:eastAsia="맑은 고딕"/>
           <w:sz w:val="18"/>
         </w:rPr>
-        <w:t>퐁피두센터 한화, 4일 여의도 63빌딩에 문 연다 — 코리아넷 (korean-culture.org)</w:t>
+        <w:t>Inside Centre Pompidou Hanwha — Hanwha Newsroom / Artsy / Dezeen / designboom</w:t>
       </w:r>
     </w:p>
     <w:sectPr>

--- a/큐비즘_전시_견학_보고서.docx
+++ b/큐비즘_전시_견학_보고서.docx
@@ -27,7 +27,7 @@
           <w:color w:val="333333"/>
           <w:sz w:val="24"/>
         </w:rPr>
-        <w:t>― 퐁피두센터 한화 개관전 〈큐비스트: 시각의 혁신가들〉 관람 분석 ―</w:t>
+        <w:t>― 〈큐비스트: 시각의 혁신가들〉을 '보는 방식의 전환'으로 읽다 ―</w:t>
       </w:r>
     </w:p>
     <w:p>
@@ -39,7 +39,7 @@
           <w:rFonts w:ascii="맑은 고딕" w:hAnsi="맑은 고딕" w:eastAsia="맑은 고딕"/>
           <w:sz w:val="21"/>
         </w:rPr>
-        <w:t>작성자: 김민지    |    작성일: 2026. 6. 18.</w:t>
+        <w:t>퐁피두센터 한화 · 2026. 6. 18. 관람    |    작성자: 김민지</w:t>
       </w:r>
     </w:p>
     <w:p/>
@@ -54,98 +54,33 @@
           <w:color w:val="1F3764"/>
           <w:sz w:val="28"/>
         </w:rPr>
-        <w:t>핵심 요약 (Executive Summary)</w:t>
+        <w:t>들어가며 ― 이 보고서가 말하려는 것</w:t>
       </w:r>
     </w:p>
     <w:p>
       <w:pPr>
-        <w:spacing w:after="80" w:line="276" w:lineRule="auto"/>
+        <w:spacing w:after="120" w:line="300" w:lineRule="auto"/>
       </w:pPr>
       <w:r>
         <w:rPr>
           <w:rFonts w:ascii="맑은 고딕" w:hAnsi="맑은 고딕" w:eastAsia="맑은 고딕"/>
           <w:sz w:val="21"/>
         </w:rPr>
-        <w:t>2026년 6월 4일 여의도 63빌딩에 문을 연 '퐁피두센터 한화'는 프랑스 파리 퐁피두센터가 한화문화재단과 맺은 4년 파트너십을 기반으로 운영되는 국내 첫 상설 거점으로, 향후 4년간 매년 2회 기획전을 선보인다. 그 개관전이 바로 이번에 관람한 〈큐비스트: 시각의 혁신가들〉이다. 본 전시는 단순한 명화전이 아니라, 글로벌 미술관 브랜드의 국내 진출·랜드마크 재생·현지화 콘텐츠가 결합된 사례로, 전시 기획과 브랜드 운영 양 측면에서 참고할 지점이 많았다. 견학에서 도출한 핵심 시사점은 다음과 같다.</w:t>
+        <w:t>이 전시를 '유명 화가들의 찌그러진 그림 모음'으로 보면 견학에서 가져갈 것이 거의 없다. 큐비즘의 핵심은 그림의 양식이 아니라 '세상을 보는 방식'을 바꾼 사건에 있기 때문이다. 르네상스 이후 약 500년간 서양 회화를 지배한 단일 시점(원근법)을 큐비즘이 깨뜨린 그 전환은, 공교롭게도 지금 우리가 하는 커뮤니케이션 업무가 통과하고 있는 변화와 정확히 닮아 있었다.</w:t>
       </w:r>
     </w:p>
-    <w:tbl>
-      <w:tblPr>
-        <w:tblStyle w:val="LightShading-Accent1"/>
-        <w:tblW w:type="auto" w:w="0"/>
-        <w:tblLook w:firstColumn="1" w:firstRow="1" w:lastColumn="0" w:lastRow="0" w:noHBand="0" w:noVBand="1" w:val="04A0"/>
-      </w:tblPr>
-      <w:tblGrid>
-        <w:gridCol w:w="8640"/>
-      </w:tblGrid>
-      <w:tr>
-        <w:tc>
-          <w:tcPr>
-            <w:tcW w:type="dxa" w:w="8640"/>
-          </w:tcPr>
-          <w:p>
-            <w:r>
-              <w:rPr>
-                <w:rFonts w:ascii="맑은 고딕" w:hAnsi="맑은 고딕" w:eastAsia="맑은 고딕"/>
-                <w:b/>
-                <w:color w:val="1F3764"/>
-                <w:sz w:val="22"/>
-              </w:rPr>
-              <w:t>관람을 통해 도출한 핵심 시사점</w:t>
-            </w:r>
-          </w:p>
-          <w:p>
-            <w:pPr>
-              <w:spacing w:after="40"/>
-            </w:pPr>
-            <w:r>
-              <w:rPr>
-                <w:rFonts w:ascii="맑은 고딕" w:hAnsi="맑은 고딕" w:eastAsia="맑은 고딕"/>
-                <w:sz w:val="20"/>
-              </w:rPr>
-              <w:t>· 내러티브 큐레이션: 8개 주제 섹션이 '개념 제시 → 형태 해체 → 색채 확장 → 전후 변주'로 이어지며 관람객을 단계적으로 몰입시킨다. 메시지를 먼저 세우고 사례를 점층적으로 배치하는 구성은 우리 기획·발표물에 직접 응용 가능.</w:t>
-            </w:r>
-          </w:p>
-          <w:p>
-            <w:pPr>
-              <w:spacing w:after="40"/>
-            </w:pPr>
-            <w:r>
-              <w:rPr>
-                <w:rFonts w:ascii="맑은 고딕" w:hAnsi="맑은 고딕" w:eastAsia="맑은 고딕"/>
-                <w:sz w:val="20"/>
-              </w:rPr>
-              <w:t>· 고객 경험(여정) 설계: 대형 작품을 활용한 강한 첫인상, 색채 구간의 포토 스폿, QR 기반 심화 정보 등 '도입–몰입–절정–공유'의 흐름이 의도적으로 설계돼 있어 오프라인 체험 공간 기획에 시사점이 크다.</w:t>
-            </w:r>
-          </w:p>
-          <w:p>
-            <w:pPr>
-              <w:spacing w:after="40"/>
-            </w:pPr>
-            <w:r>
-              <w:rPr>
-                <w:rFonts w:ascii="맑은 고딕" w:hAnsi="맑은 고딕" w:eastAsia="맑은 고딕"/>
-                <w:sz w:val="20"/>
-              </w:rPr>
-              <w:t>· 글로컬(글로벌+로컬) 전략: '퐁피두'라는 글로벌 브랜드에 '코리아 포커스' 특별 섹션을 결합해 외부 IP를 현지 맥락과 연결한 점은 외부 콘텐츠·브랜드 협업 시 참고할 모범 사례.</w:t>
-            </w:r>
-          </w:p>
-          <w:p>
-            <w:pPr>
-              <w:spacing w:after="40"/>
-            </w:pPr>
-            <w:r>
-              <w:rPr>
-                <w:rFonts w:ascii="맑은 고딕" w:hAnsi="맑은 고딕" w:eastAsia="맑은 고딕"/>
-                <w:sz w:val="20"/>
-              </w:rPr>
-              <w:t>· 랜드마크 자산의 재해석: 노후 아쿠아리움 공간을 '빛의 상자' 미술관으로 전환해 63빌딩에 새로운 방문 동기와 화제성을 부여한 공간 리브랜딩 사례.</w:t>
-            </w:r>
-          </w:p>
-        </w:tc>
-      </w:tr>
-    </w:tbl>
-    <w:p/>
+    <w:p>
+      <w:pPr>
+        <w:spacing w:after="120" w:line="300" w:lineRule="auto"/>
+      </w:pPr>
+      <w:r>
+        <w:rPr>
+          <w:rFonts w:ascii="맑은 고딕" w:hAnsi="맑은 고딕" w:eastAsia="맑은 고딕"/>
+          <w:sz w:val="21"/>
+        </w:rPr>
+        <w:t>그래서 이 보고서는 작품 해설이 아니라, 전시가 던진 한 가지 질문 ― ‘하나의 정리된 이미지를 일방적으로 보여주던 시대가 끝났을 때, 우리는 무엇을 어떻게 전달해야 하는가’ ― 를 중심에 두고 정리했다. 결론부터 말하면, 큐비즘은 100년 앞서 그려 보인 ‘파편화된 인식’의 시각 이론이며, 그 안에 우리 업무에 대한 세 가지 구체적인 교훈이 들어 있었다.</w:t>
+      </w:r>
+    </w:p>
     <w:p>
       <w:pPr>
         <w:spacing w:before="280" w:after="120"/>
@@ -174,39 +109,30 @@
       <w:tr>
         <w:tc>
           <w:tcPr>
-            <w:tcW w:type="dxa" w:w="1417"/>
+            <w:tcW w:type="dxa" w:w="1701"/>
           </w:tcPr>
           <w:p>
-            <w:pPr>
-              <w:jc w:val="center"/>
-            </w:pPr>
             <w:r>
               <w:rPr>
                 <w:rFonts w:ascii="맑은 고딕" w:hAnsi="맑은 고딕" w:eastAsia="맑은 고딕"/>
                 <w:b/>
-                <w:color w:val="FFFFFF"/>
                 <w:sz w:val="19"/>
               </w:rPr>
-              <w:t>구분</w:t>
+              <w:t>전시</w:t>
             </w:r>
           </w:p>
         </w:tc>
         <w:tc>
           <w:tcPr>
-            <w:tcW w:type="dxa" w:w="7654"/>
+            <w:tcW w:type="dxa" w:w="7370"/>
           </w:tcPr>
           <w:p>
-            <w:pPr>
-              <w:jc w:val="center"/>
-            </w:pPr>
             <w:r>
               <w:rPr>
                 <w:rFonts w:ascii="맑은 고딕" w:hAnsi="맑은 고딕" w:eastAsia="맑은 고딕"/>
-                <w:b/>
-                <w:color w:val="FFFFFF"/>
                 <w:sz w:val="19"/>
               </w:rPr>
-              <w:t>내용</w:t>
+              <w:t>퐁피두센터 한화 개관전 〈큐비스트: 시각의 혁신가들〉 (1907~1927 파리 큐비즘)</w:t>
             </w:r>
           </w:p>
         </w:tc>
@@ -214,7 +140,22 @@
       <w:tr>
         <w:tc>
           <w:tcPr>
-            <w:tcW w:type="dxa" w:w="1417"/>
+            <w:tcW w:type="dxa" w:w="1701"/>
+          </w:tcPr>
+          <w:p>
+            <w:r>
+              <w:rPr>
+                <w:rFonts w:ascii="맑은 고딕" w:hAnsi="맑은 고딕" w:eastAsia="맑은 고딕"/>
+                <w:b/>
+                <w:sz w:val="19"/>
+              </w:rPr>
+              <w:t>장소·기간</w:t>
+            </w:r>
+          </w:p>
+        </w:tc>
+        <w:tc>
+          <w:tcPr>
+            <w:tcW w:type="dxa" w:w="7370"/>
           </w:tcPr>
           <w:p>
             <w:r>
@@ -222,13 +163,30 @@
                 <w:rFonts w:ascii="맑은 고딕" w:hAnsi="맑은 고딕" w:eastAsia="맑은 고딕"/>
                 <w:sz w:val="19"/>
               </w:rPr>
-              <w:t>전시명</w:t>
+              <w:t>여의도 63빌딩 별관 / 2026. 6. 4 ~ 10. 4 (관람일 6. 18.)</w:t>
+            </w:r>
+          </w:p>
+        </w:tc>
+      </w:tr>
+      <w:tr>
+        <w:tc>
+          <w:tcPr>
+            <w:tcW w:type="dxa" w:w="1701"/>
+          </w:tcPr>
+          <w:p>
+            <w:r>
+              <w:rPr>
+                <w:rFonts w:ascii="맑은 고딕" w:hAnsi="맑은 고딕" w:eastAsia="맑은 고딕"/>
+                <w:b/>
+                <w:sz w:val="19"/>
+              </w:rPr>
+              <w:t>규모</w:t>
             </w:r>
           </w:p>
         </w:tc>
         <w:tc>
           <w:tcPr>
-            <w:tcW w:type="dxa" w:w="7654"/>
+            <w:tcW w:type="dxa" w:w="7370"/>
           </w:tcPr>
           <w:p>
             <w:r>
@@ -236,7 +194,7 @@
                 <w:rFonts w:ascii="맑은 고딕" w:hAnsi="맑은 고딕" w:eastAsia="맑은 고딕"/>
                 <w:sz w:val="19"/>
               </w:rPr>
-              <w:t>퐁피두센터 한화 개관전 〈큐비스트: 시각의 혁신가들〉 (The Cubists: Inventing Modern Vision)</w:t>
+              <w:t>파리 시기 40여 작가·90여 점 + 한국 작가 11인·21점(코리아 포커스), 총 54인·112점 / 8개 주제 섹션</w:t>
             </w:r>
           </w:p>
         </w:tc>
@@ -244,7 +202,22 @@
       <w:tr>
         <w:tc>
           <w:tcPr>
-            <w:tcW w:type="dxa" w:w="1417"/>
+            <w:tcW w:type="dxa" w:w="1701"/>
+          </w:tcPr>
+          <w:p>
+            <w:r>
+              <w:rPr>
+                <w:rFonts w:ascii="맑은 고딕" w:hAnsi="맑은 고딕" w:eastAsia="맑은 고딕"/>
+                <w:b/>
+                <w:sz w:val="19"/>
+              </w:rPr>
+              <w:t>운영 구조</w:t>
+            </w:r>
+          </w:p>
+        </w:tc>
+        <w:tc>
+          <w:tcPr>
+            <w:tcW w:type="dxa" w:w="7370"/>
           </w:tcPr>
           <w:p>
             <w:r>
@@ -252,21 +225,7 @@
                 <w:rFonts w:ascii="맑은 고딕" w:hAnsi="맑은 고딕" w:eastAsia="맑은 고딕"/>
                 <w:sz w:val="19"/>
               </w:rPr>
-              <w:t>장소</w:t>
-            </w:r>
-          </w:p>
-        </w:tc>
-        <w:tc>
-          <w:tcPr>
-            <w:tcW w:type="dxa" w:w="7654"/>
-          </w:tcPr>
-          <w:p>
-            <w:r>
-              <w:rPr>
-                <w:rFonts w:ascii="맑은 고딕" w:hAnsi="맑은 고딕" w:eastAsia="맑은 고딕"/>
-                <w:sz w:val="19"/>
-              </w:rPr>
-              <w:t>퐁피두센터 한화 (서울 영등포구 여의도 63빌딩 별관, 4개 층·연면적 약 10,000㎡)</w:t>
+              <w:t>한화문화재단·파리 퐁피두 4년 파트너십(2023~). 한화=운영, 퐁피두=큐레이션·소장품. 연 2회 전시</w:t>
             </w:r>
           </w:p>
         </w:tc>
@@ -274,72 +233,13 @@
       <w:tr>
         <w:tc>
           <w:tcPr>
-            <w:tcW w:type="dxa" w:w="1417"/>
+            <w:tcW w:type="dxa" w:w="1701"/>
           </w:tcPr>
           <w:p>
             <w:r>
               <w:rPr>
                 <w:rFonts w:ascii="맑은 고딕" w:hAnsi="맑은 고딕" w:eastAsia="맑은 고딕"/>
-                <w:sz w:val="19"/>
-              </w:rPr>
-              <w:t>전시 기간</w:t>
-            </w:r>
-          </w:p>
-        </w:tc>
-        <w:tc>
-          <w:tcPr>
-            <w:tcW w:type="dxa" w:w="7654"/>
-          </w:tcPr>
-          <w:p>
-            <w:r>
-              <w:rPr>
-                <w:rFonts w:ascii="맑은 고딕" w:hAnsi="맑은 고딕" w:eastAsia="맑은 고딕"/>
-                <w:sz w:val="19"/>
-              </w:rPr>
-              <w:t>2026. 6. 4 ~ 10. 4 (개관전)</w:t>
-            </w:r>
-          </w:p>
-        </w:tc>
-      </w:tr>
-      <w:tr>
-        <w:tc>
-          <w:tcPr>
-            <w:tcW w:type="dxa" w:w="1417"/>
-          </w:tcPr>
-          <w:p>
-            <w:r>
-              <w:rPr>
-                <w:rFonts w:ascii="맑은 고딕" w:hAnsi="맑은 고딕" w:eastAsia="맑은 고딕"/>
-                <w:sz w:val="19"/>
-              </w:rPr>
-              <w:t>관람일</w:t>
-            </w:r>
-          </w:p>
-        </w:tc>
-        <w:tc>
-          <w:tcPr>
-            <w:tcW w:type="dxa" w:w="7654"/>
-          </w:tcPr>
-          <w:p>
-            <w:r>
-              <w:rPr>
-                <w:rFonts w:ascii="맑은 고딕" w:hAnsi="맑은 고딕" w:eastAsia="맑은 고딕"/>
-                <w:sz w:val="19"/>
-              </w:rPr>
-              <w:t>2026. 6. 18.</w:t>
-            </w:r>
-          </w:p>
-        </w:tc>
-      </w:tr>
-      <w:tr>
-        <w:tc>
-          <w:tcPr>
-            <w:tcW w:type="dxa" w:w="1417"/>
-          </w:tcPr>
-          <w:p>
-            <w:r>
-              <w:rPr>
-                <w:rFonts w:ascii="맑은 고딕" w:hAnsi="맑은 고딕" w:eastAsia="맑은 고딕"/>
+                <w:b/>
                 <w:sz w:val="19"/>
               </w:rPr>
               <w:t>관람료</w:t>
@@ -348,7 +248,7 @@
         </w:tc>
         <w:tc>
           <w:tcPr>
-            <w:tcW w:type="dxa" w:w="7654"/>
+            <w:tcW w:type="dxa" w:w="7370"/>
           </w:tcPr>
           <w:p>
             <w:r>
@@ -356,37 +256,7 @@
                 <w:rFonts w:ascii="맑은 고딕" w:hAnsi="맑은 고딕" w:eastAsia="맑은 고딕"/>
                 <w:sz w:val="19"/>
               </w:rPr>
-              <w:t>성인 28,000원 / 청소년 19,600원 / 어린이 16,800원 / 65세 이상 19,600원</w:t>
-            </w:r>
-          </w:p>
-        </w:tc>
-      </w:tr>
-      <w:tr>
-        <w:tc>
-          <w:tcPr>
-            <w:tcW w:type="dxa" w:w="1417"/>
-          </w:tcPr>
-          <w:p>
-            <w:r>
-              <w:rPr>
-                <w:rFonts w:ascii="맑은 고딕" w:hAnsi="맑은 고딕" w:eastAsia="맑은 고딕"/>
-                <w:sz w:val="19"/>
-              </w:rPr>
-              <w:t>견학 목적</w:t>
-            </w:r>
-          </w:p>
-        </w:tc>
-        <w:tc>
-          <w:tcPr>
-            <w:tcW w:type="dxa" w:w="7654"/>
-          </w:tcPr>
-          <w:p>
-            <w:r>
-              <w:rPr>
-                <w:rFonts w:ascii="맑은 고딕" w:hAnsi="맑은 고딕" w:eastAsia="맑은 고딕"/>
-                <w:sz w:val="19"/>
-              </w:rPr>
-              <w:t>글로벌 미술관 브랜드의 국내 진출 사례를 직접 확인하고, 전시 기획·공간 연출·관람 경험 설계와 브랜드 운영 방식을 업무 관점의 시사점 중심으로 정리</w:t>
+              <w:t>성인 28,000원 (청소년 19,600 / 어린이 16,800 / 65세+ 19,600)</w:t>
             </w:r>
           </w:p>
         </w:tc>
@@ -399,18 +269,6 @@
     </w:p>
     <w:p>
       <w:pPr>
-        <w:spacing w:after="80" w:line="276" w:lineRule="auto"/>
-      </w:pPr>
-      <w:r>
-        <w:rPr>
-          <w:rFonts w:ascii="맑은 고딕" w:hAnsi="맑은 고딕" w:eastAsia="맑은 고딕"/>
-          <w:sz w:val="21"/>
-        </w:rPr>
-        <w:t>참고로 이번 견학은 '명화 감상'이 아니라 전시를 하나의 콘텐츠·공간 운영 사례로 본다는 관점에서 진행했으며, 본 보고서도 작품 해설보다 기획·연출·브랜드 측면의 관찰과 적용 가능성에 무게를 두었다.</w:t>
-      </w:r>
-    </w:p>
-    <w:p>
-      <w:pPr>
         <w:spacing w:before="280" w:after="120"/>
       </w:pPr>
       <w:r>
@@ -420,136 +278,34 @@
           <w:color w:val="1F3764"/>
           <w:sz w:val="28"/>
         </w:rPr>
-        <w:t>2. 전시 분석</w:t>
+        <w:t>2. 무엇을 보았나 ― 전시의 흐름</w:t>
       </w:r>
     </w:p>
     <w:p>
       <w:pPr>
-        <w:spacing w:before="160" w:after="80"/>
-      </w:pPr>
-      <w:r>
-        <w:rPr>
-          <w:rFonts w:ascii="맑은 고딕" w:hAnsi="맑은 고딕" w:eastAsia="맑은 고딕"/>
-          <w:b/>
-          <w:color w:val="333333"/>
-          <w:sz w:val="23"/>
-        </w:rPr>
-        <w:t>2.1 운영·사업 구조 ― 글로벌 미술관 IP의 국내 거점화</w:t>
-      </w:r>
-    </w:p>
-    <w:p>
-      <w:pPr>
-        <w:spacing w:after="80" w:line="276" w:lineRule="auto"/>
+        <w:spacing w:after="120" w:line="300" w:lineRule="auto"/>
       </w:pPr>
       <w:r>
         <w:rPr>
           <w:rFonts w:ascii="맑은 고딕" w:hAnsi="맑은 고딕" w:eastAsia="맑은 고딕"/>
           <w:sz w:val="21"/>
         </w:rPr>
-        <w:t>퐁피두센터 한화는 2023년 3월 한화문화재단과 파리 퐁피두센터가 체결한 4년 파트너십을 토대로 한다. 한화가 공간의 리모델링과 운영을 맡고, 퐁피두는 큐레이션 방향과 소장품 대여를 담당하는 역할 분담 구조다. 향후 4년간 매년 2회, 1,500㎡ 규모의 전시실 2개를 활용해 기획전을 이어간다는 점에서, 일회성 블록버스터가 아니라 '브랜드 거점의 지속 운영' 모델이라는 점이 핵심이다.</w:t>
+        <w:t>전시는 입구의 아폴리네르 문장에서 시작한다.</w:t>
       </w:r>
     </w:p>
     <w:p>
       <w:pPr>
-        <w:pStyle w:val="ListBullet"/>
-        <w:spacing w:after="80" w:line="276" w:lineRule="auto"/>
-      </w:pPr>
-      <w:r>
-        <w:rPr>
-          <w:rFonts w:ascii="맑은 고딕" w:hAnsi="맑은 고딕" w:eastAsia="맑은 고딕"/>
-          <w:b/>
-          <w:sz w:val="21"/>
-        </w:rPr>
-        <w:t xml:space="preserve">앵커 IP 전략 — </w:t>
-      </w:r>
-      <w:r>
-        <w:rPr>
-          <w:rFonts w:ascii="맑은 고딕" w:hAnsi="맑은 고딕" w:eastAsia="맑은 고딕"/>
-          <w:sz w:val="21"/>
-        </w:rPr>
-        <w:t>글로벌 인지도가 확립된 브랜드(퐁피두)를 끌어와 공간 전체의 격(格)과 방문 동기를 단숨에 끌어올리는 구조. 강력한 외부 IP가 자산의 가치와 집객을 견인하는 전형적 사례다.</w:t>
-      </w:r>
-    </w:p>
-    <w:p>
-      <w:pPr>
-        <w:pStyle w:val="ListBullet"/>
-        <w:spacing w:after="80" w:line="276" w:lineRule="auto"/>
-      </w:pPr>
-      <w:r>
-        <w:rPr>
-          <w:rFonts w:ascii="맑은 고딕" w:hAnsi="맑은 고딕" w:eastAsia="맑은 고딕"/>
-          <w:b/>
-          <w:sz w:val="21"/>
-        </w:rPr>
-        <w:t xml:space="preserve">지속 운영형 콘텐츠 — </w:t>
-      </w:r>
-      <w:r>
-        <w:rPr>
-          <w:rFonts w:ascii="맑은 고딕" w:hAnsi="맑은 고딕" w:eastAsia="맑은 고딕"/>
-          <w:sz w:val="21"/>
-        </w:rPr>
-        <w:t>연 2회 전시 교체로 재방문 동기를 설계. 단발성 이벤트가 아니라 '시즌제 콘텐츠'로 고객을 묶는 방식.</w:t>
-      </w:r>
-    </w:p>
-    <w:p>
-      <w:pPr>
-        <w:pStyle w:val="ListBullet"/>
-        <w:spacing w:after="80" w:line="276" w:lineRule="auto"/>
-      </w:pPr>
-      <w:r>
-        <w:rPr>
-          <w:rFonts w:ascii="맑은 고딕" w:hAnsi="맑은 고딕" w:eastAsia="맑은 고딕"/>
-          <w:b/>
-          <w:sz w:val="21"/>
-        </w:rPr>
-        <w:t xml:space="preserve">프리미엄 가격 정책 — </w:t>
-      </w:r>
-      <w:r>
-        <w:rPr>
-          <w:rFonts w:ascii="맑은 고딕" w:hAnsi="맑은 고딕" w:eastAsia="맑은 고딕"/>
-          <w:sz w:val="21"/>
-        </w:rPr>
-        <w:t>성인 28,000원의 객단가는 일반 기획전 대비 높은 편으로, 브랜드 가치와 작품 희소성을 가격에 반영한 포지셔닝. 가격 자체가 '특별한 경험'이라는 메시지를 전달한다.</w:t>
-      </w:r>
-    </w:p>
-    <w:p>
-      <w:pPr>
-        <w:spacing w:before="160" w:after="80"/>
-      </w:pPr>
-      <w:r>
-        <w:rPr>
-          <w:rFonts w:ascii="맑은 고딕" w:hAnsi="맑은 고딕" w:eastAsia="맑은 고딕"/>
-          <w:b/>
-          <w:color w:val="333333"/>
-          <w:sz w:val="23"/>
-        </w:rPr>
-        <w:t>2.2 기획 콘셉트와 내러티브 ― 8개 섹션의 점층 구성</w:t>
-      </w:r>
-    </w:p>
-    <w:p>
-      <w:pPr>
-        <w:spacing w:after="80" w:line="276" w:lineRule="auto"/>
-      </w:pPr>
-      <w:r>
-        <w:rPr>
-          <w:rFonts w:ascii="맑은 고딕" w:hAnsi="맑은 고딕" w:eastAsia="맑은 고딕"/>
-          <w:sz w:val="21"/>
-        </w:rPr>
-        <w:t>전시 입구의 기욤 아폴리네르 인용문이 전체 주제를 압축한다.</w:t>
-      </w:r>
-    </w:p>
-    <w:p>
-      <w:pPr>
-        <w:spacing w:after="80"/>
-        <w:ind w:left="360"/>
+        <w:spacing w:before="80" w:after="120"/>
+        <w:ind w:left="400" w:right="400"/>
       </w:pPr>
       <w:r>
         <w:rPr>
           <w:rFonts w:ascii="맑은 고딕" w:hAnsi="맑은 고딕" w:eastAsia="맑은 고딕"/>
           <w:i/>
+          <w:color w:val="333333"/>
           <w:sz w:val="21"/>
         </w:rPr>
-        <w:t>“큐비즘이 이전의 회화와 구별되는 지점은, 그것이 모방의 예술이 아니라 창조에까지 이르고자 하는 개념(conceptual)의 예술이라는 점이다.” (《입체파 화가들》, 1913)</w:t>
+        <w:t>“큐비즘이 이전의 회화와 구별되는 지점은, 그것이 모방의 예술이 아니라 창조에까지 이르고자 하는 개념(conceptual)의 예술이라는 점이다.” ― 기욤 아폴리네르, 《입체파 화가들》, 1913</w:t>
       </w:r>
     </w:p>
     <w:p>
@@ -604,51 +360,24 @@
           <w:color w:val="666666"/>
           <w:sz w:val="18"/>
         </w:rPr>
-        <w:t>[사진 1] 전시 도입부 텍스트 월 ― 아폴리네르의 큐비즘 정의</w:t>
+        <w:t>[사진 1] 전시 도입부 텍스트 월 ― 큐비즘은 ‘모방’이 아니라 ‘개념’의 예술이다</w:t>
       </w:r>
     </w:p>
     <w:p>
       <w:pPr>
-        <w:spacing w:after="80" w:line="276" w:lineRule="auto"/>
+        <w:spacing w:after="120" w:line="300" w:lineRule="auto"/>
       </w:pPr>
       <w:r>
         <w:rPr>
           <w:rFonts w:ascii="맑은 고딕" w:hAnsi="맑은 고딕" w:eastAsia="맑은 고딕"/>
           <w:sz w:val="21"/>
         </w:rPr>
-        <w:t>전시는 파리 시기(1907~1927) 큐비즘을 8개 주제 섹션으로 나누어 '세잔의 영향과 초기 실험 → 분석적 큐비즘과 형태 해체 → 살롱으로 진출한 큐비즘 → 오르피즘과 빛의 리듬 → 전후의 양식적 변주'로 전개한다. 관람객이 큐비즘이라는 다소 난해한 사조를 '한 개의 개념에서 출발해 점차 확장되는 이야기'로 자연스럽게 따라가도록 설계한 점이 돋보인다. 이는 복잡한 주제를 청중에게 전달할 때 메시지를 먼저 제시하고 사례를 단계적으로 심화시키는 구성 원리와 정확히 일치한다.</w:t>
+        <w:t>이 한 문장이 전시 전체의 주제다. 8개 섹션은 큐비즘이 '세잔의 영향 → 형태의 해체(분석적 큐비즘) → 색채로의 확장(오르피즘) → 전후의 변주'로 나아가는 과정을, 그리고 마지막에 한국 근대미술과의 만남(코리아 포커스)을 보여준다. 관람하며 특히 눈에 남은 장면은 다음과 같다.</w:t>
       </w:r>
     </w:p>
     <w:p>
       <w:pPr>
-        <w:spacing w:before="160" w:after="80"/>
-      </w:pPr>
-      <w:r>
-        <w:rPr>
-          <w:rFonts w:ascii="맑은 고딕" w:hAnsi="맑은 고딕" w:eastAsia="맑은 고딕"/>
-          <w:b/>
-          <w:color w:val="333333"/>
-          <w:sz w:val="23"/>
-        </w:rPr>
-        <w:t>2.3 대표 작품과 관람 포인트</w:t>
-      </w:r>
-    </w:p>
-    <w:p>
-      <w:pPr>
-        <w:spacing w:after="80" w:line="276" w:lineRule="auto"/>
-      </w:pPr>
-      <w:r>
-        <w:rPr>
-          <w:rFonts w:ascii="맑은 고딕" w:hAnsi="맑은 고딕" w:eastAsia="맑은 고딕"/>
-          <w:sz w:val="21"/>
-        </w:rPr>
-        <w:t>관람 동선에서 인상적이었던 작품과 구간을 사진과 함께 정리한다.</w:t>
-      </w:r>
-    </w:p>
-    <w:p>
-      <w:pPr>
-        <w:pStyle w:val="ListBullet"/>
-        <w:spacing w:after="80" w:line="276" w:lineRule="auto"/>
+        <w:spacing w:after="120" w:line="300" w:lineRule="auto"/>
       </w:pPr>
       <w:r>
         <w:rPr>
@@ -656,14 +385,14 @@
           <w:b/>
           <w:sz w:val="21"/>
         </w:rPr>
-        <w:t xml:space="preserve">큐비즘의 출발 — </w:t>
+        <w:t xml:space="preserve">형태의 환원 ― </w:t>
       </w:r>
       <w:r>
         <w:rPr>
           <w:rFonts w:ascii="맑은 고딕" w:hAnsi="맑은 고딕" w:eastAsia="맑은 고딕"/>
           <w:sz w:val="21"/>
         </w:rPr>
-        <w:t>피카소 〈여인의 두상〉(1907) 등 초기 실험. 인체를 단순화·해체하며 '재현에서 개념으로'의 전환을 보여준다.</w:t>
+        <w:t>피카소의 1907년 〈여인의 두상〉은 얼굴을 사실적으로 그리지 않고 몇 개의 면과 선으로 줄여 버린다. 그런데 그 ‘덜어냄’이 오히려 강한 인상을 남긴다.</w:t>
       </w:r>
     </w:p>
     <w:p>
@@ -718,13 +447,12 @@
           <w:color w:val="666666"/>
           <w:sz w:val="18"/>
         </w:rPr>
-        <w:t>[사진 2] 파블로 피카소 〈여인의 두상(Bust of a Woman)〉, 1907</w:t>
+        <w:t>[사진 2] 파블로 피카소 〈여인의 두상〉, 1907 ― 묘사가 아니라 환원</w:t>
       </w:r>
     </w:p>
     <w:p>
       <w:pPr>
-        <w:pStyle w:val="ListBullet"/>
-        <w:spacing w:after="80" w:line="276" w:lineRule="auto"/>
+        <w:spacing w:after="120" w:line="300" w:lineRule="auto"/>
       </w:pPr>
       <w:r>
         <w:rPr>
@@ -732,14 +460,14 @@
           <w:b/>
           <w:sz w:val="21"/>
         </w:rPr>
-        <w:t xml:space="preserve">분석적 큐비즘 — </w:t>
+        <w:t xml:space="preserve">해체의 극단 ― </w:t>
       </w:r>
       <w:r>
         <w:rPr>
           <w:rFonts w:ascii="맑은 고딕" w:hAnsi="맑은 고딕" w:eastAsia="맑은 고딕"/>
           <w:sz w:val="21"/>
         </w:rPr>
-        <w:t>회색·갈색의 절제된 색조 속에서 대상을 여러 시점으로 쪼개 재배열. 형태가 거의 추상에 가깝게 분해된다.</w:t>
+        <w:t>분석적 큐비즘 구간의 회색 작품들은 대상을 여러 시점으로 잘게 쪼개, 무엇을 그렸는지 거의 알아보기 어려운 지점까지 밀고 간다. 아름답지만 동시에 ‘의미가 사라지기 직전’의 긴장이 느껴진다.</w:t>
       </w:r>
     </w:p>
     <w:p>
@@ -794,7 +522,7 @@
           <w:color w:val="666666"/>
           <w:sz w:val="18"/>
         </w:rPr>
-        <w:t>[사진 3] 피카소 〈여인 두상(Head of a Woman)〉 ― 분석적 큐비즘</w:t>
+        <w:t>[사진 3] 피카소 〈여인 두상〉 ― 다시점으로 분해된 얼굴</w:t>
       </w:r>
     </w:p>
     <w:p>
@@ -849,7 +577,7 @@
           <w:color w:val="666666"/>
           <w:sz w:val="18"/>
         </w:rPr>
-        <w:t>[사진 4] 누워 있는 인물 ― 양감의 단순화와 해체</w:t>
+        <w:t>[사진 4] 누워 있는 인물 ― 양감의 단순화</w:t>
       </w:r>
     </w:p>
     <w:p>
@@ -904,7 +632,7 @@
           <w:color w:val="666666"/>
           <w:sz w:val="18"/>
         </w:rPr>
-        <w:t>[사진 5] 다면 분할로 추상에 근접한 분석적 큐비즘 회화</w:t>
+        <w:t>[사진 5] 거의 추상에 다다른 분석적 큐비즘 ― 식별의 한계 지점</w:t>
       </w:r>
     </w:p>
     <w:p>
@@ -959,7 +687,7 @@
           <w:color w:val="666666"/>
           <w:sz w:val="18"/>
         </w:rPr>
-        <w:t>[사진 6] 다수 인물·형태가 중첩된 대형 큐비즘 회화</w:t>
+        <w:t>[사진 6] 여러 인물·형태가 중첩된 대형 화면</w:t>
       </w:r>
     </w:p>
     <w:p>
@@ -1014,13 +742,12 @@
           <w:color w:val="666666"/>
           <w:sz w:val="18"/>
         </w:rPr>
-        <w:t>[사진 7] 점묘·패턴이 결합된 종합적 큐비즘 회화</w:t>
+        <w:t>[사진 7] 점묘·패턴이 결합된 종합적 큐비즘 ― 다시 ‘읽히는’ 요소의 회복</w:t>
       </w:r>
     </w:p>
     <w:p>
       <w:pPr>
-        <w:pStyle w:val="ListBullet"/>
-        <w:spacing w:after="80" w:line="276" w:lineRule="auto"/>
+        <w:spacing w:after="120" w:line="300" w:lineRule="auto"/>
       </w:pPr>
       <w:r>
         <w:rPr>
@@ -1028,14 +755,14 @@
           <w:b/>
           <w:sz w:val="21"/>
         </w:rPr>
-        <w:t xml:space="preserve">색채로의 확장(오르피즘) — </w:t>
+        <w:t xml:space="preserve">색채의 폭발 ― </w:t>
       </w:r>
       <w:r>
         <w:rPr>
           <w:rFonts w:ascii="맑은 고딕" w:hAnsi="맑은 고딕" w:eastAsia="맑은 고딕"/>
           <w:sz w:val="21"/>
         </w:rPr>
-        <w:t>소니아 들로네의 원형 색채 추상. 절제된 분석적 큐비즘과 대비되는 강렬한 색채와 리듬으로, 전시에서 시각적 임팩트가 가장 큰 구간이자 관람객의 체류·촬영이 집중되는 사실상의 '포토 스폿'이다.</w:t>
+        <w:t>소니아 들로네의 원형 추상은 절제된 회색조와 정반대로, 강렬한 색과 리듬으로 시선을 붙든다. 관람객의 발길과 카메라가 가장 오래 머무는 구간이었다.</w:t>
       </w:r>
     </w:p>
     <w:p>
@@ -1145,13 +872,12 @@
           <w:color w:val="666666"/>
           <w:sz w:val="18"/>
         </w:rPr>
-        <w:t>[사진 9] 들로네 작품의 전시 벽면 전경 ― 색채 구간 연출</w:t>
+        <w:t>[사진 9] 색채 구간의 벽면 전경 ― 사실상의 ‘포토 스폿’</w:t>
       </w:r>
     </w:p>
     <w:p>
       <w:pPr>
-        <w:pStyle w:val="ListBullet"/>
-        <w:spacing w:after="80" w:line="276" w:lineRule="auto"/>
+        <w:spacing w:after="120" w:line="300" w:lineRule="auto"/>
       </w:pPr>
       <w:r>
         <w:rPr>
@@ -1159,14 +885,14 @@
           <w:b/>
           <w:sz w:val="21"/>
         </w:rPr>
-        <w:t xml:space="preserve">응용·확장 — </w:t>
+        <w:t xml:space="preserve">회화를 넘어서 ― </w:t>
       </w:r>
       <w:r>
         <w:rPr>
           <w:rFonts w:ascii="맑은 고딕" w:hAnsi="맑은 고딕" w:eastAsia="맑은 고딕"/>
           <w:sz w:val="21"/>
         </w:rPr>
-        <w:t>조르주 야쿨로프 〈Bull〉, 대형 무대막 등. 큐비즘이 회화를 넘어 무대·디자인으로 번져 나간 영향력을 보여준다.</w:t>
+        <w:t>야쿨로프의 〈Bull〉과 대형 무대막은 큐비즘이 캔버스를 벗어나 무대·디자인으로 번져 나갔음을 보여준다.</w:t>
       </w:r>
     </w:p>
     <w:p>
@@ -1226,28 +952,14 @@
     </w:p>
     <w:p>
       <w:pPr>
-        <w:spacing w:before="160" w:after="80"/>
-      </w:pPr>
-      <w:r>
-        <w:rPr>
-          <w:rFonts w:ascii="맑은 고딕" w:hAnsi="맑은 고딕" w:eastAsia="맑은 고딕"/>
-          <w:b/>
-          <w:color w:val="333333"/>
-          <w:sz w:val="23"/>
-        </w:rPr>
-        <w:t>2.4 공간·건축 연출 ― '빛의 상자'</w:t>
-      </w:r>
-    </w:p>
-    <w:p>
-      <w:pPr>
-        <w:spacing w:after="80" w:line="276" w:lineRule="auto"/>
+        <w:spacing w:after="120" w:line="300" w:lineRule="auto"/>
       </w:pPr>
       <w:r>
         <w:rPr>
           <w:rFonts w:ascii="맑은 고딕" w:hAnsi="맑은 고딕" w:eastAsia="맑은 고딕"/>
           <w:sz w:val="21"/>
         </w:rPr>
-        <w:t>건축가 장 미셸 빌모트가 과거 아쿠아리움이 있던 63빌딩 별관을 리모델링했다. 반투명 이중 유리 외피로 낮에는 자연광을 끌어들이고 밤에는 도시를 향해 빛나는 '빛의 상자'를 구현했으며, 외피의 곡선은 한국 전통 기와의 선을 차용했다. 황금빛 본관과 대비되는 흰색 매스(mass)가 그 자체로 강한 시각적 상징이 된다. 내부에서는 대형 작품을 아트리움 중앙·고천장에 배치해 압도적 첫인상을 만들고, 흰 벽·여백·조명으로 작품에 시선을 집중시켜 관람객의 동선과 체류 시간을 의도적으로 설계한 점이 인상적이었다.</w:t>
+        <w:t>공간 자체도 하나의 작품처럼 연출됐다. 건축가 장 미셸 빌모트는 과거 아쿠아리움 자리를 반투명 유리의 ‘빛의 상자’로 바꾸고, 대형 무대막을 아트리움 중앙·고천장에 걸어 압도적인 첫 장면을 만들었다.</w:t>
       </w:r>
     </w:p>
     <w:p>
@@ -1302,33 +1014,7 @@
           <w:color w:val="666666"/>
           <w:sz w:val="18"/>
         </w:rPr>
-        <w:t>[사진 11] 아트리움 중앙의 대형 무대막 작품 ― '한 방' 공간 연출</w:t>
-      </w:r>
-    </w:p>
-    <w:p>
-      <w:pPr>
-        <w:spacing w:before="160" w:after="80"/>
-      </w:pPr>
-      <w:r>
-        <w:rPr>
-          <w:rFonts w:ascii="맑은 고딕" w:hAnsi="맑은 고딕" w:eastAsia="맑은 고딕"/>
-          <w:b/>
-          <w:color w:val="333333"/>
-          <w:sz w:val="23"/>
-        </w:rPr>
-        <w:t>2.5 현지화 전략 ― 코리아 포커스</w:t>
-      </w:r>
-    </w:p>
-    <w:p>
-      <w:pPr>
-        <w:spacing w:after="80" w:line="276" w:lineRule="auto"/>
-      </w:pPr>
-      <w:r>
-        <w:rPr>
-          <w:rFonts w:ascii="맑은 고딕" w:hAnsi="맑은 고딕" w:eastAsia="맑은 고딕"/>
-          <w:sz w:val="21"/>
-        </w:rPr>
-        <w:t>갤러리2 메자닌에 마련된 특별 섹션 '코리아 포커스: 모던 아방가르드를 향한 꿈의 지도'는 김환기·유영국·박래현 등 한국 근대 작가 11인의 21점을 통해, 서구 아방가르드가 한국적 현실에서 어떻게 수용·변주됐는지 조명한다. 이로써 본 전시는 파리 시기 큐비즘 40여 작가·90여 점에 한국 섹션을 더해 총 작가 54인·작품 112점 규모가 됐다. 해외 IP를 그대로 들여오는 데 그치지 않고 한국 미술사라는 현지 맥락과 연결함으로써, 국내 관객에게 '우리 이야기'라는 접점을 만들어 준 점이 전략적으로 가장 영리한 대목이다.</w:t>
+        <w:t>[사진 11] 아트리움에 걸린 대형 무대막 ― 공간으로 만든 ‘첫인상’</w:t>
       </w:r>
     </w:p>
     <w:p>
@@ -1342,12 +1028,12 @@
           <w:color w:val="1F3764"/>
           <w:sz w:val="28"/>
         </w:rPr>
-        <w:t>3. 업무 관점 심층 시사점</w:t>
+        <w:t>3. 고찰 ― 큐비즘이 우리 업무에 던지는 질문</w:t>
       </w:r>
     </w:p>
     <w:p>
       <w:pPr>
-        <w:spacing w:before="160" w:after="80"/>
+        <w:spacing w:before="180" w:after="60"/>
       </w:pPr>
       <w:r>
         <w:rPr>
@@ -1356,96 +1042,36 @@
           <w:color w:val="333333"/>
           <w:sz w:val="23"/>
         </w:rPr>
-        <w:t>(A) 전시·공간 기획 및 고객 경험 설계</w:t>
+        <w:t>(1) 단일 시점의 붕괴: 우리는 더 이상 ‘하나의 공식 이미지’를 보여줄 수 없다</w:t>
       </w:r>
     </w:p>
     <w:p>
       <w:pPr>
-        <w:pStyle w:val="ListBullet"/>
-        <w:spacing w:after="80" w:line="276" w:lineRule="auto"/>
+        <w:spacing w:after="120" w:line="300" w:lineRule="auto"/>
       </w:pPr>
-      <w:r>
-        <w:rPr>
-          <w:rFonts w:ascii="맑은 고딕" w:hAnsi="맑은 고딕" w:eastAsia="맑은 고딕"/>
-          <w:b/>
-          <w:sz w:val="21"/>
-        </w:rPr>
-        <w:t xml:space="preserve">내러티브 큐레이션 — </w:t>
-      </w:r>
       <w:r>
         <w:rPr>
           <w:rFonts w:ascii="맑은 고딕" w:hAnsi="맑은 고딕" w:eastAsia="맑은 고딕"/>
           <w:sz w:val="21"/>
         </w:rPr>
-        <w:t>'개념 선언 → 단계적 심화 → 확장'으로 이어지는 8개 섹션 구조는 어려운 주제도 관객이 따라오게 만든다. 기획안·제안서·발표 자료를 '핵심 메시지 → 근거의 점층적 전개'로 구성하는 틀로 차용할 수 있다.</w:t>
+        <w:t>르네상스 원근법은 ‘하나의 고정된 눈’을 전제한다. 화가는 한 자리에 서서, 관객도 한 자리에 세워두고, 세계를 단일한 시점으로 정리해 보여준다. 권위적이고 일방적인 시선이다. 큐비즘은 바로 그 전제를 깼다. 하나의 대상을 정면·측면·위에서 본 모습을 한 화면에 동시에 펼쳐 놓고, 그 파편을 조합해 의미를 만드는 일은 관객에게 넘긴다.</w:t>
       </w:r>
     </w:p>
     <w:p>
       <w:pPr>
-        <w:pStyle w:val="ListBullet"/>
-        <w:spacing w:after="80" w:line="276" w:lineRule="auto"/>
+        <w:spacing w:after="120" w:line="300" w:lineRule="auto"/>
       </w:pPr>
-      <w:r>
-        <w:rPr>
-          <w:rFonts w:ascii="맑은 고딕" w:hAnsi="맑은 고딕" w:eastAsia="맑은 고딕"/>
-          <w:b/>
-          <w:sz w:val="21"/>
-        </w:rPr>
-        <w:t xml:space="preserve">고객 경험 여정 설계 — </w:t>
-      </w:r>
       <w:r>
         <w:rPr>
           <w:rFonts w:ascii="맑은 고딕" w:hAnsi="맑은 고딕" w:eastAsia="맑은 고딕"/>
           <w:sz w:val="21"/>
         </w:rPr>
-        <w:t>도입(아폴리네르 텍스트 월) → 몰입(분석적 큐비즘) → 절정(들로네 색채/포토 스폿) → 공유(촬영·SNS) → 전환(굿즈·재방문)으로 이어지는 흐름이 의도적으로 설계돼 있다. 오프라인 체험 공간을 기획할 때 '어디서 멈추고, 어디서 찍고, 어디서 사게 할 것인가'를 동선 위에 설계하는 관점이 그대로 적용된다.</w:t>
+        <w:t>이 구도는 지금의 커뮤니케이션과 정확히 겹친다. 과거의 브랜드 커뮤니케이션은 르네상스 회화처럼 작동했다 ― 잘 정돈된 단일 이미지를, 정해진 자리에 앉은 청중에게 일방적으로 송출하는 방식. 그러나 지금 소비자는 광고·매장·리뷰·지인의 한마디·짧은 영상 같은 서로 다른 ‘시점의 파편’을 제각기 마주치고, 그것을 머릿속에서 스스로 조합해 하나의 브랜드 상(像)을 만든다. 큐비즘 그림 앞에서 흩어진 면들을 모아 ‘아, 얼굴이구나’ 하고 재구성하는 관객처럼. 결국 우리가 통제할 수 있는 것은 ‘완성된 한 장의 그림’이 아니라, 소비자가 조합하게 될 ‘파편들의 질과 그것들 사이의 정합성’뿐이다. 산출물을 채널별로 따로 평가하던 습관을, ‘소비자 머릿속에서 합쳐졌을 때 하나로 읽히는가’라는 기준으로 바꿔야 하는 이유가 여기에 있다.</w:t>
       </w:r>
     </w:p>
     <w:p>
       <w:pPr>
-        <w:pStyle w:val="ListBullet"/>
-        <w:spacing w:after="80" w:line="276" w:lineRule="auto"/>
-      </w:pPr>
-      <w:r>
-        <w:rPr>
-          <w:rFonts w:ascii="맑은 고딕" w:hAnsi="맑은 고딕" w:eastAsia="맑은 고딕"/>
-          <w:b/>
-          <w:sz w:val="21"/>
-        </w:rPr>
-        <w:t xml:space="preserve">포토 스폿과 자발적 확산 — </w:t>
-      </w:r>
-      <w:r>
-        <w:rPr>
-          <w:rFonts w:ascii="맑은 고딕" w:hAnsi="맑은 고딕" w:eastAsia="맑은 고딕"/>
-          <w:sz w:val="21"/>
-        </w:rPr>
-        <w:t>색채 구간처럼 시각적으로 강한 한 장면을 의도적으로 배치하면 관람객의 촬영·공유(UGC)가 자연 발생한다. 콘텐츠·행사 기획 시 '공유를 부르는 한 장면'을 명시적으로 설계할 필요가 있다.</w:t>
-      </w:r>
-    </w:p>
-    <w:p>
-      <w:pPr>
-        <w:pStyle w:val="ListBullet"/>
-        <w:spacing w:after="80" w:line="276" w:lineRule="auto"/>
-      </w:pPr>
-      <w:r>
-        <w:rPr>
-          <w:rFonts w:ascii="맑은 고딕" w:hAnsi="맑은 고딕" w:eastAsia="맑은 고딕"/>
-          <w:b/>
-          <w:sz w:val="21"/>
-        </w:rPr>
-        <w:t xml:space="preserve">정보 전달의 디지털 보완 — </w:t>
-      </w:r>
-      <w:r>
-        <w:rPr>
-          <w:rFonts w:ascii="맑은 고딕" w:hAnsi="맑은 고딕" w:eastAsia="맑은 고딕"/>
-          <w:sz w:val="21"/>
-        </w:rPr>
-        <w:t>캡션 옆 QR로 다국어·심화 정보를 제공해 오프라인 경험에 디지털 레이어를 얹는다. 현장 콘텐츠에 확장 정보(영상·해설·구매 링크)를 연결하는 방식으로 응용 가능.</w:t>
-      </w:r>
-    </w:p>
-    <w:p>
-      <w:pPr>
-        <w:spacing w:before="160" w:after="80"/>
+        <w:spacing w:before="180" w:after="60"/>
       </w:pPr>
       <w:r>
         <w:rPr>
@@ -1454,117 +1080,36 @@
           <w:color w:val="333333"/>
           <w:sz w:val="23"/>
         </w:rPr>
-        <w:t>(B) 브랜드·콘텐츠·커뮤니케이션</w:t>
+        <w:t>(2) 해체에는 반드시 ‘축’이 필요하다: 전시가 정직하게 보여준 분석적 큐비즘의 한계</w:t>
       </w:r>
     </w:p>
     <w:p>
       <w:pPr>
-        <w:pStyle w:val="ListBullet"/>
-        <w:spacing w:after="80" w:line="276" w:lineRule="auto"/>
+        <w:spacing w:after="120" w:line="300" w:lineRule="auto"/>
       </w:pPr>
-      <w:r>
-        <w:rPr>
-          <w:rFonts w:ascii="맑은 고딕" w:hAnsi="맑은 고딕" w:eastAsia="맑은 고딕"/>
-          <w:b/>
-          <w:sz w:val="21"/>
-        </w:rPr>
-        <w:t xml:space="preserve">앵커 IP를 통한 가치 제고 — </w:t>
-      </w:r>
       <w:r>
         <w:rPr>
           <w:rFonts w:ascii="맑은 고딕" w:hAnsi="맑은 고딕" w:eastAsia="맑은 고딕"/>
           <w:sz w:val="21"/>
         </w:rPr>
-        <w:t>강력한 외부 브랜드와의 제휴가 공간·콘텐츠 전체의 신뢰도와 집객을 끌어올린다. 협업 파트너 선정이 곧 포지셔닝 전략임을 보여준다.</w:t>
+        <w:t>주목할 점은, 전시가 이 해체를 끝까지 밀어붙인 ‘실패의 문턱’까지 정직하게 보여준다는 것이다. 분석적 큐비즘 구간의 회색 작품들(사진 3·5)은 형태가 거의 식별 불가능한 지점까지 부서져 있다. 미술사에서도 큐비즘은 이 시기 ‘추상의 문턱에서 의미를 잃을 위기’에 부딪혔고, 그래서 피카소와 브라크는 화면에 신문 글자나 실제 사물 조각을 붙이는 콜라주(종합적 큐비즘)로 방향을 틀어, 알아볼 수 있는 기호를 다시 끌어들였다(사진 7의 ‘읽히는 요소’가 그 회복이다).</w:t>
       </w:r>
     </w:p>
     <w:p>
       <w:pPr>
-        <w:pStyle w:val="ListBullet"/>
-        <w:spacing w:after="80" w:line="276" w:lineRule="auto"/>
+        <w:spacing w:after="120" w:line="300" w:lineRule="auto"/>
       </w:pPr>
-      <w:r>
-        <w:rPr>
-          <w:rFonts w:ascii="맑은 고딕" w:hAnsi="맑은 고딕" w:eastAsia="맑은 고딕"/>
-          <w:b/>
-          <w:sz w:val="21"/>
-        </w:rPr>
-        <w:t xml:space="preserve">글로컬 현지화 — </w:t>
-      </w:r>
       <w:r>
         <w:rPr>
           <w:rFonts w:ascii="맑은 고딕" w:hAnsi="맑은 고딕" w:eastAsia="맑은 고딕"/>
           <w:sz w:val="21"/>
         </w:rPr>
-        <w:t>글로벌 IP에 '코리아 포커스'라는 로컬 레이어를 더해 관객과의 정서적 접점을 만든 구성. 외부 콘텐츠 도입 시 '현지 관객에게 어떤 우리 이야기로 연결할 것인가'를 반드시 함께 설계해야 함을 시사한다.</w:t>
+        <w:t>이 전개의 교훈은 흔한 조언과 정반대다. ‘채널을 쪼개고 메시지를 잘게 나누라’는 말은 절반만 맞다. 전시는 해체가 지나치면 의미 자체가 증발한다고 경고한다. 파편화가 성립하려면, 흩어진 조각을 다시 하나로 읽히게 묶어주는 ‘개념의 축’이 먼저 있어야 한다. 즉 채널을 늘릴수록 중요한 것은 채널의 수가 아니라, 모든 파편을 관통하는 단 하나의 개념이다. 캠페인을 시작할 때 채널 플랜보다 ‘모든 조각을 한 문장으로 묶는 개념’을 먼저 확정해야 하는 이유다.</w:t>
       </w:r>
     </w:p>
     <w:p>
       <w:pPr>
-        <w:pStyle w:val="ListBullet"/>
-        <w:spacing w:after="80" w:line="276" w:lineRule="auto"/>
-      </w:pPr>
-      <w:r>
-        <w:rPr>
-          <w:rFonts w:ascii="맑은 고딕" w:hAnsi="맑은 고딕" w:eastAsia="맑은 고딕"/>
-          <w:b/>
-          <w:sz w:val="21"/>
-        </w:rPr>
-        <w:t xml:space="preserve">시각 언어로서의 큐비즘 — </w:t>
-      </w:r>
-      <w:r>
-        <w:rPr>
-          <w:rFonts w:ascii="맑은 고딕" w:hAnsi="맑은 고딕" w:eastAsia="맑은 고딕"/>
-          <w:sz w:val="21"/>
-        </w:rPr>
-        <w:t>형태 해체·재구성과 다시점 동시 표현은 '하나의 화면에 여러 메시지를 압축'하는 구성 원리로, 비주얼·레이아웃·키 비주얼 개발에 응용 가능하다.</w:t>
-      </w:r>
-    </w:p>
-    <w:p>
-      <w:pPr>
-        <w:pStyle w:val="ListBullet"/>
-        <w:spacing w:after="80" w:line="276" w:lineRule="auto"/>
-      </w:pPr>
-      <w:r>
-        <w:rPr>
-          <w:rFonts w:ascii="맑은 고딕" w:hAnsi="맑은 고딕" w:eastAsia="맑은 고딕"/>
-          <w:b/>
-          <w:sz w:val="21"/>
-        </w:rPr>
-        <w:t xml:space="preserve">색채·기하 모티프 — </w:t>
-      </w:r>
-      <w:r>
-        <w:rPr>
-          <w:rFonts w:ascii="맑은 고딕" w:hAnsi="맑은 고딕" w:eastAsia="맑은 고딕"/>
-          <w:sz w:val="21"/>
-        </w:rPr>
-        <w:t>들로네식의 대담한 색 대비와 원형·기하 리듬은 강한 인상을 남기는 비주얼 아이덴티티 개발에 영감을 준다.</w:t>
-      </w:r>
-    </w:p>
-    <w:p>
-      <w:pPr>
-        <w:pStyle w:val="ListBullet"/>
-        <w:spacing w:after="80" w:line="276" w:lineRule="auto"/>
-      </w:pPr>
-      <w:r>
-        <w:rPr>
-          <w:rFonts w:ascii="맑은 고딕" w:hAnsi="맑은 고딕" w:eastAsia="맑은 고딕"/>
-          <w:b/>
-          <w:sz w:val="21"/>
-        </w:rPr>
-        <w:t xml:space="preserve">핵심 원칙, '재현이 아닌 개념 전달' — </w:t>
-      </w:r>
-      <w:r>
-        <w:rPr>
-          <w:rFonts w:ascii="맑은 고딕" w:hAnsi="맑은 고딕" w:eastAsia="맑은 고딕"/>
-          <w:sz w:val="21"/>
-        </w:rPr>
-        <w:t>보이는 그대로가 아니라 전하려는 메시지를 시각적으로 재구성한다는 큐비즘의 태도는, '무엇을 말할지'를 먼저 정하고 표현은 그 다음이라는 작업 원칙과 정확히 맞닿는다.</w:t>
-      </w:r>
-    </w:p>
-    <w:p>
-      <w:pPr>
-        <w:spacing w:before="160" w:after="80"/>
+        <w:spacing w:before="180" w:after="60"/>
       </w:pPr>
       <w:r>
         <w:rPr>
@@ -1573,705 +1118,45 @@
           <w:color w:val="333333"/>
           <w:sz w:val="23"/>
         </w:rPr>
-        <w:t>시사점 요약</w:t>
+        <w:t>(3) 더하는 기술이 아니라 ‘덜어내는’ 기술</w:t>
       </w:r>
-    </w:p>
-    <w:tbl>
-      <w:tblPr>
-        <w:tblStyle w:val="LightGrid-Accent1"/>
-        <w:tblW w:type="auto" w:w="0"/>
-        <w:jc w:val="center"/>
-        <w:tblLook w:firstColumn="1" w:firstRow="1" w:lastColumn="0" w:lastRow="0" w:noHBand="0" w:noVBand="1" w:val="04A0"/>
-      </w:tblPr>
-      <w:tblGrid>
-        <w:gridCol w:w="2880"/>
-        <w:gridCol w:w="2880"/>
-        <w:gridCol w:w="2880"/>
-      </w:tblGrid>
-      <w:tr>
-        <w:tc>
-          <w:tcPr>
-            <w:tcW w:type="dxa" w:w="1984"/>
-          </w:tcPr>
-          <w:p>
-            <w:pPr>
-              <w:jc w:val="center"/>
-            </w:pPr>
-            <w:r>
-              <w:rPr>
-                <w:rFonts w:ascii="맑은 고딕" w:hAnsi="맑은 고딕" w:eastAsia="맑은 고딕"/>
-                <w:b/>
-                <w:color w:val="FFFFFF"/>
-                <w:sz w:val="19"/>
-              </w:rPr>
-              <w:t>관찰 포인트</w:t>
-            </w:r>
-          </w:p>
-        </w:tc>
-        <w:tc>
-          <w:tcPr>
-            <w:tcW w:type="dxa" w:w="3402"/>
-          </w:tcPr>
-          <w:p>
-            <w:pPr>
-              <w:jc w:val="center"/>
-            </w:pPr>
-            <w:r>
-              <w:rPr>
-                <w:rFonts w:ascii="맑은 고딕" w:hAnsi="맑은 고딕" w:eastAsia="맑은 고딕"/>
-                <w:b/>
-                <w:color w:val="FFFFFF"/>
-                <w:sz w:val="19"/>
-              </w:rPr>
-              <w:t>전시에서의 구현</w:t>
-            </w:r>
-          </w:p>
-        </w:tc>
-        <w:tc>
-          <w:tcPr>
-            <w:tcW w:type="dxa" w:w="3685"/>
-          </w:tcPr>
-          <w:p>
-            <w:pPr>
-              <w:jc w:val="center"/>
-            </w:pPr>
-            <w:r>
-              <w:rPr>
-                <w:rFonts w:ascii="맑은 고딕" w:hAnsi="맑은 고딕" w:eastAsia="맑은 고딕"/>
-                <w:b/>
-                <w:color w:val="FFFFFF"/>
-                <w:sz w:val="19"/>
-              </w:rPr>
-              <w:t>업무 적용 방향</w:t>
-            </w:r>
-          </w:p>
-        </w:tc>
-      </w:tr>
-      <w:tr>
-        <w:tc>
-          <w:tcPr>
-            <w:tcW w:type="dxa" w:w="1984"/>
-          </w:tcPr>
-          <w:p>
-            <w:r>
-              <w:rPr>
-                <w:rFonts w:ascii="맑은 고딕" w:hAnsi="맑은 고딕" w:eastAsia="맑은 고딕"/>
-                <w:sz w:val="19"/>
-              </w:rPr>
-              <w:t>내러티브 구성</w:t>
-            </w:r>
-          </w:p>
-        </w:tc>
-        <w:tc>
-          <w:tcPr>
-            <w:tcW w:type="dxa" w:w="3402"/>
-          </w:tcPr>
-          <w:p>
-            <w:r>
-              <w:rPr>
-                <w:rFonts w:ascii="맑은 고딕" w:hAnsi="맑은 고딕" w:eastAsia="맑은 고딕"/>
-                <w:sz w:val="19"/>
-              </w:rPr>
-              <w:t>8개 섹션의 점층적 전개</w:t>
-            </w:r>
-          </w:p>
-        </w:tc>
-        <w:tc>
-          <w:tcPr>
-            <w:tcW w:type="dxa" w:w="3685"/>
-          </w:tcPr>
-          <w:p>
-            <w:r>
-              <w:rPr>
-                <w:rFonts w:ascii="맑은 고딕" w:hAnsi="맑은 고딕" w:eastAsia="맑은 고딕"/>
-                <w:sz w:val="19"/>
-              </w:rPr>
-              <w:t>기획·발표물을 '메시지→점층 근거' 구조로 설계</w:t>
-            </w:r>
-          </w:p>
-        </w:tc>
-      </w:tr>
-      <w:tr>
-        <w:tc>
-          <w:tcPr>
-            <w:tcW w:type="dxa" w:w="1984"/>
-          </w:tcPr>
-          <w:p>
-            <w:r>
-              <w:rPr>
-                <w:rFonts w:ascii="맑은 고딕" w:hAnsi="맑은 고딕" w:eastAsia="맑은 고딕"/>
-                <w:sz w:val="19"/>
-              </w:rPr>
-              <w:t>고객 경험 여정</w:t>
-            </w:r>
-          </w:p>
-        </w:tc>
-        <w:tc>
-          <w:tcPr>
-            <w:tcW w:type="dxa" w:w="3402"/>
-          </w:tcPr>
-          <w:p>
-            <w:r>
-              <w:rPr>
-                <w:rFonts w:ascii="맑은 고딕" w:hAnsi="맑은 고딕" w:eastAsia="맑은 고딕"/>
-                <w:sz w:val="19"/>
-              </w:rPr>
-              <w:t>도입–몰입–절정–공유–전환 동선</w:t>
-            </w:r>
-          </w:p>
-        </w:tc>
-        <w:tc>
-          <w:tcPr>
-            <w:tcW w:type="dxa" w:w="3685"/>
-          </w:tcPr>
-          <w:p>
-            <w:r>
-              <w:rPr>
-                <w:rFonts w:ascii="맑은 고딕" w:hAnsi="맑은 고딕" w:eastAsia="맑은 고딕"/>
-                <w:sz w:val="19"/>
-              </w:rPr>
-              <w:t>체험 공간을 정지·촬영·구매 지점 기준으로 설계</w:t>
-            </w:r>
-          </w:p>
-        </w:tc>
-      </w:tr>
-      <w:tr>
-        <w:tc>
-          <w:tcPr>
-            <w:tcW w:type="dxa" w:w="1984"/>
-          </w:tcPr>
-          <w:p>
-            <w:r>
-              <w:rPr>
-                <w:rFonts w:ascii="맑은 고딕" w:hAnsi="맑은 고딕" w:eastAsia="맑은 고딕"/>
-                <w:sz w:val="19"/>
-              </w:rPr>
-              <w:t>포토 스폿/UGC</w:t>
-            </w:r>
-          </w:p>
-        </w:tc>
-        <w:tc>
-          <w:tcPr>
-            <w:tcW w:type="dxa" w:w="3402"/>
-          </w:tcPr>
-          <w:p>
-            <w:r>
-              <w:rPr>
-                <w:rFonts w:ascii="맑은 고딕" w:hAnsi="맑은 고딕" w:eastAsia="맑은 고딕"/>
-                <w:sz w:val="19"/>
-              </w:rPr>
-              <w:t>들로네 색채 구간의 촬영 집중</w:t>
-            </w:r>
-          </w:p>
-        </w:tc>
-        <w:tc>
-          <w:tcPr>
-            <w:tcW w:type="dxa" w:w="3685"/>
-          </w:tcPr>
-          <w:p>
-            <w:r>
-              <w:rPr>
-                <w:rFonts w:ascii="맑은 고딕" w:hAnsi="맑은 고딕" w:eastAsia="맑은 고딕"/>
-                <w:sz w:val="19"/>
-              </w:rPr>
-              <w:t>공유를 부르는 '한 장면'을 의도적으로 배치</w:t>
-            </w:r>
-          </w:p>
-        </w:tc>
-      </w:tr>
-      <w:tr>
-        <w:tc>
-          <w:tcPr>
-            <w:tcW w:type="dxa" w:w="1984"/>
-          </w:tcPr>
-          <w:p>
-            <w:r>
-              <w:rPr>
-                <w:rFonts w:ascii="맑은 고딕" w:hAnsi="맑은 고딕" w:eastAsia="맑은 고딕"/>
-                <w:sz w:val="19"/>
-              </w:rPr>
-              <w:t>앵커 IP·제휴</w:t>
-            </w:r>
-          </w:p>
-        </w:tc>
-        <w:tc>
-          <w:tcPr>
-            <w:tcW w:type="dxa" w:w="3402"/>
-          </w:tcPr>
-          <w:p>
-            <w:r>
-              <w:rPr>
-                <w:rFonts w:ascii="맑은 고딕" w:hAnsi="맑은 고딕" w:eastAsia="맑은 고딕"/>
-                <w:sz w:val="19"/>
-              </w:rPr>
-              <w:t>퐁피두 브랜드의 집객·격 제고</w:t>
-            </w:r>
-          </w:p>
-        </w:tc>
-        <w:tc>
-          <w:tcPr>
-            <w:tcW w:type="dxa" w:w="3685"/>
-          </w:tcPr>
-          <w:p>
-            <w:r>
-              <w:rPr>
-                <w:rFonts w:ascii="맑은 고딕" w:hAnsi="맑은 고딕" w:eastAsia="맑은 고딕"/>
-                <w:sz w:val="19"/>
-              </w:rPr>
-              <w:t>파트너 선정을 포지셔닝 전략으로 접근</w:t>
-            </w:r>
-          </w:p>
-        </w:tc>
-      </w:tr>
-      <w:tr>
-        <w:tc>
-          <w:tcPr>
-            <w:tcW w:type="dxa" w:w="1984"/>
-          </w:tcPr>
-          <w:p>
-            <w:r>
-              <w:rPr>
-                <w:rFonts w:ascii="맑은 고딕" w:hAnsi="맑은 고딕" w:eastAsia="맑은 고딕"/>
-                <w:sz w:val="19"/>
-              </w:rPr>
-              <w:t>글로컬 현지화</w:t>
-            </w:r>
-          </w:p>
-        </w:tc>
-        <w:tc>
-          <w:tcPr>
-            <w:tcW w:type="dxa" w:w="3402"/>
-          </w:tcPr>
-          <w:p>
-            <w:r>
-              <w:rPr>
-                <w:rFonts w:ascii="맑은 고딕" w:hAnsi="맑은 고딕" w:eastAsia="맑은 고딕"/>
-                <w:sz w:val="19"/>
-              </w:rPr>
-              <w:t>코리아 포커스 특별 섹션</w:t>
-            </w:r>
-          </w:p>
-        </w:tc>
-        <w:tc>
-          <w:tcPr>
-            <w:tcW w:type="dxa" w:w="3685"/>
-          </w:tcPr>
-          <w:p>
-            <w:r>
-              <w:rPr>
-                <w:rFonts w:ascii="맑은 고딕" w:hAnsi="맑은 고딕" w:eastAsia="맑은 고딕"/>
-                <w:sz w:val="19"/>
-              </w:rPr>
-              <w:t>외부 IP에 '우리 이야기' 로컬 레이어 결합</w:t>
-            </w:r>
-          </w:p>
-        </w:tc>
-      </w:tr>
-      <w:tr>
-        <w:tc>
-          <w:tcPr>
-            <w:tcW w:type="dxa" w:w="1984"/>
-          </w:tcPr>
-          <w:p>
-            <w:r>
-              <w:rPr>
-                <w:rFonts w:ascii="맑은 고딕" w:hAnsi="맑은 고딕" w:eastAsia="맑은 고딕"/>
-                <w:sz w:val="19"/>
-              </w:rPr>
-              <w:t>공간 리브랜딩</w:t>
-            </w:r>
-          </w:p>
-        </w:tc>
-        <w:tc>
-          <w:tcPr>
-            <w:tcW w:type="dxa" w:w="3402"/>
-          </w:tcPr>
-          <w:p>
-            <w:r>
-              <w:rPr>
-                <w:rFonts w:ascii="맑은 고딕" w:hAnsi="맑은 고딕" w:eastAsia="맑은 고딕"/>
-                <w:sz w:val="19"/>
-              </w:rPr>
-              <w:t>아쿠아리움→'빛의 상자' 전환</w:t>
-            </w:r>
-          </w:p>
-        </w:tc>
-        <w:tc>
-          <w:tcPr>
-            <w:tcW w:type="dxa" w:w="3685"/>
-          </w:tcPr>
-          <w:p>
-            <w:r>
-              <w:rPr>
-                <w:rFonts w:ascii="맑은 고딕" w:hAnsi="맑은 고딕" w:eastAsia="맑은 고딕"/>
-                <w:sz w:val="19"/>
-              </w:rPr>
-              <w:t>기존 자산의 재해석으로 방문 동기 창출</w:t>
-            </w:r>
-          </w:p>
-        </w:tc>
-      </w:tr>
-    </w:tbl>
-    <w:p>
-      <w:pPr>
-        <w:spacing w:after="40"/>
-      </w:pPr>
     </w:p>
     <w:p>
       <w:pPr>
-        <w:spacing w:before="280" w:after="120"/>
+        <w:spacing w:after="120" w:line="300" w:lineRule="auto"/>
+      </w:pPr>
+      <w:r>
+        <w:rPr>
+          <w:rFonts w:ascii="맑은 고딕" w:hAnsi="맑은 고딕" w:eastAsia="맑은 고딕"/>
+          <w:sz w:val="21"/>
+        </w:rPr>
+        <w:t>큐비즘 작품은 디테일을 더해서가 아니라, 본질만 남기고 덜어내서 강해진다. 피카소의 1907년 두상(사진 2)은 얼굴의 사실적 묘사를 포기한 대신 강렬해졌다. ‘개념의 예술’이라는 아폴리네르의 말은, 결국 ‘무엇을 그릴까’가 아니라 ‘무엇을 버릴까’의 예술이라는 뜻이다. 정보가 과잉인 시대에 메시지의 힘은 ‘얼마나 많이 담았는가’가 아니라 ‘무엇을 덜어낼 수 있었는가’에서 나온다. 산출물 리뷰 단계에 ‘무엇을 더 더할까’ 대신 ‘무엇을 더 뺄 수 있을까’라는 질문을 정식으로 넣는 것만으로도 결과물의 밀도는 달라질 것이다.</w:t>
+      </w:r>
+    </w:p>
+    <w:p>
+      <w:pPr>
+        <w:spacing w:before="180" w:after="60"/>
       </w:pPr>
       <w:r>
         <w:rPr>
           <w:rFonts w:ascii="맑은 고딕" w:hAnsi="맑은 고딕" w:eastAsia="맑은 고딕"/>
           <w:b/>
-          <w:color w:val="1F3764"/>
-          <w:sz w:val="28"/>
+          <w:color w:val="333333"/>
+          <w:sz w:val="23"/>
         </w:rPr>
-        <w:t>4. 적용 제안</w:t>
-      </w:r>
-    </w:p>
-    <w:tbl>
-      <w:tblPr>
-        <w:tblStyle w:val="LightGrid-Accent1"/>
-        <w:tblW w:type="auto" w:w="0"/>
-        <w:jc w:val="center"/>
-        <w:tblLook w:firstColumn="1" w:firstRow="1" w:lastColumn="0" w:lastRow="0" w:noHBand="0" w:noVBand="1" w:val="04A0"/>
-      </w:tblPr>
-      <w:tblGrid>
-        <w:gridCol w:w="2880"/>
-        <w:gridCol w:w="2880"/>
-        <w:gridCol w:w="2880"/>
-      </w:tblGrid>
-      <w:tr>
-        <w:tc>
-          <w:tcPr>
-            <w:tcW w:type="dxa" w:w="1984"/>
-          </w:tcPr>
-          <w:p>
-            <w:pPr>
-              <w:jc w:val="center"/>
-            </w:pPr>
-            <w:r>
-              <w:rPr>
-                <w:rFonts w:ascii="맑은 고딕" w:hAnsi="맑은 고딕" w:eastAsia="맑은 고딕"/>
-                <w:b/>
-                <w:color w:val="FFFFFF"/>
-                <w:sz w:val="19"/>
-              </w:rPr>
-              <w:t>제안 과제</w:t>
-            </w:r>
-          </w:p>
-        </w:tc>
-        <w:tc>
-          <w:tcPr>
-            <w:tcW w:type="dxa" w:w="3969"/>
-          </w:tcPr>
-          <w:p>
-            <w:pPr>
-              <w:jc w:val="center"/>
-            </w:pPr>
-            <w:r>
-              <w:rPr>
-                <w:rFonts w:ascii="맑은 고딕" w:hAnsi="맑은 고딕" w:eastAsia="맑은 고딕"/>
-                <w:b/>
-                <w:color w:val="FFFFFF"/>
-                <w:sz w:val="19"/>
-              </w:rPr>
-              <w:t>실행 아이디어</w:t>
-            </w:r>
-          </w:p>
-        </w:tc>
-        <w:tc>
-          <w:tcPr>
-            <w:tcW w:type="dxa" w:w="3118"/>
-          </w:tcPr>
-          <w:p>
-            <w:pPr>
-              <w:jc w:val="center"/>
-            </w:pPr>
-            <w:r>
-              <w:rPr>
-                <w:rFonts w:ascii="맑은 고딕" w:hAnsi="맑은 고딕" w:eastAsia="맑은 고딕"/>
-                <w:b/>
-                <w:color w:val="FFFFFF"/>
-                <w:sz w:val="19"/>
-              </w:rPr>
-              <w:t>기대 효과 / 검토 지표</w:t>
-            </w:r>
-          </w:p>
-        </w:tc>
-      </w:tr>
-      <w:tr>
-        <w:tc>
-          <w:tcPr>
-            <w:tcW w:type="dxa" w:w="1984"/>
-          </w:tcPr>
-          <w:p>
-            <w:r>
-              <w:rPr>
-                <w:rFonts w:ascii="맑은 고딕" w:hAnsi="맑은 고딕" w:eastAsia="맑은 고딕"/>
-                <w:sz w:val="19"/>
-              </w:rPr>
-              <w:t>기획 구성 템플릿화</w:t>
-            </w:r>
-          </w:p>
-        </w:tc>
-        <w:tc>
-          <w:tcPr>
-            <w:tcW w:type="dxa" w:w="3969"/>
-          </w:tcPr>
-          <w:p>
-            <w:r>
-              <w:rPr>
-                <w:rFonts w:ascii="맑은 고딕" w:hAnsi="맑은 고딕" w:eastAsia="맑은 고딕"/>
-                <w:sz w:val="19"/>
-              </w:rPr>
-              <w:t>'개념 선언 → 단계적 심화 → 로컬 연결'의 내러티브 틀을 표준 제안서 템플릿으로 정립</w:t>
-            </w:r>
-          </w:p>
-        </w:tc>
-        <w:tc>
-          <w:tcPr>
-            <w:tcW w:type="dxa" w:w="3118"/>
-          </w:tcPr>
-          <w:p>
-            <w:r>
-              <w:rPr>
-                <w:rFonts w:ascii="맑은 고딕" w:hAnsi="맑은 고딕" w:eastAsia="맑은 고딕"/>
-                <w:sz w:val="19"/>
-              </w:rPr>
-              <w:t>메시지 전달력 향상 / 제안 채택률·이해도</w:t>
-            </w:r>
-          </w:p>
-        </w:tc>
-      </w:tr>
-      <w:tr>
-        <w:tc>
-          <w:tcPr>
-            <w:tcW w:type="dxa" w:w="1984"/>
-          </w:tcPr>
-          <w:p>
-            <w:r>
-              <w:rPr>
-                <w:rFonts w:ascii="맑은 고딕" w:hAnsi="맑은 고딕" w:eastAsia="맑은 고딕"/>
-                <w:sz w:val="19"/>
-              </w:rPr>
-              <w:t>체험 동선 설계 가이드</w:t>
-            </w:r>
-          </w:p>
-        </w:tc>
-        <w:tc>
-          <w:tcPr>
-            <w:tcW w:type="dxa" w:w="3969"/>
-          </w:tcPr>
-          <w:p>
-            <w:r>
-              <w:rPr>
-                <w:rFonts w:ascii="맑은 고딕" w:hAnsi="맑은 고딕" w:eastAsia="맑은 고딕"/>
-                <w:sz w:val="19"/>
-              </w:rPr>
-              <w:t>오프라인 행사·부스에 '정지–촬영–전환' 포인트를 사전 설계하는 체크리스트 도입</w:t>
-            </w:r>
-          </w:p>
-        </w:tc>
-        <w:tc>
-          <w:tcPr>
-            <w:tcW w:type="dxa" w:w="3118"/>
-          </w:tcPr>
-          <w:p>
-            <w:r>
-              <w:rPr>
-                <w:rFonts w:ascii="맑은 고딕" w:hAnsi="맑은 고딕" w:eastAsia="맑은 고딕"/>
-                <w:sz w:val="19"/>
-              </w:rPr>
-              <w:t>체류시간·UGC 발생량·전환율</w:t>
-            </w:r>
-          </w:p>
-        </w:tc>
-      </w:tr>
-      <w:tr>
-        <w:tc>
-          <w:tcPr>
-            <w:tcW w:type="dxa" w:w="1984"/>
-          </w:tcPr>
-          <w:p>
-            <w:r>
-              <w:rPr>
-                <w:rFonts w:ascii="맑은 고딕" w:hAnsi="맑은 고딕" w:eastAsia="맑은 고딕"/>
-                <w:sz w:val="19"/>
-              </w:rPr>
-              <w:t>비주얼 레퍼런스 보강</w:t>
-            </w:r>
-          </w:p>
-        </w:tc>
-        <w:tc>
-          <w:tcPr>
-            <w:tcW w:type="dxa" w:w="3969"/>
-          </w:tcPr>
-          <w:p>
-            <w:r>
-              <w:rPr>
-                <w:rFonts w:ascii="맑은 고딕" w:hAnsi="맑은 고딕" w:eastAsia="맑은 고딕"/>
-                <w:sz w:val="19"/>
-              </w:rPr>
-              <w:t>큐비즘/오르피즘의 색채·기하 모티프를 무드보드에 추가, '메시지 우선' 원칙 명문화</w:t>
-            </w:r>
-          </w:p>
-        </w:tc>
-        <w:tc>
-          <w:tcPr>
-            <w:tcW w:type="dxa" w:w="3118"/>
-          </w:tcPr>
-          <w:p>
-            <w:r>
-              <w:rPr>
-                <w:rFonts w:ascii="맑은 고딕" w:hAnsi="맑은 고딕" w:eastAsia="맑은 고딕"/>
-                <w:sz w:val="19"/>
-              </w:rPr>
-              <w:t>비주얼 일관성·차별성</w:t>
-            </w:r>
-          </w:p>
-        </w:tc>
-      </w:tr>
-      <w:tr>
-        <w:tc>
-          <w:tcPr>
-            <w:tcW w:type="dxa" w:w="1984"/>
-          </w:tcPr>
-          <w:p>
-            <w:r>
-              <w:rPr>
-                <w:rFonts w:ascii="맑은 고딕" w:hAnsi="맑은 고딕" w:eastAsia="맑은 고딕"/>
-                <w:sz w:val="19"/>
-              </w:rPr>
-              <w:t>단체 견학 추진</w:t>
-            </w:r>
-          </w:p>
-        </w:tc>
-        <w:tc>
-          <w:tcPr>
-            <w:tcW w:type="dxa" w:w="3969"/>
-          </w:tcPr>
-          <w:p>
-            <w:r>
-              <w:rPr>
-                <w:rFonts w:ascii="맑은 고딕" w:hAnsi="맑은 고딕" w:eastAsia="맑은 고딕"/>
-                <w:sz w:val="19"/>
-              </w:rPr>
-              <w:t>전시 종료(10/4) 전 부서 단체 관람 ― 공간 연출·동선을 직접 체험</w:t>
-            </w:r>
-          </w:p>
-        </w:tc>
-        <w:tc>
-          <w:tcPr>
-            <w:tcW w:type="dxa" w:w="3118"/>
-          </w:tcPr>
-          <w:p>
-            <w:r>
-              <w:rPr>
-                <w:rFonts w:ascii="맑은 고딕" w:hAnsi="맑은 고딕" w:eastAsia="맑은 고딕"/>
-                <w:sz w:val="19"/>
-              </w:rPr>
-              <w:t>벤치마킹 내재화 / 후속 아이디어 도출</w:t>
-            </w:r>
-          </w:p>
-        </w:tc>
-      </w:tr>
-    </w:tbl>
-    <w:p>
-      <w:pPr>
-        <w:spacing w:after="40"/>
-      </w:pPr>
-    </w:p>
-    <w:p>
-      <w:pPr>
-        <w:spacing w:before="280" w:after="120"/>
-      </w:pPr>
-      <w:r>
-        <w:rPr>
-          <w:rFonts w:ascii="맑은 고딕" w:hAnsi="맑은 고딕" w:eastAsia="맑은 고딕"/>
-          <w:b/>
-          <w:color w:val="1F3764"/>
-          <w:sz w:val="28"/>
-        </w:rPr>
-        <w:t>5. 관찰된 한계 및 유의점</w:t>
+        <w:t>(4) 비판적으로 ― ‘코리아 포커스’는 또 하나의 시점인가, 잘 만든 각주인가</w:t>
       </w:r>
     </w:p>
     <w:p>
       <w:pPr>
-        <w:spacing w:after="80" w:line="276" w:lineRule="auto"/>
+        <w:spacing w:after="120" w:line="300" w:lineRule="auto"/>
       </w:pPr>
-      <w:r>
-        <w:rPr>
-          <w:rFonts w:ascii="맑은 고딕" w:hAnsi="맑은 고딕" w:eastAsia="맑은 고딕"/>
-          <w:color w:val="666666"/>
-          <w:sz w:val="21"/>
-        </w:rPr>
-        <w:t>균형 잡힌 참고를 위해 한계점도 함께 기록한다.</w:t>
-      </w:r>
-    </w:p>
-    <w:p>
-      <w:pPr>
-        <w:pStyle w:val="ListBullet"/>
-        <w:spacing w:after="80" w:line="276" w:lineRule="auto"/>
-      </w:pPr>
-      <w:r>
-        <w:rPr>
-          <w:rFonts w:ascii="맑은 고딕" w:hAnsi="맑은 고딕" w:eastAsia="맑은 고딕"/>
-          <w:b/>
-          <w:sz w:val="21"/>
-        </w:rPr>
-        <w:t xml:space="preserve">높은 객단가 — </w:t>
-      </w:r>
       <w:r>
         <w:rPr>
           <w:rFonts w:ascii="맑은 고딕" w:hAnsi="맑은 고딕" w:eastAsia="맑은 고딕"/>
           <w:sz w:val="21"/>
         </w:rPr>
-        <w:t>성인 28,000원의 가격은 진입 장벽으로 작용할 수 있어, 가격 대비 경험 가치(전시 밀도·체류시간·부대 콘텐츠)에 대한 기대 관리가 필요하다.</w:t>
-      </w:r>
-    </w:p>
-    <w:p>
-      <w:pPr>
-        <w:pStyle w:val="ListBullet"/>
-        <w:spacing w:after="80" w:line="276" w:lineRule="auto"/>
-      </w:pPr>
-      <w:r>
-        <w:rPr>
-          <w:rFonts w:ascii="맑은 고딕" w:hAnsi="맑은 고딕" w:eastAsia="맑은 고딕"/>
-          <w:b/>
-          <w:sz w:val="21"/>
-        </w:rPr>
-        <w:t xml:space="preserve">주제의 난도 — </w:t>
-      </w:r>
-      <w:r>
-        <w:rPr>
-          <w:rFonts w:ascii="맑은 고딕" w:hAnsi="맑은 고딕" w:eastAsia="맑은 고딕"/>
-          <w:sz w:val="21"/>
-        </w:rPr>
-        <w:t>큐비즘은 대중적으로 다소 어려운 사조로, 내러티브 설계에도 불구하고 사전 지식이 없으면 몰입이 떨어질 수 있다. 도슨트·디지털 해설 등 보조 장치의 중요성을 시사한다.</w:t>
-      </w:r>
-    </w:p>
-    <w:p>
-      <w:pPr>
-        <w:pStyle w:val="ListBullet"/>
-        <w:spacing w:after="80" w:line="276" w:lineRule="auto"/>
-      </w:pPr>
-      <w:r>
-        <w:rPr>
-          <w:rFonts w:ascii="맑은 고딕" w:hAnsi="맑은 고딕" w:eastAsia="맑은 고딕"/>
-          <w:b/>
-          <w:sz w:val="21"/>
-        </w:rPr>
-        <w:t xml:space="preserve">IP 의존도 — </w:t>
-      </w:r>
-      <w:r>
-        <w:rPr>
-          <w:rFonts w:ascii="맑은 고딕" w:hAnsi="맑은 고딕" w:eastAsia="맑은 고딕"/>
-          <w:sz w:val="21"/>
-        </w:rPr>
-        <w:t>브랜드 파워에 기댄 집객은 강력하지만, 콘텐츠 자체의 차별성과 현지화 깊이가 뒷받침되지 않으면 지속성에 한계가 있을 수 있다.</w:t>
+        <w:t>한 가지는 비판적으로 보았다. 전시는 ‘코리아 포커스’로 한국 근대미술을 끌어들여 현지화를 시도했지만, 이 섹션은 메인 전시동이 아니라 갤러리2의 메자닌(중간층)에 놓여 있다. 의도는 분명히 좋다. 다만 물리적 배치는 ‘본편(프랑스 큐비즘) + 부록(한국)’의 구도로 읽힐 여지를 남긴다. 큐비즘의 논리를 빌리자면, 진정한 현지화란 로컬을 또 하나의 ‘대등한 시점’으로 화면 중앙에 끌어들이는 일이지, 잘 만든 각주로 덧붙이는 일이 아니다. 외부 IP·콘텐츠를 들여올 때 우리가 경계할 지점도 똑같다 ― 로컬 맥락이 장식이나 명분에 그치는 순간, 그것은 현지화가 아니라 면피가 된다. 글로벌 콘텐츠를 가져오는 일이 잦아질수록, ‘우리 이야기’를 서사의 중심에 둘 수 있는가가 진짜 실력이 된다.</w:t>
       </w:r>
     </w:p>
     <w:p>
@@ -2285,19 +1170,84 @@
           <w:color w:val="1F3764"/>
           <w:sz w:val="28"/>
         </w:rPr>
-        <w:t>6. 결론</w:t>
+        <w:t>4. 업무에의 적용</w:t>
       </w:r>
     </w:p>
     <w:p>
       <w:pPr>
-        <w:spacing w:after="80" w:line="276" w:lineRule="auto"/>
+        <w:spacing w:after="120" w:line="300" w:lineRule="auto"/>
       </w:pPr>
       <w:r>
         <w:rPr>
           <w:rFonts w:ascii="맑은 고딕" w:hAnsi="맑은 고딕" w:eastAsia="맑은 고딕"/>
           <w:sz w:val="21"/>
         </w:rPr>
-        <w:t>〈큐비스트: 시각의 혁신가들〉은 100년 전 미술 사조를 다루지만, 그 운영과 연출 방식은 '글로벌 콘텐츠의 국내 안착 + 공간 리브랜딩 + 현지화'라는, 오늘날 우리 업무에 그대로 시사점을 주는 사례였다. 특히 어려운 주제를 단계적 내러티브로 풀어내고, 관람객의 경험 여정을 동선 위에 설계하며, 글로벌 브랜드에 로컬 맥락을 결합한 세 가지 지점은 향후 기획·콘텐츠 업무에 구체적으로 차용할 가치가 있다. 전시는 10월 4일까지 이어지는 만큼, 부서 차원의 단체 견학을 통해 현장 경험을 공유하고 후속 아이디어로 발전시킬 것을 제안한다.</w:t>
+        <w:t>위 고찰에서 곧바로 도출되는, 우리가 실제로 바꿔볼 만한 것들이다.</w:t>
+      </w:r>
+    </w:p>
+    <w:p>
+      <w:pPr>
+        <w:pStyle w:val="ListBullet"/>
+        <w:spacing w:after="60" w:line="288" w:lineRule="auto"/>
+      </w:pPr>
+      <w:r>
+        <w:rPr>
+          <w:rFonts w:ascii="맑은 고딕" w:hAnsi="맑은 고딕" w:eastAsia="맑은 고딕"/>
+          <w:sz w:val="21"/>
+        </w:rPr>
+        <w:t>‘완성된 한 장’이 아니라 ‘조합될 파편들’을 만든다 ― 산출물을 채널별로 따로 보지 말고, 소비자 머릿속에서 합쳐졌을 때의 정합성으로 평가한다. 메시지 가이드의 기준을 ‘톤이 일치하는가’에서 ‘하나의 개념으로 환원되는가’로 옮긴다.</w:t>
+      </w:r>
+    </w:p>
+    <w:p>
+      <w:pPr>
+        <w:pStyle w:val="ListBullet"/>
+        <w:spacing w:after="60" w:line="288" w:lineRule="auto"/>
+      </w:pPr>
+      <w:r>
+        <w:rPr>
+          <w:rFonts w:ascii="맑은 고딕" w:hAnsi="맑은 고딕" w:eastAsia="맑은 고딕"/>
+          <w:sz w:val="21"/>
+        </w:rPr>
+        <w:t>채널보다 개념을 먼저 ― 캠페인 착수 시 채널 플랜에 앞서, 모든 조각을 한 문장으로 묶는 개념 축을 먼저 확정한다(파편화의 전제 조건).</w:t>
+      </w:r>
+    </w:p>
+    <w:p>
+      <w:pPr>
+        <w:pStyle w:val="ListBullet"/>
+        <w:spacing w:after="60" w:line="288" w:lineRule="auto"/>
+      </w:pPr>
+      <w:r>
+        <w:rPr>
+          <w:rFonts w:ascii="맑은 고딕" w:hAnsi="맑은 고딕" w:eastAsia="맑은 고딕"/>
+          <w:sz w:val="21"/>
+        </w:rPr>
+        <w:t>‘덜어내기’를 정식 절차로 ― 산출물 리뷰에 ‘무엇을 더 뺄 수 있는가’를 고정 질문으로 넣는다.</w:t>
+      </w:r>
+    </w:p>
+    <w:p>
+      <w:pPr>
+        <w:pStyle w:val="ListBullet"/>
+        <w:spacing w:after="60" w:line="288" w:lineRule="auto"/>
+      </w:pPr>
+      <w:r>
+        <w:rPr>
+          <w:rFonts w:ascii="맑은 고딕" w:hAnsi="맑은 고딕" w:eastAsia="맑은 고딕"/>
+          <w:sz w:val="21"/>
+        </w:rPr>
+        <w:t>현지화는 부록이 아니라 중심에 ― 외부 콘텐츠·IP를 도입할 때 로컬 요소를 서사의 중앙에 배치할 방법을 기획 단계에서부터 설계한다.</w:t>
+      </w:r>
+    </w:p>
+    <w:p>
+      <w:pPr>
+        <w:pStyle w:val="ListBullet"/>
+        <w:spacing w:after="60" w:line="288" w:lineRule="auto"/>
+      </w:pPr>
+      <w:r>
+        <w:rPr>
+          <w:rFonts w:ascii="맑은 고딕" w:hAnsi="맑은 고딕" w:eastAsia="맑은 고딕"/>
+          <w:sz w:val="21"/>
+        </w:rPr>
+        <w:t>부서 단체 견학(10/4 종료 전) ― 공간 연출과 동선은 글로 옮기기 어렵다. 직접 보는 것이 가장 빠른 학습이다.</w:t>
       </w:r>
     </w:p>
     <w:p>
@@ -2311,162 +1261,19 @@
           <w:color w:val="1F3764"/>
           <w:sz w:val="28"/>
         </w:rPr>
-        <w:t>부록 1. 현장 사진 목록</w:t>
+        <w:t>5. 맺으며</w:t>
       </w:r>
     </w:p>
     <w:p>
       <w:pPr>
-        <w:spacing w:after="80" w:line="276" w:lineRule="auto"/>
+        <w:spacing w:after="120" w:line="300" w:lineRule="auto"/>
       </w:pPr>
       <w:r>
         <w:rPr>
           <w:rFonts w:ascii="맑은 고딕" w:hAnsi="맑은 고딕" w:eastAsia="맑은 고딕"/>
           <w:sz w:val="21"/>
         </w:rPr>
-        <w:t>현장 사진(총 11장)은 본문 각 항목에 삽입했으며, 도판 목록은 다음과 같다.</w:t>
-      </w:r>
-    </w:p>
-    <w:p>
-      <w:pPr>
-        <w:spacing w:after="80" w:line="276" w:lineRule="auto"/>
-        <w:ind w:left="280"/>
-      </w:pPr>
-      <w:r>
-        <w:rPr>
-          <w:rFonts w:ascii="맑은 고딕" w:hAnsi="맑은 고딕" w:eastAsia="맑은 고딕"/>
-          <w:sz w:val="20"/>
-        </w:rPr>
-        <w:t>사진 1: 전시 도입부 아폴리네르 인용문 (텍스트 월)</w:t>
-      </w:r>
-    </w:p>
-    <w:p>
-      <w:pPr>
-        <w:spacing w:after="80" w:line="276" w:lineRule="auto"/>
-        <w:ind w:left="280"/>
-      </w:pPr>
-      <w:r>
-        <w:rPr>
-          <w:rFonts w:ascii="맑은 고딕" w:hAnsi="맑은 고딕" w:eastAsia="맑은 고딕"/>
-          <w:sz w:val="20"/>
-        </w:rPr>
-        <w:t>사진 2: 피카소 〈여인의 두상〉(1907)</w:t>
-      </w:r>
-    </w:p>
-    <w:p>
-      <w:pPr>
-        <w:spacing w:after="80" w:line="276" w:lineRule="auto"/>
-        <w:ind w:left="280"/>
-      </w:pPr>
-      <w:r>
-        <w:rPr>
-          <w:rFonts w:ascii="맑은 고딕" w:hAnsi="맑은 고딕" w:eastAsia="맑은 고딕"/>
-          <w:sz w:val="20"/>
-        </w:rPr>
-        <w:t>사진 3: 피카소 〈여인 두상(Head of a Woman)〉</w:t>
-      </w:r>
-    </w:p>
-    <w:p>
-      <w:pPr>
-        <w:spacing w:after="80" w:line="276" w:lineRule="auto"/>
-        <w:ind w:left="280"/>
-      </w:pPr>
-      <w:r>
-        <w:rPr>
-          <w:rFonts w:ascii="맑은 고딕" w:hAnsi="맑은 고딕" w:eastAsia="맑은 고딕"/>
-          <w:sz w:val="20"/>
-        </w:rPr>
-        <w:t>사진 4: 누워 있는 인물 (분석적 큐비즘)</w:t>
-      </w:r>
-    </w:p>
-    <w:p>
-      <w:pPr>
-        <w:spacing w:after="80" w:line="276" w:lineRule="auto"/>
-        <w:ind w:left="280"/>
-      </w:pPr>
-      <w:r>
-        <w:rPr>
-          <w:rFonts w:ascii="맑은 고딕" w:hAnsi="맑은 고딕" w:eastAsia="맑은 고딕"/>
-          <w:sz w:val="20"/>
-        </w:rPr>
-        <w:t>사진 5: 다면 분할 분석적 큐비즘 회화</w:t>
-      </w:r>
-    </w:p>
-    <w:p>
-      <w:pPr>
-        <w:spacing w:after="80" w:line="276" w:lineRule="auto"/>
-        <w:ind w:left="280"/>
-      </w:pPr>
-      <w:r>
-        <w:rPr>
-          <w:rFonts w:ascii="맑은 고딕" w:hAnsi="맑은 고딕" w:eastAsia="맑은 고딕"/>
-          <w:sz w:val="20"/>
-        </w:rPr>
-        <w:t>사진 6: 인물·형태가 중첩된 대형 큐비즘 회화</w:t>
-      </w:r>
-    </w:p>
-    <w:p>
-      <w:pPr>
-        <w:spacing w:after="80" w:line="276" w:lineRule="auto"/>
-        <w:ind w:left="280"/>
-      </w:pPr>
-      <w:r>
-        <w:rPr>
-          <w:rFonts w:ascii="맑은 고딕" w:hAnsi="맑은 고딕" w:eastAsia="맑은 고딕"/>
-          <w:sz w:val="20"/>
-        </w:rPr>
-        <w:t>사진 7: 점묘·패턴이 결합된 종합적 큐비즘 회화</w:t>
-      </w:r>
-    </w:p>
-    <w:p>
-      <w:pPr>
-        <w:spacing w:after="80" w:line="276" w:lineRule="auto"/>
-        <w:ind w:left="280"/>
-      </w:pPr>
-      <w:r>
-        <w:rPr>
-          <w:rFonts w:ascii="맑은 고딕" w:hAnsi="맑은 고딕" w:eastAsia="맑은 고딕"/>
-          <w:sz w:val="20"/>
-        </w:rPr>
-        <w:t>사진 8: 소니아 들로네 원형 색채 추상 (단독)</w:t>
-      </w:r>
-    </w:p>
-    <w:p>
-      <w:pPr>
-        <w:spacing w:after="80" w:line="276" w:lineRule="auto"/>
-        <w:ind w:left="280"/>
-      </w:pPr>
-      <w:r>
-        <w:rPr>
-          <w:rFonts w:ascii="맑은 고딕" w:hAnsi="맑은 고딕" w:eastAsia="맑은 고딕"/>
-          <w:sz w:val="20"/>
-        </w:rPr>
-        <w:t>사진 9: 들로네 작품 전시 벽면 전경</w:t>
-      </w:r>
-    </w:p>
-    <w:p>
-      <w:pPr>
-        <w:spacing w:after="80" w:line="276" w:lineRule="auto"/>
-        <w:ind w:left="280"/>
-      </w:pPr>
-      <w:r>
-        <w:rPr>
-          <w:rFonts w:ascii="맑은 고딕" w:hAnsi="맑은 고딕" w:eastAsia="맑은 고딕"/>
-          <w:sz w:val="20"/>
-        </w:rPr>
-        <w:t>사진 10: 조르주 야쿨로프 〈Bull〉</w:t>
-      </w:r>
-    </w:p>
-    <w:p>
-      <w:pPr>
-        <w:spacing w:after="80" w:line="276" w:lineRule="auto"/>
-        <w:ind w:left="280"/>
-      </w:pPr>
-      <w:r>
-        <w:rPr>
-          <w:rFonts w:ascii="맑은 고딕" w:hAnsi="맑은 고딕" w:eastAsia="맑은 고딕"/>
-          <w:sz w:val="20"/>
-        </w:rPr>
-        <w:t>사진 11: 아트리움 대형 무대막 (공간 연출 전경)</w:t>
+        <w:t>이번 견학에서 가장 값진 것은 유명 작품을 봤다는 사실이 아니라, ‘무엇을 보여주느냐’보다 ‘사람들이 어떻게 보게 만드느냐’가 더 근본적인 문제라는 점을 다시 확인한 것이다. 큐비즘은 보는 방식을 바꿈으로써 미술의 다음 100년을 열었다. 우리 일도 결국 같은 질문 위에 서 있다. 다만 한 가지는 분명하다 ― 시점을 흩뜨릴수록, 그것을 하나로 묶어줄 개념은 더 단단해야 한다.</w:t>
       </w:r>
     </w:p>
     <w:p>
@@ -2480,85 +1287,33 @@
           <w:color w:val="1F3764"/>
           <w:sz w:val="28"/>
         </w:rPr>
-        <w:t>부록 2. 참고 출처</w:t>
+        <w:t>부록. 도판 목록 및 출처</w:t>
       </w:r>
     </w:p>
     <w:p>
       <w:pPr>
-        <w:spacing w:after="80" w:line="276" w:lineRule="auto"/>
-        <w:ind w:left="280"/>
+        <w:spacing w:after="120" w:line="300" w:lineRule="auto"/>
       </w:pPr>
       <w:r>
         <w:rPr>
           <w:rFonts w:ascii="맑은 고딕" w:hAnsi="맑은 고딕" w:eastAsia="맑은 고딕"/>
+          <w:color w:val="666666"/>
           <w:sz w:val="18"/>
         </w:rPr>
-        <w:t>퐁피두센터 한화 — 한화문화재단 공식 (hanwhafoundation.org/business/pompidou)</w:t>
+        <w:t>현장 사진 11장은 본문에 삽입했다. (사진 1 도입 인용문 / 2 피카소 두상 / 3~6 분석적 큐비즘 / 7 종합적 큐비즘 / 8~9 들로네 색채 / 10 야쿨로프 〈Bull〉 / 11 아트리움 무대막)</w:t>
       </w:r>
     </w:p>
     <w:p>
       <w:pPr>
-        <w:spacing w:after="80" w:line="276" w:lineRule="auto"/>
-        <w:ind w:left="280"/>
+        <w:spacing w:after="120" w:line="300" w:lineRule="auto"/>
       </w:pPr>
       <w:r>
         <w:rPr>
           <w:rFonts w:ascii="맑은 고딕" w:hAnsi="맑은 고딕" w:eastAsia="맑은 고딕"/>
+          <w:color w:val="666666"/>
           <w:sz w:val="18"/>
         </w:rPr>
-        <w:t>Centre Pompidou Hanwha — Centre Pompidou 공식 (centrepompidou.fr)</w:t>
-      </w:r>
-    </w:p>
-    <w:p>
-      <w:pPr>
-        <w:spacing w:after="80" w:line="276" w:lineRule="auto"/>
-        <w:ind w:left="280"/>
-      </w:pPr>
-      <w:r>
-        <w:rPr>
-          <w:rFonts w:ascii="맑은 고딕" w:hAnsi="맑은 고딕" w:eastAsia="맑은 고딕"/>
-          <w:sz w:val="18"/>
-        </w:rPr>
-        <w:t>여의도 63빌딩에 퐁피두센터 문 연다 — 경향신문 (khan.co.kr/article/202605191731001)</w:t>
-      </w:r>
-    </w:p>
-    <w:p>
-      <w:pPr>
-        <w:spacing w:after="80" w:line="276" w:lineRule="auto"/>
-        <w:ind w:left="280"/>
-      </w:pPr>
-      <w:r>
-        <w:rPr>
-          <w:rFonts w:ascii="맑은 고딕" w:hAnsi="맑은 고딕" w:eastAsia="맑은 고딕"/>
-          <w:sz w:val="18"/>
-        </w:rPr>
-        <w:t>퐁피두센터 한화 개관, 첫 전시 《큐비스트: 시각의 혁신가들》 — 데일리아트 (d-art.co.kr)</w:t>
-      </w:r>
-    </w:p>
-    <w:p>
-      <w:pPr>
-        <w:spacing w:after="80" w:line="276" w:lineRule="auto"/>
-        <w:ind w:left="280"/>
-      </w:pPr>
-      <w:r>
-        <w:rPr>
-          <w:rFonts w:ascii="맑은 고딕" w:hAnsi="맑은 고딕" w:eastAsia="맑은 고딕"/>
-          <w:sz w:val="18"/>
-        </w:rPr>
-        <w:t>Centre Pompidou Hanwha unveils Cubist masterpieces in Seoul — The Korea Herald</w:t>
-      </w:r>
-    </w:p>
-    <w:p>
-      <w:pPr>
-        <w:spacing w:after="80" w:line="276" w:lineRule="auto"/>
-        <w:ind w:left="280"/>
-      </w:pPr>
-      <w:r>
-        <w:rPr>
-          <w:rFonts w:ascii="맑은 고딕" w:hAnsi="맑은 고딕" w:eastAsia="맑은 고딕"/>
-          <w:sz w:val="18"/>
-        </w:rPr>
-        <w:t>Inside Centre Pompidou Hanwha — Hanwha Newsroom / Artsy / Dezeen / designboom</w:t>
+        <w:t>참고 출처: 퐁피두센터 한화·파리 퐁피두 공식 / 경향신문·데일리아트 / The Korea Herald·Artsy·Dezeen 보도. ※ 작품명·섹션 구성·수치는 전시 자료와 보도를 종합한 것으로, 일부는 출처 간 차이가 있어 보정했다.</w:t>
       </w:r>
     </w:p>
     <w:sectPr>

--- a/큐비즘_전시_견학_보고서.docx
+++ b/큐비즘_전시_견학_보고서.docx
@@ -959,7 +959,7 @@
           <w:rFonts w:ascii="맑은 고딕" w:hAnsi="맑은 고딕" w:eastAsia="맑은 고딕"/>
           <w:sz w:val="21"/>
         </w:rPr>
-        <w:t>공간 자체도 하나의 작품처럼 연출됐다. 건축가 장 미셸 빌모트는 과거 아쿠아리움 자리를 반투명 유리의 ‘빛의 상자’로 바꾸고, 대형 무대막을 아트리움 중앙·고천장에 걸어 압도적인 첫 장면을 만들었다.</w:t>
+        <w:t>공간 자체도 하나의 작품처럼 연출됐다. 건축가 장 미셸 빌모트는 과거 아쿠아리움 자리를 반투명 유리의 ‘빛의 상자’로 바꾸고, 이번 전시의 하이라이트인 피카소의 대형 발레 무대막(국내 첫 공개)을 아트리움 중앙·고천장에 걸어 압도적인 첫 장면을 만들었다.</w:t>
       </w:r>
     </w:p>
     <w:p>
@@ -1014,7 +1014,7 @@
           <w:color w:val="666666"/>
           <w:sz w:val="18"/>
         </w:rPr>
-        <w:t>[사진 11] 아트리움에 걸린 대형 무대막 ― 공간으로 만든 ‘첫인상’</w:t>
+        <w:t>[사진 11] 피카소의 대형 발레 무대막(국내 첫 공개) ― 공간으로 만든 ‘첫인상’</w:t>
       </w:r>
     </w:p>
     <w:p>
@@ -1028,7 +1028,215 @@
           <w:color w:val="1F3764"/>
           <w:sz w:val="28"/>
         </w:rPr>
-        <w:t>3. 고찰 ― 큐비즘이 우리 업무에 던지는 질문</w:t>
+        <w:t>3. 작품·작가 조사</w:t>
+      </w:r>
+    </w:p>
+    <w:p>
+      <w:pPr>
+        <w:spacing w:after="120" w:line="300" w:lineRule="auto"/>
+      </w:pPr>
+      <w:r>
+        <w:rPr>
+          <w:rFonts w:ascii="맑은 고딕" w:hAnsi="맑은 고딕" w:eastAsia="맑은 고딕"/>
+          <w:sz w:val="21"/>
+        </w:rPr>
+        <w:t>관람한 주요 작품을 양식의 흐름(탄생 → 분석 → 종합 → 오르피즘 → 확장)에 따라 조사·정리했다. 전시 캡션과 미술사 자료를 종합한 것으로, 사진으로 작품명을 단정하기 어려운 경우는 '추정' 또는 '캡션 기준'으로 표기했다.</w:t>
+      </w:r>
+    </w:p>
+    <w:p>
+      <w:pPr>
+        <w:spacing w:before="180" w:after="60"/>
+      </w:pPr>
+      <w:r>
+        <w:rPr>
+          <w:rFonts w:ascii="맑은 고딕" w:hAnsi="맑은 고딕" w:eastAsia="맑은 고딕"/>
+          <w:b/>
+          <w:color w:val="333333"/>
+          <w:sz w:val="23"/>
+        </w:rPr>
+        <w:t>3.1 큐비즘의 탄생 ― 피카소의 초기 두상 (사진 2~4)</w:t>
+      </w:r>
+    </w:p>
+    <w:p>
+      <w:pPr>
+        <w:spacing w:after="120" w:line="300" w:lineRule="auto"/>
+      </w:pPr>
+      <w:r>
+        <w:rPr>
+          <w:rFonts w:ascii="맑은 고딕" w:hAnsi="맑은 고딕" w:eastAsia="맑은 고딕"/>
+          <w:sz w:val="21"/>
+        </w:rPr>
+        <w:t>파블로 피카소(1881~1973)는 조르주 브라크와 함께 1907~1908년 큐비즘을 창시했다. ‘큐비즘’이라는 이름 자체가 1908년 비평가 루이 보셀이 브라크의 풍경을 ‘작은 입방체(cube)’라 조롱한 데서 나왔다. 그 출발점이 1907년 〈아비뇽의 처녀들〉인데, 사진 2의 1907년 두상은 바로 그 시기, 얼굴을 아프리카 가면처럼 몇 개의 평면으로 환원하던 실험의 산물이다. 명암으로 부피를 만들던 전통을 버리고 ‘면의 각도’로 입체를 표현하기 시작한 이 전환이 이후 모든 큐비즘의 씨앗이 된다. 사진 3·4의 두상·인물은 그 실험이 더 진전돼, 하나의 얼굴에 정면과 측면이 동시에 보이도록 재구성한 단계를 보여준다.</w:t>
+      </w:r>
+    </w:p>
+    <w:p>
+      <w:pPr>
+        <w:spacing w:before="180" w:after="60"/>
+      </w:pPr>
+      <w:r>
+        <w:rPr>
+          <w:rFonts w:ascii="맑은 고딕" w:hAnsi="맑은 고딕" w:eastAsia="맑은 고딕"/>
+          <w:b/>
+          <w:color w:val="333333"/>
+          <w:sz w:val="23"/>
+        </w:rPr>
+        <w:t>3.2 분석적 큐비즘 ― 형태의 해체 (사진 5~6)</w:t>
+      </w:r>
+    </w:p>
+    <w:p>
+      <w:pPr>
+        <w:spacing w:after="120" w:line="300" w:lineRule="auto"/>
+      </w:pPr>
+      <w:r>
+        <w:rPr>
+          <w:rFonts w:ascii="맑은 고딕" w:hAnsi="맑은 고딕" w:eastAsia="맑은 고딕"/>
+          <w:sz w:val="21"/>
+        </w:rPr>
+        <w:t>1909~1912년의 ‘분석적 큐비즘’ 시기에 피카소와 브라크는 대상을 잘게 쪼개 여러 시점을 한 화면에 겹쳐 놓았고, 색은 갈색·회색의 단색조로 절제했다. 색채라는 ‘방해물’을 걷어내고 오직 형태의 구조만 탐구하기 위해서였다. 사진 5·6의 회색 화면이 그 전형으로, 인물·악기·정물의 윤곽이 거의 식별 불가능한 추상의 문턱까지 분해돼 있다. 후대에 미친 영향이 가장 큰, 큐비즘의 가장 급진적인 국면이다.</w:t>
+      </w:r>
+    </w:p>
+    <w:p>
+      <w:pPr>
+        <w:spacing w:before="180" w:after="60"/>
+      </w:pPr>
+      <w:r>
+        <w:rPr>
+          <w:rFonts w:ascii="맑은 고딕" w:hAnsi="맑은 고딕" w:eastAsia="맑은 고딕"/>
+          <w:b/>
+          <w:color w:val="333333"/>
+          <w:sz w:val="23"/>
+        </w:rPr>
+        <w:t>3.3 종합적 큐비즘 ― 다시 ‘읽히는’ 화면 (사진 7)</w:t>
+      </w:r>
+    </w:p>
+    <w:p>
+      <w:pPr>
+        <w:spacing w:after="120" w:line="300" w:lineRule="auto"/>
+      </w:pPr>
+      <w:r>
+        <w:rPr>
+          <w:rFonts w:ascii="맑은 고딕" w:hAnsi="맑은 고딕" w:eastAsia="맑은 고딕"/>
+          <w:sz w:val="21"/>
+        </w:rPr>
+        <w:t>분석적 큐비즘이 추상에 지나치게 가까워지자, 1912년경 피카소와 브라크는 화면에 신문지·벽지·악보 같은 실제 종이를 붙이는 ‘파피에 콜레(papier collé)’와 콜라주를 도입했다. 이로써 색과 패턴, 알아볼 수 있는 기호가 화면으로 돌아왔다 ― 이것이 ‘종합적 큐비즘’이다. 해체에서 재구성으로 방향을 튼 것이다. 사진 7의 점묘·문양·패턴이 결합된 화면이 이 단계의 감각을 보여준다.</w:t>
+      </w:r>
+    </w:p>
+    <w:p>
+      <w:pPr>
+        <w:spacing w:before="180" w:after="60"/>
+      </w:pPr>
+      <w:r>
+        <w:rPr>
+          <w:rFonts w:ascii="맑은 고딕" w:hAnsi="맑은 고딕" w:eastAsia="맑은 고딕"/>
+          <w:b/>
+          <w:color w:val="333333"/>
+          <w:sz w:val="23"/>
+        </w:rPr>
+        <w:t>3.4 오르피즘 ― 소니아 들로네와 ‘색채의 큐비즘’ (사진 8~9)</w:t>
+      </w:r>
+    </w:p>
+    <w:p>
+      <w:pPr>
+        <w:spacing w:after="120" w:line="300" w:lineRule="auto"/>
+      </w:pPr>
+      <w:r>
+        <w:rPr>
+          <w:rFonts w:ascii="맑은 고딕" w:hAnsi="맑은 고딕" w:eastAsia="맑은 고딕"/>
+          <w:sz w:val="21"/>
+        </w:rPr>
+        <w:t>소니아 들로네(1885~1979)는 남편 로베르 들로네와 함께, 형태 해체에 집중한 본류 큐비즘에서 갈라져 나와 ‘색채와 빛의 리듬’을 추구했다. 아폴리네르는 이 경향을 음악의 신 오르페우스에 빗대어 ‘오르피즘(Orphic Cubism)’이라 불렀다. 동심원과 곡면이 부딪히며 만들어내는 색의 리듬이 특징이다. 퐁피두가 소장한 소니아의 대표작은 〈전기 프리즘(Prismes électriques)〉(1914)이며, 사진 8·9의 원형 색채 추상은 서명·연도로 보아 1930년대의 ‘리듬(Rythme)’ 계열로 추정된다. 회화에 머물지 않고 직물·패션·무대·디자인으로 색채 이론을 확장한 점에서, 순수미술과 응용미술의 경계를 허문 선구자로 평가된다 ― 마케팅·디자인 관점에서 특히 주목할 이력이다.</w:t>
+      </w:r>
+    </w:p>
+    <w:p>
+      <w:pPr>
+        <w:spacing w:before="180" w:after="60"/>
+      </w:pPr>
+      <w:r>
+        <w:rPr>
+          <w:rFonts w:ascii="맑은 고딕" w:hAnsi="맑은 고딕" w:eastAsia="맑은 고딕"/>
+          <w:b/>
+          <w:color w:val="333333"/>
+          <w:sz w:val="23"/>
+        </w:rPr>
+        <w:t>3.5 조르주 야쿨로프 〈Bull〉 (사진 10)</w:t>
+      </w:r>
+    </w:p>
+    <w:p>
+      <w:pPr>
+        <w:spacing w:after="120" w:line="300" w:lineRule="auto"/>
+      </w:pPr>
+      <w:r>
+        <w:rPr>
+          <w:rFonts w:ascii="맑은 고딕" w:hAnsi="맑은 고딕" w:eastAsia="맑은 고딕"/>
+          <w:sz w:val="21"/>
+        </w:rPr>
+        <w:t>조르주(게오르기) 야쿨로프(1884~1928)는 아르메니아계 러시아 화가·무대미술가로, 파리와 모스크바를 오가며 큐비즘·미래주의의 어휘를 러시아 아방가르드에 전한 인물이다. 1917년 모스크바 ‘카페 피토레스크’의 실내 장식으로 유명하다. 캡션상 〈Bull〉(패널에 유채, Asphodel Foundation 기증)로 표기된 이 작품은, 질주하는 황소를 큐비즘·미래주의식 동세(動勢)로 분해해 속도와 힘을 표현한다. 본류 큐비즘이 정물·인물에 집중한 데 비해, 큐비즘 어휘가 러시아·동유럽으로 퍼지며 ‘운동’의 표현으로 변주된 사례다.</w:t>
+      </w:r>
+    </w:p>
+    <w:p>
+      <w:pPr>
+        <w:spacing w:before="180" w:after="60"/>
+      </w:pPr>
+      <w:r>
+        <w:rPr>
+          <w:rFonts w:ascii="맑은 고딕" w:hAnsi="맑은 고딕" w:eastAsia="맑은 고딕"/>
+          <w:b/>
+          <w:color w:val="333333"/>
+          <w:sz w:val="23"/>
+        </w:rPr>
+        <w:t>3.6 피카소의 발레 무대막 ― 전시의 하이라이트 (사진 11)</w:t>
+      </w:r>
+    </w:p>
+    <w:p>
+      <w:pPr>
+        <w:spacing w:after="120" w:line="300" w:lineRule="auto"/>
+      </w:pPr>
+      <w:r>
+        <w:rPr>
+          <w:rFonts w:ascii="맑은 고딕" w:hAnsi="맑은 고딕" w:eastAsia="맑은 고딕"/>
+          <w:sz w:val="21"/>
+        </w:rPr>
+        <w:t>아트리움 중앙에 걸린 대형 작품은 피카소가 발레 공연을 위해 그린 무대막으로, 이번 전시의 하이라이트이자 국내 첫 공개다. 피카소는 1917년 〈파라드(Parade)〉를 시작으로 디아길레프의 발레 뤼스(Ballets Russes) 무대미술에 깊이 관여했고, 퐁피두가 소장한 대형 무대막(발레 〈메르퀴르(Mercure)〉, 1924 추정)이 그 대표적 산물이다. 회화가 미술관 액자를 벗어나 극장이라는 공공 공간으로 확장된 사례이자, 분석적 큐비즘의 해체를 지나 다시 인물의 윤곽이 또렷해진 피카소의 신고전주의적 변모도 함께 읽을 수 있다. 작품을 아트리움 중앙·고천장에 건 큐레이팅 자체가, 이 무대막의 ‘공간성’을 전시 동선의 첫 충격으로 활용한 영리한 선택이다.</w:t>
+      </w:r>
+    </w:p>
+    <w:p>
+      <w:pPr>
+        <w:spacing w:before="180" w:after="60"/>
+      </w:pPr>
+      <w:r>
+        <w:rPr>
+          <w:rFonts w:ascii="맑은 고딕" w:hAnsi="맑은 고딕" w:eastAsia="맑은 고딕"/>
+          <w:b/>
+          <w:color w:val="333333"/>
+          <w:sz w:val="23"/>
+        </w:rPr>
+        <w:t>3.7 코리아 포커스 ― 큐비즘과 한국 근대미술</w:t>
+      </w:r>
+    </w:p>
+    <w:p>
+      <w:pPr>
+        <w:spacing w:after="120" w:line="300" w:lineRule="auto"/>
+      </w:pPr>
+      <w:r>
+        <w:rPr>
+          <w:rFonts w:ascii="맑은 고딕" w:hAnsi="맑은 고딕" w:eastAsia="맑은 고딕"/>
+          <w:sz w:val="21"/>
+        </w:rPr>
+        <w:t>특별 섹션 ‘코리아 포커스’는 김환기·유영국·박래현·이수억·함대정 등 한국 근대 작가 11인의 21점을 통해, 서구 큐비즘·아방가르드가 한국적 현실에서 어떻게 수용·변주됐는지 보여준다. 추상의 선구자 김환기와 유영국, 동양화의 재료로 큐비즘적 화면 분할을 시도한 박래현 등은, 외래 양식이 단순 모방이 아니라 ‘우리 조형 언어’로 번역된 과정을 증언한다.</w:t>
+      </w:r>
+    </w:p>
+    <w:p>
+      <w:pPr>
+        <w:spacing w:before="280" w:after="120"/>
+      </w:pPr>
+      <w:r>
+        <w:rPr>
+          <w:rFonts w:ascii="맑은 고딕" w:hAnsi="맑은 고딕" w:eastAsia="맑은 고딕"/>
+          <w:b/>
+          <w:color w:val="1F3764"/>
+          <w:sz w:val="28"/>
+        </w:rPr>
+        <w:t>4. 고찰 ― 큐비즘이 우리 업무에 던지는 질문</w:t>
       </w:r>
     </w:p>
     <w:p>
@@ -1170,7 +1378,7 @@
           <w:color w:val="1F3764"/>
           <w:sz w:val="28"/>
         </w:rPr>
-        <w:t>4. 업무에의 적용</w:t>
+        <w:t>5. 업무에의 적용</w:t>
       </w:r>
     </w:p>
     <w:p>
@@ -1261,7 +1469,7 @@
           <w:color w:val="1F3764"/>
           <w:sz w:val="28"/>
         </w:rPr>
-        <w:t>5. 맺으며</w:t>
+        <w:t>6. 맺으며</w:t>
       </w:r>
     </w:p>
     <w:p>

--- a/큐비즘_전시_견학_보고서.docx
+++ b/큐비즘_전시_견학_보고서.docx
@@ -392,7 +392,7 @@
           <w:rFonts w:ascii="맑은 고딕" w:hAnsi="맑은 고딕" w:eastAsia="맑은 고딕"/>
           <w:sz w:val="21"/>
         </w:rPr>
-        <w:t>피카소의 1907년 〈여인의 두상〉은 얼굴을 사실적으로 그리지 않고 몇 개의 면과 선으로 줄여 버린다. 그런데 그 ‘덜어냄’이 오히려 강한 인상을 남긴다.</w:t>
+        <w:t>피카소의 1907년 〈여인의 흉상〉은 얼굴을 사실적으로 그리지 않고 몇 개의 면과 선으로 줄여 버린다. 그런데 그 ‘덜어냄’이 오히려 강한 인상을 남긴다.</w:t>
       </w:r>
     </w:p>
     <w:p>
@@ -447,7 +447,7 @@
           <w:color w:val="666666"/>
           <w:sz w:val="18"/>
         </w:rPr>
-        <w:t>[사진 2] 파블로 피카소 〈여인의 두상〉, 1907 ― 묘사가 아니라 환원</w:t>
+        <w:t>[사진 2] 피카소 〈여인의 흉상(Bust of a Woman)〉, 1907 ― 묘사가 아니라 환원</w:t>
       </w:r>
     </w:p>
     <w:p>
@@ -522,7 +522,7 @@
           <w:color w:val="666666"/>
           <w:sz w:val="18"/>
         </w:rPr>
-        <w:t>[사진 3] 피카소 〈여인 두상〉 ― 다시점으로 분해된 얼굴</w:t>
+        <w:t>[사진 3] 피카소 〈여인의 흉상〉, 1909~1910 ― 다시점으로 분해된 얼굴</w:t>
       </w:r>
     </w:p>
     <w:p>
@@ -577,7 +577,7 @@
           <w:color w:val="666666"/>
           <w:sz w:val="18"/>
         </w:rPr>
-        <w:t>[사진 4] 누워 있는 인물 ― 양감의 단순화</w:t>
+        <w:t>[사진 4] 브라크 〈큰 누드(Grand Nu)〉, 1907~1908 ― 양감의 단순화</w:t>
       </w:r>
     </w:p>
     <w:p>
@@ -632,7 +632,7 @@
           <w:color w:val="666666"/>
           <w:sz w:val="18"/>
         </w:rPr>
-        <w:t>[사진 5] 거의 추상에 다다른 분석적 큐비즘 ― 식별의 한계 지점</w:t>
+        <w:t>[사진 5] 피카소 〈안락의자에 앉은 여인〉, 1910 ― 식별의 한계 지점</w:t>
       </w:r>
     </w:p>
     <w:p>
@@ -687,7 +687,7 @@
           <w:color w:val="666666"/>
           <w:sz w:val="18"/>
         </w:rPr>
-        <w:t>[사진 6] 여러 인물·형태가 중첩된 대형 화면</w:t>
+        <w:t>[사진 6] 페르낭 레제 〈결혼식(La Noce)〉, 1911~1912</w:t>
       </w:r>
     </w:p>
     <w:p>
@@ -742,7 +742,7 @@
           <w:color w:val="666666"/>
           <w:sz w:val="18"/>
         </w:rPr>
-        <w:t>[사진 7] 점묘·패턴이 결합된 종합적 큐비즘 ― 다시 ‘읽히는’ 요소의 회복</w:t>
+        <w:t>[사진 7] 피카소 〈소녀의 초상〉, 1914 ― 종합적 큐비즘의 ‘점묘’ 국면</w:t>
       </w:r>
     </w:p>
     <w:p>
@@ -817,7 +817,7 @@
           <w:color w:val="666666"/>
           <w:sz w:val="18"/>
         </w:rPr>
-        <w:t>[사진 8] 소니아 들로네 ― 원형 색채 추상(오르피즘)</w:t>
+        <w:t>[사진 8] 소니아 들로네 〈전기 프리즘(Prismes électriques)〉, 1914</w:t>
       </w:r>
     </w:p>
     <w:p>
@@ -872,7 +872,7 @@
           <w:color w:val="666666"/>
           <w:sz w:val="18"/>
         </w:rPr>
-        <w:t>[사진 9] 색채 구간의 벽면 전경 ― 사실상의 ‘포토 스폿’</w:t>
+        <w:t>[사진 9] 들로네 색채 구간의 벽면 전경 ― 사실상의 ‘포토 스폿’</w:t>
       </w:r>
     </w:p>
     <w:p>
@@ -892,7 +892,7 @@
           <w:rFonts w:ascii="맑은 고딕" w:hAnsi="맑은 고딕" w:eastAsia="맑은 고딕"/>
           <w:sz w:val="21"/>
         </w:rPr>
-        <w:t>야쿨로프의 〈Bull〉과 대형 무대막은 큐비즘이 캔버스를 벗어나 무대·디자인으로 번져 나갔음을 보여준다.</w:t>
+        <w:t>야쿨로프의 〈경주 마차(Sulky)〉와 피카소의 무대막은 큐비즘이 캔버스를 벗어나 무대·디자인으로 번져 나갔음을 보여준다.</w:t>
       </w:r>
     </w:p>
     <w:p>
@@ -947,7 +947,7 @@
           <w:color w:val="666666"/>
           <w:sz w:val="18"/>
         </w:rPr>
-        <w:t>[사진 10] 조르주 야쿨로프 〈Bull〉</w:t>
+        <w:t>[사진 10] 조르주 야쿨로프 〈경주 마차(Sulky)〉, 1919</w:t>
       </w:r>
     </w:p>
     <w:p>
@@ -1014,7 +1014,7 @@
           <w:color w:val="666666"/>
           <w:sz w:val="18"/>
         </w:rPr>
-        <w:t>[사진 11] 피카소의 대형 발레 무대막(국내 첫 공개) ― 공간으로 만든 ‘첫인상’</w:t>
+        <w:t>[사진 11] 피카소 〈발레 ‘메르퀴르’를 위한 무대막〉, 1924 (폭 392cm·국내 첫 공개)</w:t>
       </w:r>
     </w:p>
     <w:p>
@@ -1040,7 +1040,7 @@
           <w:rFonts w:ascii="맑은 고딕" w:hAnsi="맑은 고딕" w:eastAsia="맑은 고딕"/>
           <w:sz w:val="21"/>
         </w:rPr>
-        <w:t>관람한 주요 작품을 양식의 흐름(탄생 → 분석 → 종합 → 오르피즘 → 확장)에 따라 조사·정리했다. 전시 캡션과 미술사 자료를 종합한 것으로, 사진으로 작품명을 단정하기 어려운 경우는 '추정' 또는 '캡션 기준'으로 표기했다.</w:t>
+        <w:t>관람한 주요 작품을 양식의 흐름(탄생 → 분석 → 종합 → 오르피즘 → 확장)에 따라 정리했다. 작품명·제작 시기·기법·소장 경위는 전시 현장 캡션을 직접 확인해 기록한 것이다.</w:t>
       </w:r>
     </w:p>
     <w:p>
@@ -1054,7 +1054,27 @@
           <w:color w:val="333333"/>
           <w:sz w:val="23"/>
         </w:rPr>
-        <w:t>3.1 큐비즘의 탄생 ― 피카소의 초기 두상 (사진 2~4)</w:t>
+        <w:t>3.1 큐비즘의 탄생 ― 피카소와 브라크 (사진 2·4)</w:t>
+      </w:r>
+    </w:p>
+    <w:p>
+      <w:pPr>
+        <w:spacing w:after="120" w:line="300" w:lineRule="auto"/>
+      </w:pPr>
+      <w:r>
+        <w:rPr>
+          <w:rFonts w:ascii="맑은 고딕" w:hAnsi="맑은 고딕" w:eastAsia="맑은 고딕"/>
+          <w:b/>
+          <w:sz w:val="21"/>
+        </w:rPr>
+        <w:t xml:space="preserve">· 피카소, 〈여인의 흉상(Bust of a Woman)〉 </w:t>
+      </w:r>
+      <w:r>
+        <w:rPr>
+          <w:rFonts w:ascii="맑은 고딕" w:hAnsi="맑은 고딕" w:eastAsia="맑은 고딕"/>
+          <w:sz w:val="21"/>
+        </w:rPr>
+        <w:t>1907년 6~7월, 캔버스에 유채, 66×59cm (1965년 구입). [사진 2]</w:t>
       </w:r>
     </w:p>
     <w:p>
@@ -1066,7 +1086,39 @@
           <w:rFonts w:ascii="맑은 고딕" w:hAnsi="맑은 고딕" w:eastAsia="맑은 고딕"/>
           <w:sz w:val="21"/>
         </w:rPr>
-        <w:t>파블로 피카소(1881~1973)는 조르주 브라크와 함께 1907~1908년 큐비즘을 창시했다. ‘큐비즘’이라는 이름 자체가 1908년 비평가 루이 보셀이 브라크의 풍경을 ‘작은 입방체(cube)’라 조롱한 데서 나왔다. 그 출발점이 1907년 〈아비뇽의 처녀들〉인데, 사진 2의 1907년 두상은 바로 그 시기, 얼굴을 아프리카 가면처럼 몇 개의 평면으로 환원하던 실험의 산물이다. 명암으로 부피를 만들던 전통을 버리고 ‘면의 각도’로 입체를 표현하기 시작한 이 전환이 이후 모든 큐비즘의 씨앗이 된다. 사진 3·4의 두상·인물은 그 실험이 더 진전돼, 하나의 얼굴에 정면과 측면이 동시에 보이도록 재구성한 단계를 보여준다.</w:t>
+        <w:t>파블로 피카소(1881~1973)는 조르주 브라크와 함께 1907~1908년 큐비즘을 창시했다. ‘큐비즘’이라는 이름 자체가 1908년 비평가 루이 보셀이 브라크의 풍경을 ‘작은 입방체(cube)’라 조롱한 데서 나왔다. 이 흉상은 큐비즘의 출발점이 된 〈아비뇽의 처녀들〉(1907) 왼쪽 인물들과 직접 연결되는 작품으로, 아프리카 가면과 원시미술에서 받은 영향 아래 얼굴을 몇 개의 평면으로 환원했다. 명암으로 부피를 만들던 전통을 버리고 ‘면의 각도’로 입체를 표현하기 시작한 이 전환이 이후 모든 큐비즘의 씨앗이 된다.</w:t>
+      </w:r>
+    </w:p>
+    <w:p>
+      <w:pPr>
+        <w:spacing w:after="120" w:line="300" w:lineRule="auto"/>
+      </w:pPr>
+      <w:r>
+        <w:rPr>
+          <w:rFonts w:ascii="맑은 고딕" w:hAnsi="맑은 고딕" w:eastAsia="맑은 고딕"/>
+          <w:b/>
+          <w:sz w:val="21"/>
+        </w:rPr>
+        <w:t xml:space="preserve">· 브라크, 〈큰 누드(Grand Nu / Large Nude)〉 </w:t>
+      </w:r>
+      <w:r>
+        <w:rPr>
+          <w:rFonts w:ascii="맑은 고딕" w:hAnsi="맑은 고딕" w:eastAsia="맑은 고딕"/>
+          <w:sz w:val="21"/>
+        </w:rPr>
+        <w:t>파리, 1907년 겨울~1908년 6월, 캔버스에 유채. [사진 4]</w:t>
+      </w:r>
+    </w:p>
+    <w:p>
+      <w:pPr>
+        <w:spacing w:after="120" w:line="300" w:lineRule="auto"/>
+      </w:pPr>
+      <w:r>
+        <w:rPr>
+          <w:rFonts w:ascii="맑은 고딕" w:hAnsi="맑은 고딕" w:eastAsia="맑은 고딕"/>
+          <w:sz w:val="21"/>
+        </w:rPr>
+        <w:t>인물화가 드문 브라크에게 예외적인 작품으로, 세잔의 〈목욕하는 여인들〉과 피카소의 원시주의 누드에서 동시에 영감을 받았다. 검은 윤곽선으로 묶인 묵직한 양감이 특징이며, 브라크의 이 실험이 다시 피카소에게 영향을 주며 두 사람이 큐비즘을 공동으로 밀고 나가던 정황을 보여준다.</w:t>
       </w:r>
     </w:p>
     <w:p>
@@ -1080,7 +1132,47 @@
           <w:color w:val="333333"/>
           <w:sz w:val="23"/>
         </w:rPr>
-        <w:t>3.2 분석적 큐비즘 ― 형태의 해체 (사진 5~6)</w:t>
+        <w:t>3.2 분석적 큐비즘 ― 형태의 해체 (사진 3·5)</w:t>
+      </w:r>
+    </w:p>
+    <w:p>
+      <w:pPr>
+        <w:spacing w:after="120" w:line="300" w:lineRule="auto"/>
+      </w:pPr>
+      <w:r>
+        <w:rPr>
+          <w:rFonts w:ascii="맑은 고딕" w:hAnsi="맑은 고딕" w:eastAsia="맑은 고딕"/>
+          <w:b/>
+          <w:sz w:val="21"/>
+        </w:rPr>
+        <w:t xml:space="preserve">· 피카소, 〈여인의 흉상(Bust of a Woman)〉 </w:t>
+      </w:r>
+      <w:r>
+        <w:rPr>
+          <w:rFonts w:ascii="맑은 고딕" w:hAnsi="맑은 고딕" w:eastAsia="맑은 고딕"/>
+          <w:sz w:val="21"/>
+        </w:rPr>
+        <w:t>파리, 1909~1910년 겨울, 캔버스에 유채, 73×60cm (루이즈·미셸 레리스 기증, 1984). [사진 3]</w:t>
+      </w:r>
+    </w:p>
+    <w:p>
+      <w:pPr>
+        <w:spacing w:after="120" w:line="300" w:lineRule="auto"/>
+      </w:pPr>
+      <w:r>
+        <w:rPr>
+          <w:rFonts w:ascii="맑은 고딕" w:hAnsi="맑은 고딕" w:eastAsia="맑은 고딕"/>
+          <w:b/>
+          <w:sz w:val="21"/>
+        </w:rPr>
+        <w:t xml:space="preserve">· 피카소, 〈안락의자에 앉은 여인(Woman Seated in an Armchair)〉 </w:t>
+      </w:r>
+      <w:r>
+        <w:rPr>
+          <w:rFonts w:ascii="맑은 고딕" w:hAnsi="맑은 고딕" w:eastAsia="맑은 고딕"/>
+          <w:sz w:val="21"/>
+        </w:rPr>
+        <w:t>파리, 1910년 봄, 캔버스에 유채, 100×73cm (조르주 살 유증, 1967). 모델은 동반자 페르낭드 올리비에. [사진 5]</w:t>
       </w:r>
     </w:p>
     <w:p>
@@ -1092,7 +1184,7 @@
           <w:rFonts w:ascii="맑은 고딕" w:hAnsi="맑은 고딕" w:eastAsia="맑은 고딕"/>
           <w:sz w:val="21"/>
         </w:rPr>
-        <w:t>1909~1912년의 ‘분석적 큐비즘’ 시기에 피카소와 브라크는 대상을 잘게 쪼개 여러 시점을 한 화면에 겹쳐 놓았고, 색은 갈색·회색의 단색조로 절제했다. 색채라는 ‘방해물’을 걷어내고 오직 형태의 구조만 탐구하기 위해서였다. 사진 5·6의 회색 화면이 그 전형으로, 인물·악기·정물의 윤곽이 거의 식별 불가능한 추상의 문턱까지 분해돼 있다. 후대에 미친 영향이 가장 큰, 큐비즘의 가장 급진적인 국면이다.</w:t>
+        <w:t>1909~1912년의 ‘분석적 큐비즘’ 시기에 피카소와 브라크는 대상을 잘게 쪼개 여러 시점을 한 화면에 겹쳐 놓았고, 색은 갈색·회색의 단색조로 절제했다. 색채라는 ‘방해물’을 걷어내고 오직 형태의 구조만 탐구하기 위해서였다. 위 두 작품이 그 전형으로, 인물의 윤곽이 명암이 교차하는 작은 면(평행육면체)들로 분해돼 거의 식별 불가능한 추상의 문턱까지 나아간다. 큐비즘의 가장 급진적인 국면이다.</w:t>
       </w:r>
     </w:p>
     <w:p>
@@ -1116,9 +1208,29 @@
       <w:r>
         <w:rPr>
           <w:rFonts w:ascii="맑은 고딕" w:hAnsi="맑은 고딕" w:eastAsia="맑은 고딕"/>
+          <w:b/>
           <w:sz w:val="21"/>
         </w:rPr>
-        <w:t>분석적 큐비즘이 추상에 지나치게 가까워지자, 1912년경 피카소와 브라크는 화면에 신문지·벽지·악보 같은 실제 종이를 붙이는 ‘파피에 콜레(papier collé)’와 콜라주를 도입했다. 이로써 색과 패턴, 알아볼 수 있는 기호가 화면으로 돌아왔다 ― 이것이 ‘종합적 큐비즘’이다. 해체에서 재구성으로 방향을 튼 것이다. 사진 7의 점묘·문양·패턴이 결합된 화면이 이 단계의 감각을 보여준다.</w:t>
+        <w:t xml:space="preserve">· 피카소, 〈소녀의 초상(Portrait of a Young Girl)〉 </w:t>
+      </w:r>
+      <w:r>
+        <w:rPr>
+          <w:rFonts w:ascii="맑은 고딕" w:hAnsi="맑은 고딕" w:eastAsia="맑은 고딕"/>
+          <w:sz w:val="21"/>
+        </w:rPr>
+        <w:t>아비뇽, 1914년 7~8월, 캔버스에 유채, 130×96.5cm (조르주 살 유증, 1967). 모델은 연인 에바 구엘. [사진 7]</w:t>
+      </w:r>
+    </w:p>
+    <w:p>
+      <w:pPr>
+        <w:spacing w:after="120" w:line="300" w:lineRule="auto"/>
+      </w:pPr>
+      <w:r>
+        <w:rPr>
+          <w:rFonts w:ascii="맑은 고딕" w:hAnsi="맑은 고딕" w:eastAsia="맑은 고딕"/>
+          <w:sz w:val="21"/>
+        </w:rPr>
+        <w:t>분석적 큐비즘이 추상에 지나치게 가까워지자, 1912년경 피카소와 브라크는 화면에 신문지·벽지를 붙이는 ‘파피에 콜레’와 콜라주를 도입해 색과 알아볼 수 있는 기호를 되살렸다 ― 이것이 ‘종합적 큐비즘’이다. 이 작품은 그중에서도 색점(點)을 흩뿌린 ‘점묘적’ 국면을 대표한다. 초록 배경 위에 삼각형·사각형 색면으로 세운 인물, 깃털 보아·대리석 결·직물·굽도리 몰딩을 흉내 낸 트롱프뢰유, 그리고 무수한 색점이 어우러져 장식적 풍요로움을 보여준다. 해체에서 재구성으로 방향을 튼 단계다.</w:t>
       </w:r>
     </w:p>
     <w:p>
@@ -1132,7 +1244,27 @@
           <w:color w:val="333333"/>
           <w:sz w:val="23"/>
         </w:rPr>
-        <w:t>3.4 오르피즘 ― 소니아 들로네와 ‘색채의 큐비즘’ (사진 8~9)</w:t>
+        <w:t>3.4 오르피즘 ― 소니아 들로네 〈전기 프리즘〉 (사진 8·9)</w:t>
+      </w:r>
+    </w:p>
+    <w:p>
+      <w:pPr>
+        <w:spacing w:after="120" w:line="300" w:lineRule="auto"/>
+      </w:pPr>
+      <w:r>
+        <w:rPr>
+          <w:rFonts w:ascii="맑은 고딕" w:hAnsi="맑은 고딕" w:eastAsia="맑은 고딕"/>
+          <w:b/>
+          <w:sz w:val="21"/>
+        </w:rPr>
+        <w:t xml:space="preserve">· 소니아 들로네, 〈전기 프리즘(Prismes électriques / Electric Prisms)〉 </w:t>
+      </w:r>
+      <w:r>
+        <w:rPr>
+          <w:rFonts w:ascii="맑은 고딕" w:hAnsi="맑은 고딕" w:eastAsia="맑은 고딕"/>
+          <w:sz w:val="21"/>
+        </w:rPr>
+        <w:t>1914, 캔버스에 유채. [사진 8·9]</w:t>
       </w:r>
     </w:p>
     <w:p>
@@ -1144,7 +1276,7 @@
           <w:rFonts w:ascii="맑은 고딕" w:hAnsi="맑은 고딕" w:eastAsia="맑은 고딕"/>
           <w:sz w:val="21"/>
         </w:rPr>
-        <w:t>소니아 들로네(1885~1979)는 남편 로베르 들로네와 함께, 형태 해체에 집중한 본류 큐비즘에서 갈라져 나와 ‘색채와 빛의 리듬’을 추구했다. 아폴리네르는 이 경향을 음악의 신 오르페우스에 빗대어 ‘오르피즘(Orphic Cubism)’이라 불렀다. 동심원과 곡면이 부딪히며 만들어내는 색의 리듬이 특징이다. 퐁피두가 소장한 소니아의 대표작은 〈전기 프리즘(Prismes électriques)〉(1914)이며, 사진 8·9의 원형 색채 추상은 서명·연도로 보아 1930년대의 ‘리듬(Rythme)’ 계열로 추정된다. 회화에 머물지 않고 직물·패션·무대·디자인으로 색채 이론을 확장한 점에서, 순수미술과 응용미술의 경계를 허문 선구자로 평가된다 ― 마케팅·디자인 관점에서 특히 주목할 이력이다.</w:t>
+        <w:t>소니아 들로네(1885~1979)는 남편 로베르 들로네와 함께, 형태 해체에 집중한 본류 큐비즘에서 갈라져 나와 ‘색채와 빛의 리듬’을 추구했다. 아폴리네르는 이 경향을 음악의 신 오르페우스에 빗대어 ‘오르피즘(Orphic Cubism)’이라 불렀다. 〈전기 프리즘〉은 파리 거리에 새로 등장한 전기 가로등 불빛이 부서지는 인상을 동심원의 색 리듬으로 옮긴 그의 대표작이다. 회화에 머물지 않고 직물·패션·무대·디자인으로 색채 이론을 확장한 점에서, 순수미술과 응용미술의 경계를 허문 선구자로 평가된다 ― 디자인·브랜딩 관점에서 특히 주목할 이력이다.</w:t>
       </w:r>
     </w:p>
     <w:p>
@@ -1158,7 +1290,27 @@
           <w:color w:val="333333"/>
           <w:sz w:val="23"/>
         </w:rPr>
-        <w:t>3.5 조르주 야쿨로프 〈Bull〉 (사진 10)</w:t>
+        <w:t>3.5 큐비즘의 확장 ― 야쿨로프 〈경주 마차〉 (사진 10)</w:t>
+      </w:r>
+    </w:p>
+    <w:p>
+      <w:pPr>
+        <w:spacing w:after="120" w:line="300" w:lineRule="auto"/>
+      </w:pPr>
+      <w:r>
+        <w:rPr>
+          <w:rFonts w:ascii="맑은 고딕" w:hAnsi="맑은 고딕" w:eastAsia="맑은 고딕"/>
+          <w:b/>
+          <w:sz w:val="21"/>
+        </w:rPr>
+        <w:t xml:space="preserve">· 조르주 야쿨로프(Georges Yakoulov), 〈경주 마차(Sulky)〉 </w:t>
+      </w:r>
+      <w:r>
+        <w:rPr>
+          <w:rFonts w:ascii="맑은 고딕" w:hAnsi="맑은 고딕" w:eastAsia="맑은 고딕"/>
+          <w:sz w:val="21"/>
+        </w:rPr>
+        <w:t>1919, 목판에 유채, 102.5×160cm (라파엘 케뤼미앙 기증, 1971). [사진 10]</w:t>
       </w:r>
     </w:p>
     <w:p>
@@ -1170,7 +1322,7 @@
           <w:rFonts w:ascii="맑은 고딕" w:hAnsi="맑은 고딕" w:eastAsia="맑은 고딕"/>
           <w:sz w:val="21"/>
         </w:rPr>
-        <w:t>조르주(게오르기) 야쿨로프(1884~1928)는 아르메니아계 러시아 화가·무대미술가로, 파리와 모스크바를 오가며 큐비즘·미래주의의 어휘를 러시아 아방가르드에 전한 인물이다. 1917년 모스크바 ‘카페 피토레스크’의 실내 장식으로 유명하다. 캡션상 〈Bull〉(패널에 유채, Asphodel Foundation 기증)로 표기된 이 작품은, 질주하는 황소를 큐비즘·미래주의식 동세(動勢)로 분해해 속도와 힘을 표현한다. 본류 큐비즘이 정물·인물에 집중한 데 비해, 큐비즘 어휘가 러시아·동유럽으로 퍼지며 ‘운동’의 표현으로 변주된 사례다.</w:t>
+        <w:t>야쿨로프(트빌리시 1882 ~ 예레반 1928)는 아르메니아계 러시아 화가·무대미술가로, 파리와 모스크바를 오가며 큐비즘·미래주의의 어휘를 러시아 아방가르드에 전한 인물이다(1917년 모스크바 ‘카페 피토레스크’ 실내 장식으로 유명). 〈경주 마차〉는 질주하는 경주용 마차(설키)와 말의 움직임을 큐비즘·미래주의식 동세(動勢)로 분해해 속도와 힘을 표현한다. 본류 큐비즘이 정물·인물에 집중한 데 비해, 큐비즘 어휘가 러시아·동유럽으로 퍼지며 ‘운동’의 표현으로 변주된 사례다.</w:t>
       </w:r>
     </w:p>
     <w:p>
@@ -1184,7 +1336,27 @@
           <w:color w:val="333333"/>
           <w:sz w:val="23"/>
         </w:rPr>
-        <w:t>3.6 피카소의 발레 무대막 ― 전시의 하이라이트 (사진 11)</w:t>
+        <w:t>3.6 전시의 하이라이트 ― 피카소의 발레 무대막 (사진 11)</w:t>
+      </w:r>
+    </w:p>
+    <w:p>
+      <w:pPr>
+        <w:spacing w:after="120" w:line="300" w:lineRule="auto"/>
+      </w:pPr>
+      <w:r>
+        <w:rPr>
+          <w:rFonts w:ascii="맑은 고딕" w:hAnsi="맑은 고딕" w:eastAsia="맑은 고딕"/>
+          <w:b/>
+          <w:sz w:val="21"/>
+        </w:rPr>
+        <w:t xml:space="preserve">· 피카소, 〈발레 ‘메르퀴르(Mercure)’를 위한 무대막〉 </w:t>
+      </w:r>
+      <w:r>
+        <w:rPr>
+          <w:rFonts w:ascii="맑은 고딕" w:hAnsi="맑은 고딕" w:eastAsia="맑은 고딕"/>
+          <w:sz w:val="21"/>
+        </w:rPr>
+        <w:t>1924, 폭 392cm. 몽마르트르 인근 라 시갈(La Cigale) 극장 공연을 위해 제작. 이번 전시 최대 작품이자 국내 첫 공개. [사진 11]</w:t>
       </w:r>
     </w:p>
     <w:p>
@@ -1196,7 +1368,7 @@
           <w:rFonts w:ascii="맑은 고딕" w:hAnsi="맑은 고딕" w:eastAsia="맑은 고딕"/>
           <w:sz w:val="21"/>
         </w:rPr>
-        <w:t>아트리움 중앙에 걸린 대형 작품은 피카소가 발레 공연을 위해 그린 무대막으로, 이번 전시의 하이라이트이자 국내 첫 공개다. 피카소는 1917년 〈파라드(Parade)〉를 시작으로 디아길레프의 발레 뤼스(Ballets Russes) 무대미술에 깊이 관여했고, 퐁피두가 소장한 대형 무대막(발레 〈메르퀴르(Mercure)〉, 1924 추정)이 그 대표적 산물이다. 회화가 미술관 액자를 벗어나 극장이라는 공공 공간으로 확장된 사례이자, 분석적 큐비즘의 해체를 지나 다시 인물의 윤곽이 또렷해진 피카소의 신고전주의적 변모도 함께 읽을 수 있다. 작품을 아트리움 중앙·고천장에 건 큐레이팅 자체가, 이 무대막의 ‘공간성’을 전시 동선의 첫 충격으로 활용한 영리한 선택이다.</w:t>
+        <w:t>아트리움 중앙에 걸린 이 무대막은 피카소가 1924년 발레 〈메르퀴르〉를 위해 그린 것이다. 그는 1917년 〈파라드(Parade)〉를 시작으로 디아길레프의 발레 뤼스 무대미술에 깊이 관여했는데, 악기를 든 할리퀸과 피에로를 단순하고 또렷한 윤곽으로 그린 이 무대막에서는 분석적 큐비즘의 해체를 지나 다시 인물이 또렷해진 피카소의 신고전주의적 변모가 읽힌다. 회화가 미술관 액자를 벗어나 극장이라는 공공 공간으로 확장된 사례이며, 이 대형 작품을 아트리움 중앙·고천장에 건 큐레이팅 자체가 무대막의 ‘공간성’을 전시 동선의 첫 충격으로 활용한 영리한 선택이다.</w:t>
       </w:r>
     </w:p>
     <w:p>
@@ -1338,7 +1510,7 @@
           <w:rFonts w:ascii="맑은 고딕" w:hAnsi="맑은 고딕" w:eastAsia="맑은 고딕"/>
           <w:sz w:val="21"/>
         </w:rPr>
-        <w:t>큐비즘 작품은 디테일을 더해서가 아니라, 본질만 남기고 덜어내서 강해진다. 피카소의 1907년 두상(사진 2)은 얼굴의 사실적 묘사를 포기한 대신 강렬해졌다. ‘개념의 예술’이라는 아폴리네르의 말은, 결국 ‘무엇을 그릴까’가 아니라 ‘무엇을 버릴까’의 예술이라는 뜻이다. 정보가 과잉인 시대에 메시지의 힘은 ‘얼마나 많이 담았는가’가 아니라 ‘무엇을 덜어낼 수 있었는가’에서 나온다. 산출물 리뷰 단계에 ‘무엇을 더 더할까’ 대신 ‘무엇을 더 뺄 수 있을까’라는 질문을 정식으로 넣는 것만으로도 결과물의 밀도는 달라질 것이다.</w:t>
+        <w:t>큐비즘 작품은 디테일을 더해서가 아니라, 본질만 남기고 덜어내서 강해진다. 피카소의 1907년 흉상(사진 2)은 얼굴의 사실적 묘사를 포기한 대신 강렬해졌다. ‘개념의 예술’이라는 아폴리네르의 말은, 결국 ‘무엇을 그릴까’가 아니라 ‘무엇을 버릴까’의 예술이라는 뜻이다. 정보가 과잉인 시대에 메시지의 힘은 ‘얼마나 많이 담았는가’가 아니라 ‘무엇을 덜어낼 수 있었는가’에서 나온다. 산출물 리뷰 단계에 ‘무엇을 더 더할까’ 대신 ‘무엇을 더 뺄 수 있을까’라는 질문을 정식으로 넣는 것만으로도 결과물의 밀도는 달라질 것이다.</w:t>
       </w:r>
     </w:p>
     <w:p>
@@ -1508,7 +1680,7 @@
           <w:color w:val="666666"/>
           <w:sz w:val="18"/>
         </w:rPr>
-        <w:t>현장 사진 11장은 본문에 삽입했다. (사진 1 도입 인용문 / 2 피카소 두상 / 3~6 분석적 큐비즘 / 7 종합적 큐비즘 / 8~9 들로네 색채 / 10 야쿨로프 〈Bull〉 / 11 아트리움 무대막)</w:t>
+        <w:t>현장 사진 11장은 본문에 삽입했다. (1 도입 인용문 / 2 피카소 〈여인의 흉상〉1907 / 3 피카소 〈여인의 흉상〉1909–10 / 4 브라크 〈큰 누드〉 / 5 피카소 〈안락의자에 앉은 여인〉 / 6 레제 〈결혼식〉 / 7 피카소 〈소녀의 초상〉 / 8·9 들로네 〈전기 프리즘〉 / 10 야쿨로프 〈경주 마차〉 / 11 피카소 〈메르퀴르 무대막〉)</w:t>
       </w:r>
     </w:p>
     <w:p>
